--- a/LAB5/LAB5_11THMT_1150080154_PhamMinhQuan.docx
+++ b/LAB5/LAB5_11THMT_1150080154_PhamMinhQuan.docx
@@ -2,15 +2,5155 @@
 <file path=word/document.xml><?xml version="1.0" encoding="utf-8"?>
 <w:document xmlns:wpc="http://schemas.microsoft.com/office/word/2010/wordprocessingCanvas" xmlns:cx="http://schemas.microsoft.com/office/drawing/2014/chartex" xmlns:cx1="http://schemas.microsoft.com/office/drawing/2015/9/8/chartex" xmlns:cx2="http://schemas.microsoft.com/office/drawing/2015/10/21/chartex" xmlns:cx3="http://schemas.microsoft.com/office/drawing/2016/5/9/chartex" xmlns:cx4="http://schemas.microsoft.com/office/drawing/2016/5/10/chartex" xmlns:cx5="http://schemas.microsoft.com/office/drawing/2016/5/11/chartex" xmlns:cx6="http://schemas.microsoft.com/office/drawing/2016/5/12/chartex" xmlns:cx7="http://schemas.microsoft.com/office/drawing/2016/5/13/chartex" xmlns:cx8="http://schemas.microsoft.com/office/drawing/2016/5/14/chartex" xmlns:mc="http://schemas.openxmlformats.org/markup-compatibility/2006" xmlns:aink="http://schemas.microsoft.com/office/drawing/2016/ink" xmlns:am3d="http://schemas.microsoft.com/office/drawing/2017/model3d" xmlns:o="urn:schemas-microsoft-com:office:office" xmlns:oel="http://schemas.microsoft.com/office/2019/extlst" xmlns:r="http://schemas.openxmlformats.org/officeDocument/2006/relationships" xmlns:m="http://schemas.openxmlformats.org/officeDocument/2006/math" xmlns:v="urn:schemas-microsoft-com:vml" xmlns:wp14="http://schemas.microsoft.com/office/word/2010/wordprocessingDrawing" xmlns:wp="http://schemas.openxmlformats.org/drawingml/2006/wordprocessingDrawing" xmlns:w10="urn:schemas-microsoft-com:office:word" xmlns:w="http://schemas.openxmlformats.org/wordprocessingml/2006/main" xmlns:w14="http://schemas.microsoft.com/office/word/2010/wordml" xmlns:w15="http://schemas.microsoft.com/office/word/2012/wordml" xmlns:w16cex="http://schemas.microsoft.com/office/word/2018/wordml/cex" xmlns:w16cid="http://schemas.microsoft.com/office/word/2016/wordml/cid" xmlns:w16="http://schemas.microsoft.com/office/word/2018/wordml" xmlns:w16du="http://schemas.microsoft.com/office/word/2023/wordml/word16du" xmlns:w16sdtdh="http://schemas.microsoft.com/office/word/2020/wordml/sdtdatahash" xmlns:w16sdtfl="http://schemas.microsoft.com/office/word/2024/wordml/sdtformatlock" xmlns:w16se="http://schemas.microsoft.com/office/word/2015/wordml/symex" xmlns:wpg="http://schemas.microsoft.com/office/word/2010/wordprocessingGroup" xmlns:wpi="http://schemas.microsoft.com/office/word/2010/wordprocessingInk" xmlns:wne="http://schemas.microsoft.com/office/word/2006/wordml" xmlns:wps="http://schemas.microsoft.com/office/word/2010/wordprocessingShape" mc:Ignorable="w14 w15 w16se w16cid w16 w16cex w16sdtdh w16sdtfl w16du wp14">
   <w:body>
-    <w:p/>
+    <w:p>
+      <w:pPr>
+        <w:rPr>
+          <w:sz w:val="26"/>
+          <w:szCs w:val="26"/>
+          <w:lang w:val="en-US"/>
+        </w:rPr>
+      </w:pPr>
+      <w:proofErr w:type="spellStart"/>
+      <w:r>
+        <w:rPr>
+          <w:b/>
+          <w:bCs/>
+          <w:sz w:val="28"/>
+          <w:szCs w:val="28"/>
+          <w:lang w:val="en-US"/>
+        </w:rPr>
+        <w:t>Toàn</w:t>
+      </w:r>
+      <w:proofErr w:type="spellEnd"/>
+      <w:r>
+        <w:rPr>
+          <w:b/>
+          <w:bCs/>
+          <w:sz w:val="28"/>
+          <w:szCs w:val="28"/>
+          <w:lang w:val="en-US"/>
+        </w:rPr>
+        <w:t xml:space="preserve"> </w:t>
+      </w:r>
+      <w:proofErr w:type="spellStart"/>
+      <w:r>
+        <w:rPr>
+          <w:b/>
+          <w:bCs/>
+          <w:sz w:val="28"/>
+          <w:szCs w:val="28"/>
+          <w:lang w:val="en-US"/>
+        </w:rPr>
+        <w:t>bộ</w:t>
+      </w:r>
+      <w:proofErr w:type="spellEnd"/>
+      <w:r>
+        <w:rPr>
+          <w:b/>
+          <w:bCs/>
+          <w:sz w:val="28"/>
+          <w:szCs w:val="28"/>
+          <w:lang w:val="en-US"/>
+        </w:rPr>
+        <w:t xml:space="preserve"> </w:t>
+      </w:r>
+      <w:proofErr w:type="spellStart"/>
+      <w:r>
+        <w:rPr>
+          <w:b/>
+          <w:bCs/>
+          <w:sz w:val="28"/>
+          <w:szCs w:val="28"/>
+          <w:lang w:val="en-US"/>
+        </w:rPr>
+        <w:t>quá</w:t>
+      </w:r>
+      <w:proofErr w:type="spellEnd"/>
+      <w:r>
+        <w:rPr>
+          <w:b/>
+          <w:bCs/>
+          <w:sz w:val="28"/>
+          <w:szCs w:val="28"/>
+          <w:lang w:val="en-US"/>
+        </w:rPr>
+        <w:t xml:space="preserve"> </w:t>
+      </w:r>
+      <w:proofErr w:type="spellStart"/>
+      <w:r>
+        <w:rPr>
+          <w:b/>
+          <w:bCs/>
+          <w:sz w:val="28"/>
+          <w:szCs w:val="28"/>
+          <w:lang w:val="en-US"/>
+        </w:rPr>
+        <w:t>trình</w:t>
+      </w:r>
+      <w:proofErr w:type="spellEnd"/>
+      <w:r>
+        <w:rPr>
+          <w:b/>
+          <w:bCs/>
+          <w:sz w:val="28"/>
+          <w:szCs w:val="28"/>
+          <w:lang w:val="en-US"/>
+        </w:rPr>
+        <w:t xml:space="preserve"> </w:t>
+      </w:r>
+      <w:proofErr w:type="spellStart"/>
+      <w:r>
+        <w:rPr>
+          <w:b/>
+          <w:bCs/>
+          <w:sz w:val="28"/>
+          <w:szCs w:val="28"/>
+          <w:lang w:val="en-US"/>
+        </w:rPr>
+        <w:t>thực</w:t>
+      </w:r>
+      <w:proofErr w:type="spellEnd"/>
+      <w:r>
+        <w:rPr>
+          <w:b/>
+          <w:bCs/>
+          <w:sz w:val="28"/>
+          <w:szCs w:val="28"/>
+          <w:lang w:val="en-US"/>
+        </w:rPr>
+        <w:t xml:space="preserve"> </w:t>
+      </w:r>
+      <w:proofErr w:type="spellStart"/>
+      <w:r>
+        <w:rPr>
+          <w:b/>
+          <w:bCs/>
+          <w:sz w:val="28"/>
+          <w:szCs w:val="28"/>
+          <w:lang w:val="en-US"/>
+        </w:rPr>
+        <w:t>hiện</w:t>
+      </w:r>
+      <w:proofErr w:type="spellEnd"/>
+      <w:r>
+        <w:rPr>
+          <w:b/>
+          <w:bCs/>
+          <w:sz w:val="28"/>
+          <w:szCs w:val="28"/>
+          <w:lang w:val="en-US"/>
+        </w:rPr>
+        <w:t>:</w:t>
+      </w:r>
+      <w:r>
+        <w:rPr>
+          <w:b/>
+          <w:bCs/>
+          <w:sz w:val="28"/>
+          <w:szCs w:val="28"/>
+          <w:lang w:val="en-US"/>
+        </w:rPr>
+        <w:t xml:space="preserve"> </w:t>
+      </w:r>
+      <w:r>
+        <w:rPr>
+          <w:sz w:val="26"/>
+          <w:szCs w:val="26"/>
+        </w:rPr>
+        <w:t>https://youtu.be/ZdX3I0PNqGk</w:t>
+      </w:r>
+    </w:p>
+    <w:p>
+      <w:pPr>
+        <w:rPr>
+          <w:b/>
+          <w:bCs/>
+          <w:sz w:val="32"/>
+          <w:szCs w:val="32"/>
+        </w:rPr>
+      </w:pPr>
+      <w:r>
+        <w:rPr>
+          <w:b/>
+          <w:bCs/>
+          <w:sz w:val="32"/>
+          <w:szCs w:val="32"/>
+        </w:rPr>
+        <w:t>Cấu hình nền tảng</w:t>
+      </w:r>
+    </w:p>
+    <w:p>
+      <w:pPr>
+        <w:rPr>
+          <w:b/>
+          <w:bCs/>
+          <w:sz w:val="26"/>
+          <w:szCs w:val="26"/>
+        </w:rPr>
+      </w:pPr>
+      <w:r>
+        <w:rPr>
+          <w:b/>
+          <w:bCs/>
+          <w:sz w:val="26"/>
+          <w:szCs w:val="26"/>
+        </w:rPr>
+        <w:t>1</w:t>
+      </w:r>
+      <w:r>
+        <w:rPr>
+          <w:b/>
+          <w:bCs/>
+          <w:sz w:val="26"/>
+          <w:szCs w:val="26"/>
+          <w:lang w:val="en-US"/>
+        </w:rPr>
+        <w:t>.</w:t>
+      </w:r>
+      <w:r>
+        <w:rPr>
+          <w:b/>
+          <w:bCs/>
+          <w:sz w:val="26"/>
+          <w:szCs w:val="26"/>
+        </w:rPr>
+        <w:t xml:space="preserve"> Máy ảo pfSense và ba card mạng</w:t>
+      </w:r>
+    </w:p>
+    <w:p>
+      <w:pPr>
+        <w:rPr>
+          <w:lang w:val="en-US"/>
+        </w:rPr>
+      </w:pPr>
+      <w:r>
+        <w:t>Máy ảo pfSense có ba adapter: WAN ở chế độ Bridged, LAN ở mạng Custom và DMZ ở LAN Segment. Đối chiếu console để xác nhận đúng interface và prefix</w:t>
+      </w:r>
+      <w:r>
+        <w:rPr>
+          <w:lang w:val="en-US"/>
+        </w:rPr>
+        <w:t>.</w:t>
+      </w:r>
+    </w:p>
+    <w:p>
+      <w:pPr>
+        <w:keepNext/>
+        <w:spacing w:before="60" w:after="60"/>
+        <w:jc w:val="center"/>
+      </w:pPr>
+      <w:r>
+        <w:rPr>
+          <w:noProof/>
+        </w:rPr>
+        <w:drawing>
+          <wp:inline distT="0" distB="0" distL="0" distR="0" wp14:anchorId="424C2291" wp14:editId="7DD6EF43">
+            <wp:extent cx="5760000" cy="3251803"/>
+            <wp:effectExtent l="0" t="0" r="0" b="0"/>
+            <wp:docPr id="1" name="Picture 1" descr="Thông số máy ảo và ba network adapter của pfSense; mốc video 00:15:00"/>
+            <wp:cNvGraphicFramePr>
+              <a:graphicFrameLocks xmlns:a="http://schemas.openxmlformats.org/drawingml/2006/main" noChangeAspect="1"/>
+            </wp:cNvGraphicFramePr>
+            <a:graphic xmlns:a="http://schemas.openxmlformats.org/drawingml/2006/main">
+              <a:graphicData uri="http://schemas.openxmlformats.org/drawingml/2006/picture">
+                <pic:pic xmlns:pic="http://schemas.openxmlformats.org/drawingml/2006/picture">
+                  <pic:nvPicPr>
+                    <pic:cNvPr id="0" name="Hinh_01_00-15-00.png"/>
+                    <pic:cNvPicPr/>
+                  </pic:nvPicPr>
+                  <pic:blipFill>
+                    <a:blip r:embed="rId6"/>
+                    <a:stretch>
+                      <a:fillRect/>
+                    </a:stretch>
+                  </pic:blipFill>
+                  <pic:spPr>
+                    <a:xfrm>
+                      <a:off x="0" y="0"/>
+                      <a:ext cx="5760000" cy="3251803"/>
+                    </a:xfrm>
+                    <a:prstGeom prst="rect">
+                      <a:avLst/>
+                    </a:prstGeom>
+                  </pic:spPr>
+                </pic:pic>
+              </a:graphicData>
+            </a:graphic>
+          </wp:inline>
+        </w:drawing>
+      </w:r>
+    </w:p>
+    <w:p>
+      <w:pPr>
+        <w:pStyle w:val="Caption1"/>
+        <w:jc w:val="center"/>
+      </w:pPr>
+      <w:r>
+        <w:t>Hình 1. Thông số máy ảo và ba network adapter của pfSense.</w:t>
+      </w:r>
+    </w:p>
+    <w:p>
+      <w:pPr>
+        <w:keepNext/>
+        <w:spacing w:before="60" w:after="60"/>
+        <w:jc w:val="center"/>
+      </w:pPr>
+      <w:r>
+        <w:rPr>
+          <w:noProof/>
+        </w:rPr>
+        <w:drawing>
+          <wp:inline distT="0" distB="0" distL="0" distR="0" wp14:anchorId="39A5CE55" wp14:editId="28E9696C">
+            <wp:extent cx="5760000" cy="3226556"/>
+            <wp:effectExtent l="0" t="0" r="0" b="0"/>
+            <wp:docPr id="2" name="Picture 2" descr="Console pfSense 2.7.2 và địa chỉ WAN LAN OPT1; mốc video 02:04:00"/>
+            <wp:cNvGraphicFramePr>
+              <a:graphicFrameLocks xmlns:a="http://schemas.openxmlformats.org/drawingml/2006/main" noChangeAspect="1"/>
+            </wp:cNvGraphicFramePr>
+            <a:graphic xmlns:a="http://schemas.openxmlformats.org/drawingml/2006/main">
+              <a:graphicData uri="http://schemas.openxmlformats.org/drawingml/2006/picture">
+                <pic:pic xmlns:pic="http://schemas.openxmlformats.org/drawingml/2006/picture">
+                  <pic:nvPicPr>
+                    <pic:cNvPr id="0" name="Hinh_02_02-04-00.png"/>
+                    <pic:cNvPicPr/>
+                  </pic:nvPicPr>
+                  <pic:blipFill>
+                    <a:blip r:embed="rId7"/>
+                    <a:stretch>
+                      <a:fillRect/>
+                    </a:stretch>
+                  </pic:blipFill>
+                  <pic:spPr>
+                    <a:xfrm>
+                      <a:off x="0" y="0"/>
+                      <a:ext cx="5760000" cy="3226556"/>
+                    </a:xfrm>
+                    <a:prstGeom prst="rect">
+                      <a:avLst/>
+                    </a:prstGeom>
+                  </pic:spPr>
+                </pic:pic>
+              </a:graphicData>
+            </a:graphic>
+          </wp:inline>
+        </w:drawing>
+      </w:r>
+    </w:p>
+    <w:p>
+      <w:pPr>
+        <w:pStyle w:val="Caption1"/>
+        <w:jc w:val="center"/>
+      </w:pPr>
+      <w:r>
+        <w:t>Hình 2. Console pfSense 2.7.2 và địa chỉ WAN LAN OPT1.</w:t>
+      </w:r>
+    </w:p>
+    <w:p>
+      <w:pPr>
+        <w:rPr>
+          <w:lang w:val="en-US"/>
+        </w:rPr>
+      </w:pPr>
+      <w:r>
+        <w:t>Console xác nhận WAN em0 nhận DHCP 192.168.100.127/24, LAN em1 dùng 10.0.0.1/8 và OPT1 em2 dùng 172.16.0.1/16. Ba mạng IPv4 không chồng lấn.</w:t>
+      </w:r>
+    </w:p>
+    <w:p>
+      <w:pPr>
+        <w:rPr>
+          <w:lang w:val="en-US"/>
+        </w:rPr>
+      </w:pPr>
+    </w:p>
+    <w:p>
+      <w:pPr>
+        <w:rPr>
+          <w:lang w:val="en-US"/>
+        </w:rPr>
+      </w:pPr>
+    </w:p>
+    <w:p>
+      <w:pPr>
+        <w:rPr>
+          <w:b/>
+          <w:bCs/>
+          <w:sz w:val="26"/>
+          <w:szCs w:val="26"/>
+        </w:rPr>
+      </w:pPr>
+      <w:r>
+        <w:rPr>
+          <w:b/>
+          <w:bCs/>
+          <w:sz w:val="26"/>
+          <w:szCs w:val="26"/>
+        </w:rPr>
+        <w:lastRenderedPageBreak/>
+        <w:t>2</w:t>
+      </w:r>
+      <w:r>
+        <w:rPr>
+          <w:b/>
+          <w:bCs/>
+          <w:sz w:val="26"/>
+          <w:szCs w:val="26"/>
+          <w:lang w:val="en-US"/>
+        </w:rPr>
+        <w:t>.</w:t>
+      </w:r>
+      <w:r>
+        <w:rPr>
+          <w:b/>
+          <w:bCs/>
+          <w:sz w:val="26"/>
+          <w:szCs w:val="26"/>
+        </w:rPr>
+        <w:t xml:space="preserve"> Truy cập giao diện quản trị và kiểm tra interface</w:t>
+      </w:r>
+    </w:p>
+    <w:p>
+      <w:pPr>
+        <w:keepNext/>
+        <w:spacing w:before="60" w:after="60"/>
+        <w:jc w:val="center"/>
+      </w:pPr>
+      <w:r>
+        <w:rPr>
+          <w:noProof/>
+        </w:rPr>
+        <w:drawing>
+          <wp:inline distT="0" distB="0" distL="0" distR="0" wp14:anchorId="2A365246" wp14:editId="00FF14AF">
+            <wp:extent cx="5400000" cy="1458621"/>
+            <wp:effectExtent l="0" t="0" r="0" b="0"/>
+            <wp:docPr id="4" name="Picture 4" descr="Các interface WAN LAN OPT1 đều đang hoạt động; mốc video 00:31:00"/>
+            <wp:cNvGraphicFramePr>
+              <a:graphicFrameLocks xmlns:a="http://schemas.openxmlformats.org/drawingml/2006/main" noChangeAspect="1"/>
+            </wp:cNvGraphicFramePr>
+            <a:graphic xmlns:a="http://schemas.openxmlformats.org/drawingml/2006/main">
+              <a:graphicData uri="http://schemas.openxmlformats.org/drawingml/2006/picture">
+                <pic:pic xmlns:pic="http://schemas.openxmlformats.org/drawingml/2006/picture">
+                  <pic:nvPicPr>
+                    <pic:cNvPr id="0" name="Hinh_04_00-31-00.png"/>
+                    <pic:cNvPicPr/>
+                  </pic:nvPicPr>
+                  <pic:blipFill>
+                    <a:blip r:embed="rId8"/>
+                    <a:stretch>
+                      <a:fillRect/>
+                    </a:stretch>
+                  </pic:blipFill>
+                  <pic:spPr>
+                    <a:xfrm>
+                      <a:off x="0" y="0"/>
+                      <a:ext cx="5400000" cy="1458621"/>
+                    </a:xfrm>
+                    <a:prstGeom prst="rect">
+                      <a:avLst/>
+                    </a:prstGeom>
+                  </pic:spPr>
+                </pic:pic>
+              </a:graphicData>
+            </a:graphic>
+          </wp:inline>
+        </w:drawing>
+      </w:r>
+    </w:p>
+    <w:p>
+      <w:pPr>
+        <w:pStyle w:val="Caption1"/>
+        <w:jc w:val="center"/>
+        <w:rPr>
+          <w:lang w:val="en-US"/>
+        </w:rPr>
+      </w:pPr>
+      <w:r>
+        <w:t xml:space="preserve">Hình </w:t>
+      </w:r>
+      <w:r>
+        <w:rPr>
+          <w:lang w:val="en-US"/>
+        </w:rPr>
+        <w:t>3</w:t>
+      </w:r>
+      <w:r>
+        <w:t>. Các interface WAN LAN OPT1 đều đang hoạt động</w:t>
+      </w:r>
+      <w:r>
+        <w:rPr>
+          <w:lang w:val="en-US"/>
+        </w:rPr>
+        <w:t>.</w:t>
+      </w:r>
+    </w:p>
+    <w:p>
+      <w:pPr>
+        <w:rPr>
+          <w:lang w:val="en-US"/>
+        </w:rPr>
+      </w:pPr>
+      <w:r>
+        <w:t>Widget Interfaces hiển thị WAN 192.168.100.127, LAN 10.0.0.1 và OPT1 172.16.0.1.</w:t>
+      </w:r>
+    </w:p>
+    <w:p>
+      <w:pPr>
+        <w:rPr>
+          <w:lang w:val="en-US"/>
+        </w:rPr>
+      </w:pPr>
+    </w:p>
+    <w:p>
+      <w:pPr>
+        <w:rPr>
+          <w:b/>
+          <w:bCs/>
+          <w:sz w:val="26"/>
+          <w:szCs w:val="26"/>
+          <w:lang w:val="en-US"/>
+        </w:rPr>
+      </w:pPr>
+      <w:r>
+        <w:rPr>
+          <w:b/>
+          <w:bCs/>
+          <w:sz w:val="26"/>
+          <w:szCs w:val="26"/>
+          <w:lang w:val="en-US"/>
+        </w:rPr>
+        <w:t>3</w:t>
+      </w:r>
+      <w:r>
+        <w:rPr>
+          <w:b/>
+          <w:bCs/>
+          <w:sz w:val="26"/>
+          <w:szCs w:val="26"/>
+          <w:lang w:val="en-US"/>
+        </w:rPr>
+        <w:t>.</w:t>
+      </w:r>
+      <w:r>
+        <w:rPr>
+          <w:b/>
+          <w:bCs/>
+          <w:sz w:val="26"/>
+          <w:szCs w:val="26"/>
+          <w:lang w:val="en-US"/>
+        </w:rPr>
+        <w:t xml:space="preserve"> </w:t>
+      </w:r>
+      <w:r>
+        <w:rPr>
+          <w:b/>
+          <w:bCs/>
+          <w:sz w:val="26"/>
+          <w:szCs w:val="26"/>
+        </w:rPr>
+        <w:t>Cấu hình Domain Controller và DNS</w:t>
+      </w:r>
+    </w:p>
+    <w:p>
+      <w:r>
+        <w:t>Máy Windows Server 2025 sử dụng IP tĩnh 10.0.0.2/8, gateway 10.0.0.1. Trình cấu hình AD DS chọn tạo forest mới vietnam.local. DNS Manager có địa chỉ Forwarder 8.8.8.8.</w:t>
+      </w:r>
+    </w:p>
+    <w:p>
+      <w:pPr>
+        <w:keepNext/>
+        <w:spacing w:before="60" w:after="60"/>
+        <w:jc w:val="center"/>
+      </w:pPr>
+      <w:r>
+        <w:rPr>
+          <w:noProof/>
+        </w:rPr>
+        <w:drawing>
+          <wp:inline distT="0" distB="0" distL="0" distR="0" wp14:anchorId="45C251EF" wp14:editId="4ACE2646">
+            <wp:extent cx="5760000" cy="1872883"/>
+            <wp:effectExtent l="0" t="0" r="0" b="0"/>
+            <wp:docPr id="5" name="Picture 5" descr="Kết quả ipconfig trên Windows Server; mốc video 00:23:05"/>
+            <wp:cNvGraphicFramePr>
+              <a:graphicFrameLocks xmlns:a="http://schemas.openxmlformats.org/drawingml/2006/main" noChangeAspect="1"/>
+            </wp:cNvGraphicFramePr>
+            <a:graphic xmlns:a="http://schemas.openxmlformats.org/drawingml/2006/main">
+              <a:graphicData uri="http://schemas.openxmlformats.org/drawingml/2006/picture">
+                <pic:pic xmlns:pic="http://schemas.openxmlformats.org/drawingml/2006/picture">
+                  <pic:nvPicPr>
+                    <pic:cNvPr id="0" name="Hinh_05_00-23-05.png"/>
+                    <pic:cNvPicPr/>
+                  </pic:nvPicPr>
+                  <pic:blipFill>
+                    <a:blip r:embed="rId9"/>
+                    <a:stretch>
+                      <a:fillRect/>
+                    </a:stretch>
+                  </pic:blipFill>
+                  <pic:spPr>
+                    <a:xfrm>
+                      <a:off x="0" y="0"/>
+                      <a:ext cx="5760000" cy="1872883"/>
+                    </a:xfrm>
+                    <a:prstGeom prst="rect">
+                      <a:avLst/>
+                    </a:prstGeom>
+                  </pic:spPr>
+                </pic:pic>
+              </a:graphicData>
+            </a:graphic>
+          </wp:inline>
+        </w:drawing>
+      </w:r>
+    </w:p>
+    <w:p>
+      <w:pPr>
+        <w:pStyle w:val="Caption1"/>
+        <w:jc w:val="center"/>
+        <w:rPr>
+          <w:lang w:val="en-US"/>
+        </w:rPr>
+      </w:pPr>
+      <w:r>
+        <w:t xml:space="preserve">Hình </w:t>
+      </w:r>
+      <w:r>
+        <w:rPr>
+          <w:lang w:val="en-US"/>
+        </w:rPr>
+        <w:t>4</w:t>
+      </w:r>
+      <w:r>
+        <w:t>. Kết quả ipconfig trên Windows Server</w:t>
+      </w:r>
+      <w:r>
+        <w:rPr>
+          <w:lang w:val="en-US"/>
+        </w:rPr>
+        <w:t>.</w:t>
+      </w:r>
+    </w:p>
+    <w:p>
+      <w:pPr>
+        <w:keepNext/>
+        <w:spacing w:before="60" w:after="60"/>
+        <w:jc w:val="center"/>
+      </w:pPr>
+      <w:r>
+        <w:rPr>
+          <w:noProof/>
+        </w:rPr>
+        <w:drawing>
+          <wp:inline distT="0" distB="0" distL="0" distR="0" wp14:anchorId="619F2D36" wp14:editId="32964C08">
+            <wp:extent cx="5040000" cy="1441163"/>
+            <wp:effectExtent l="0" t="0" r="0" b="0"/>
+            <wp:docPr id="6" name="Picture 6" descr="Tạo forest mới vietnam.local trong AD DS; mốc video 00:49:50"/>
+            <wp:cNvGraphicFramePr>
+              <a:graphicFrameLocks xmlns:a="http://schemas.openxmlformats.org/drawingml/2006/main" noChangeAspect="1"/>
+            </wp:cNvGraphicFramePr>
+            <a:graphic xmlns:a="http://schemas.openxmlformats.org/drawingml/2006/main">
+              <a:graphicData uri="http://schemas.openxmlformats.org/drawingml/2006/picture">
+                <pic:pic xmlns:pic="http://schemas.openxmlformats.org/drawingml/2006/picture">
+                  <pic:nvPicPr>
+                    <pic:cNvPr id="0" name="Hinh_06_00-49-50.png"/>
+                    <pic:cNvPicPr/>
+                  </pic:nvPicPr>
+                  <pic:blipFill>
+                    <a:blip r:embed="rId10"/>
+                    <a:stretch>
+                      <a:fillRect/>
+                    </a:stretch>
+                  </pic:blipFill>
+                  <pic:spPr>
+                    <a:xfrm>
+                      <a:off x="0" y="0"/>
+                      <a:ext cx="5040000" cy="1441163"/>
+                    </a:xfrm>
+                    <a:prstGeom prst="rect">
+                      <a:avLst/>
+                    </a:prstGeom>
+                  </pic:spPr>
+                </pic:pic>
+              </a:graphicData>
+            </a:graphic>
+          </wp:inline>
+        </w:drawing>
+      </w:r>
+    </w:p>
+    <w:p>
+      <w:pPr>
+        <w:pStyle w:val="Caption1"/>
+        <w:jc w:val="center"/>
+        <w:rPr>
+          <w:lang w:val="en-US"/>
+        </w:rPr>
+      </w:pPr>
+      <w:r>
+        <w:t xml:space="preserve">Hình </w:t>
+      </w:r>
+      <w:r>
+        <w:rPr>
+          <w:lang w:val="en-US"/>
+        </w:rPr>
+        <w:t>5</w:t>
+      </w:r>
+      <w:r>
+        <w:t>. Tạo forest mới vietnam.local trong AD DS</w:t>
+      </w:r>
+      <w:r>
+        <w:rPr>
+          <w:lang w:val="en-US"/>
+        </w:rPr>
+        <w:t>.</w:t>
+      </w:r>
+    </w:p>
+    <w:p>
+      <w:pPr>
+        <w:keepNext/>
+        <w:spacing w:before="60" w:after="60"/>
+        <w:jc w:val="center"/>
+      </w:pPr>
+      <w:r>
+        <w:rPr>
+          <w:noProof/>
+        </w:rPr>
+        <w:lastRenderedPageBreak/>
+        <w:drawing>
+          <wp:inline distT="0" distB="0" distL="0" distR="0" wp14:anchorId="4AEF9976" wp14:editId="64DF1370">
+            <wp:extent cx="3600000" cy="3029434"/>
+            <wp:effectExtent l="0" t="0" r="0" b="0"/>
+            <wp:docPr id="7" name="Picture 7" descr="Địa chỉ 8.8.8.8 trong cửa sổ Edit Forwarders; mốc video 01:01:00"/>
+            <wp:cNvGraphicFramePr>
+              <a:graphicFrameLocks xmlns:a="http://schemas.openxmlformats.org/drawingml/2006/main" noChangeAspect="1"/>
+            </wp:cNvGraphicFramePr>
+            <a:graphic xmlns:a="http://schemas.openxmlformats.org/drawingml/2006/main">
+              <a:graphicData uri="http://schemas.openxmlformats.org/drawingml/2006/picture">
+                <pic:pic xmlns:pic="http://schemas.openxmlformats.org/drawingml/2006/picture">
+                  <pic:nvPicPr>
+                    <pic:cNvPr id="0" name="Hinh_07_01-01-00.png"/>
+                    <pic:cNvPicPr/>
+                  </pic:nvPicPr>
+                  <pic:blipFill>
+                    <a:blip r:embed="rId11"/>
+                    <a:stretch>
+                      <a:fillRect/>
+                    </a:stretch>
+                  </pic:blipFill>
+                  <pic:spPr>
+                    <a:xfrm>
+                      <a:off x="0" y="0"/>
+                      <a:ext cx="3600000" cy="3029434"/>
+                    </a:xfrm>
+                    <a:prstGeom prst="rect">
+                      <a:avLst/>
+                    </a:prstGeom>
+                  </pic:spPr>
+                </pic:pic>
+              </a:graphicData>
+            </a:graphic>
+          </wp:inline>
+        </w:drawing>
+      </w:r>
+    </w:p>
+    <w:p>
+      <w:pPr>
+        <w:pStyle w:val="Caption1"/>
+        <w:jc w:val="center"/>
+      </w:pPr>
+      <w:r>
+        <w:t xml:space="preserve">Hình </w:t>
+      </w:r>
+      <w:r>
+        <w:rPr>
+          <w:lang w:val="en-US"/>
+        </w:rPr>
+        <w:t>6</w:t>
+      </w:r>
+      <w:r>
+        <w:t>. Địa chỉ 8.8.8.8 trong cửa sổ Edit Forwarders.</w:t>
+      </w:r>
+    </w:p>
+    <w:p>
+      <w:pPr>
+        <w:rPr>
+          <w:lang w:val="en-US"/>
+        </w:rPr>
+      </w:pPr>
+    </w:p>
+    <w:p>
+      <w:pPr>
+        <w:rPr>
+          <w:b/>
+          <w:bCs/>
+          <w:sz w:val="26"/>
+          <w:szCs w:val="26"/>
+        </w:rPr>
+      </w:pPr>
+      <w:r>
+        <w:rPr>
+          <w:b/>
+          <w:bCs/>
+          <w:sz w:val="26"/>
+          <w:szCs w:val="26"/>
+        </w:rPr>
+        <w:t>4</w:t>
+      </w:r>
+      <w:r>
+        <w:rPr>
+          <w:b/>
+          <w:bCs/>
+          <w:sz w:val="26"/>
+          <w:szCs w:val="26"/>
+          <w:lang w:val="en-US"/>
+        </w:rPr>
+        <w:t>.</w:t>
+      </w:r>
+      <w:r>
+        <w:rPr>
+          <w:b/>
+          <w:bCs/>
+          <w:sz w:val="26"/>
+          <w:szCs w:val="26"/>
+        </w:rPr>
+        <w:t xml:space="preserve"> Địa chỉ DMZ và Outbound NAT</w:t>
+      </w:r>
+    </w:p>
+    <w:p>
+      <w:r>
+        <w:t>DMZ-Web đặt 172.16.0.2/16 và gateway 172.16.0.1. Ảnh cấu hình bên dưới chưa có DNS. Outbound NAT đang ở chế độ Automatic và có nguồn LAN 10.0.0.0/8, DMZ 172.16.0.0/16 dịch sang WAN address.</w:t>
+      </w:r>
+    </w:p>
+    <w:p>
+      <w:pPr>
+        <w:keepNext/>
+        <w:spacing w:before="60" w:after="60"/>
+        <w:jc w:val="center"/>
+      </w:pPr>
+      <w:r>
+        <w:rPr>
+          <w:noProof/>
+        </w:rPr>
+        <w:drawing>
+          <wp:inline distT="0" distB="0" distL="0" distR="0" wp14:anchorId="0D798673" wp14:editId="0A278FC5">
+            <wp:extent cx="2880000" cy="3267830"/>
+            <wp:effectExtent l="0" t="0" r="0" b="0"/>
+            <wp:docPr id="8" name="Picture 8" descr="IPv4 của DMZ-Web với DNS còn để trống; mốc video 01:13:00"/>
+            <wp:cNvGraphicFramePr>
+              <a:graphicFrameLocks xmlns:a="http://schemas.openxmlformats.org/drawingml/2006/main" noChangeAspect="1"/>
+            </wp:cNvGraphicFramePr>
+            <a:graphic xmlns:a="http://schemas.openxmlformats.org/drawingml/2006/main">
+              <a:graphicData uri="http://schemas.openxmlformats.org/drawingml/2006/picture">
+                <pic:pic xmlns:pic="http://schemas.openxmlformats.org/drawingml/2006/picture">
+                  <pic:nvPicPr>
+                    <pic:cNvPr id="0" name="Hinh_08_01-13-00.png"/>
+                    <pic:cNvPicPr/>
+                  </pic:nvPicPr>
+                  <pic:blipFill>
+                    <a:blip r:embed="rId12"/>
+                    <a:stretch>
+                      <a:fillRect/>
+                    </a:stretch>
+                  </pic:blipFill>
+                  <pic:spPr>
+                    <a:xfrm>
+                      <a:off x="0" y="0"/>
+                      <a:ext cx="2880000" cy="3267830"/>
+                    </a:xfrm>
+                    <a:prstGeom prst="rect">
+                      <a:avLst/>
+                    </a:prstGeom>
+                  </pic:spPr>
+                </pic:pic>
+              </a:graphicData>
+            </a:graphic>
+          </wp:inline>
+        </w:drawing>
+      </w:r>
+    </w:p>
+    <w:p>
+      <w:pPr>
+        <w:pStyle w:val="Caption1"/>
+        <w:jc w:val="center"/>
+      </w:pPr>
+      <w:r>
+        <w:t xml:space="preserve">Hình </w:t>
+      </w:r>
+      <w:r>
+        <w:rPr>
+          <w:lang w:val="en-US"/>
+        </w:rPr>
+        <w:t>7</w:t>
+      </w:r>
+      <w:r>
+        <w:t>. IPv4 của DMZ-Web với DNS còn để trống.</w:t>
+      </w:r>
+    </w:p>
+    <w:p>
+      <w:pPr>
+        <w:keepNext/>
+        <w:spacing w:before="60" w:after="60"/>
+        <w:jc w:val="center"/>
+      </w:pPr>
+      <w:r>
+        <w:rPr>
+          <w:noProof/>
+        </w:rPr>
+        <w:lastRenderedPageBreak/>
+        <w:drawing>
+          <wp:inline distT="0" distB="0" distL="0" distR="0" wp14:anchorId="2AC32F91" wp14:editId="1D048D98">
+            <wp:extent cx="6120000" cy="3252857"/>
+            <wp:effectExtent l="0" t="0" r="0" b="0"/>
+            <wp:docPr id="9" name="Picture 9" descr="Automatic Outbound NAT và các rule tự sinh; mốc video 01:29:00"/>
+            <wp:cNvGraphicFramePr>
+              <a:graphicFrameLocks xmlns:a="http://schemas.openxmlformats.org/drawingml/2006/main" noChangeAspect="1"/>
+            </wp:cNvGraphicFramePr>
+            <a:graphic xmlns:a="http://schemas.openxmlformats.org/drawingml/2006/main">
+              <a:graphicData uri="http://schemas.openxmlformats.org/drawingml/2006/picture">
+                <pic:pic xmlns:pic="http://schemas.openxmlformats.org/drawingml/2006/picture">
+                  <pic:nvPicPr>
+                    <pic:cNvPr id="0" name="Hinh_09_01-29-00.png"/>
+                    <pic:cNvPicPr/>
+                  </pic:nvPicPr>
+                  <pic:blipFill>
+                    <a:blip r:embed="rId13"/>
+                    <a:stretch>
+                      <a:fillRect/>
+                    </a:stretch>
+                  </pic:blipFill>
+                  <pic:spPr>
+                    <a:xfrm>
+                      <a:off x="0" y="0"/>
+                      <a:ext cx="6120000" cy="3252857"/>
+                    </a:xfrm>
+                    <a:prstGeom prst="rect">
+                      <a:avLst/>
+                    </a:prstGeom>
+                  </pic:spPr>
+                </pic:pic>
+              </a:graphicData>
+            </a:graphic>
+          </wp:inline>
+        </w:drawing>
+      </w:r>
+    </w:p>
+    <w:p>
+      <w:pPr>
+        <w:pStyle w:val="Caption1"/>
+        <w:jc w:val="center"/>
+      </w:pPr>
+      <w:r>
+        <w:t xml:space="preserve">Hình </w:t>
+      </w:r>
+      <w:r>
+        <w:rPr>
+          <w:lang w:val="en-US"/>
+        </w:rPr>
+        <w:t>8</w:t>
+      </w:r>
+      <w:r>
+        <w:t>. Automatic Outbound NAT và các rule tự sinh.</w:t>
+      </w:r>
+    </w:p>
+    <w:p>
+      <w:pPr>
+        <w:rPr>
+          <w:lang w:val="en-US"/>
+        </w:rPr>
+      </w:pPr>
+      <w:r>
+        <w:t>Outbound NAT dịch địa chỉ nguồn khi gói tin ra WAN; việc cho phép truy cập vẫn do firewall rule quyết định.</w:t>
+      </w:r>
+    </w:p>
+    <w:p>
+      <w:pPr>
+        <w:rPr>
+          <w:lang w:val="en-US"/>
+        </w:rPr>
+      </w:pPr>
+    </w:p>
+    <w:p>
+      <w:pPr>
+        <w:rPr>
+          <w:b/>
+          <w:bCs/>
+          <w:sz w:val="26"/>
+          <w:szCs w:val="26"/>
+        </w:rPr>
+      </w:pPr>
+      <w:r>
+        <w:rPr>
+          <w:b/>
+          <w:bCs/>
+          <w:sz w:val="26"/>
+          <w:szCs w:val="26"/>
+        </w:rPr>
+        <w:t>5</w:t>
+      </w:r>
+      <w:r>
+        <w:rPr>
+          <w:b/>
+          <w:bCs/>
+          <w:sz w:val="26"/>
+          <w:szCs w:val="26"/>
+          <w:lang w:val="en-US"/>
+        </w:rPr>
+        <w:t>.</w:t>
+      </w:r>
+      <w:r>
+        <w:rPr>
+          <w:b/>
+          <w:bCs/>
+          <w:sz w:val="26"/>
+          <w:szCs w:val="26"/>
+        </w:rPr>
+        <w:t xml:space="preserve"> Rule LAN nền tảng và phép thử khi bật</w:t>
+      </w:r>
+    </w:p>
+    <w:p>
+      <w:r>
+        <w:t xml:space="preserve">Trên Firewall &gt; Rules &gt; LAN, hai Default allow LAN to any (IPv4 và IPv6) bị Disable; Anti-Lockout Rule vẫn giữ để quản trị. Rule do </w:t>
+      </w:r>
+      <w:proofErr w:type="spellStart"/>
+      <w:r>
+        <w:rPr>
+          <w:lang w:val="en-US"/>
+        </w:rPr>
+        <w:t>tự</w:t>
+      </w:r>
+      <w:proofErr w:type="spellEnd"/>
+      <w:r>
+        <w:t xml:space="preserve"> tạo có mô tả LAN to Internet, protocol IPv4 Any, nguồn LAN subnets và đích Any.</w:t>
+      </w:r>
+    </w:p>
+    <w:p>
+      <w:pPr>
+        <w:keepNext/>
+        <w:spacing w:before="60" w:after="60"/>
+        <w:jc w:val="center"/>
+      </w:pPr>
+      <w:r>
+        <w:rPr>
+          <w:noProof/>
+        </w:rPr>
+        <w:drawing>
+          <wp:inline distT="0" distB="0" distL="0" distR="0" wp14:anchorId="52B8B15F" wp14:editId="12796959">
+            <wp:extent cx="6120000" cy="2431703"/>
+            <wp:effectExtent l="0" t="0" r="0" b="0"/>
+            <wp:docPr id="10" name="Picture 10" descr="Rule LAN to Internet bật và hai rule mặc định bị tắt; mốc video 01:46:10"/>
+            <wp:cNvGraphicFramePr>
+              <a:graphicFrameLocks xmlns:a="http://schemas.openxmlformats.org/drawingml/2006/main" noChangeAspect="1"/>
+            </wp:cNvGraphicFramePr>
+            <a:graphic xmlns:a="http://schemas.openxmlformats.org/drawingml/2006/main">
+              <a:graphicData uri="http://schemas.openxmlformats.org/drawingml/2006/picture">
+                <pic:pic xmlns:pic="http://schemas.openxmlformats.org/drawingml/2006/picture">
+                  <pic:nvPicPr>
+                    <pic:cNvPr id="0" name="Hinh_10_01-46-10.png"/>
+                    <pic:cNvPicPr/>
+                  </pic:nvPicPr>
+                  <pic:blipFill>
+                    <a:blip r:embed="rId14"/>
+                    <a:stretch>
+                      <a:fillRect/>
+                    </a:stretch>
+                  </pic:blipFill>
+                  <pic:spPr>
+                    <a:xfrm>
+                      <a:off x="0" y="0"/>
+                      <a:ext cx="6120000" cy="2431703"/>
+                    </a:xfrm>
+                    <a:prstGeom prst="rect">
+                      <a:avLst/>
+                    </a:prstGeom>
+                  </pic:spPr>
+                </pic:pic>
+              </a:graphicData>
+            </a:graphic>
+          </wp:inline>
+        </w:drawing>
+      </w:r>
+    </w:p>
+    <w:p>
+      <w:pPr>
+        <w:pStyle w:val="Caption1"/>
+        <w:jc w:val="center"/>
+      </w:pPr>
+      <w:r>
+        <w:t xml:space="preserve">Hình </w:t>
+      </w:r>
+      <w:r>
+        <w:rPr>
+          <w:lang w:val="en-US"/>
+        </w:rPr>
+        <w:t>9</w:t>
+      </w:r>
+      <w:r>
+        <w:t>. Rule LAN to Internet bật và hai rule mặc định bị tắt.</w:t>
+      </w:r>
+    </w:p>
+    <w:p>
+      <w:pPr>
+        <w:keepNext/>
+        <w:spacing w:before="60" w:after="60"/>
+        <w:jc w:val="center"/>
+      </w:pPr>
+      <w:r>
+        <w:rPr>
+          <w:noProof/>
+        </w:rPr>
+        <w:lastRenderedPageBreak/>
+        <w:drawing>
+          <wp:inline distT="0" distB="0" distL="0" distR="0" wp14:anchorId="56CB3B05" wp14:editId="4DA417CA">
+            <wp:extent cx="5760000" cy="2475992"/>
+            <wp:effectExtent l="0" t="0" r="0" b="0"/>
+            <wp:docPr id="11" name="Picture 11" descr="Hai lần ping Internet gồm một lần timeout và lần sau thành công; mốc video 01:46:40"/>
+            <wp:cNvGraphicFramePr>
+              <a:graphicFrameLocks xmlns:a="http://schemas.openxmlformats.org/drawingml/2006/main" noChangeAspect="1"/>
+            </wp:cNvGraphicFramePr>
+            <a:graphic xmlns:a="http://schemas.openxmlformats.org/drawingml/2006/main">
+              <a:graphicData uri="http://schemas.openxmlformats.org/drawingml/2006/picture">
+                <pic:pic xmlns:pic="http://schemas.openxmlformats.org/drawingml/2006/picture">
+                  <pic:nvPicPr>
+                    <pic:cNvPr id="0" name="Hinh_11_01-46-40.png"/>
+                    <pic:cNvPicPr/>
+                  </pic:nvPicPr>
+                  <pic:blipFill>
+                    <a:blip r:embed="rId15"/>
+                    <a:stretch>
+                      <a:fillRect/>
+                    </a:stretch>
+                  </pic:blipFill>
+                  <pic:spPr>
+                    <a:xfrm>
+                      <a:off x="0" y="0"/>
+                      <a:ext cx="5760000" cy="2475992"/>
+                    </a:xfrm>
+                    <a:prstGeom prst="rect">
+                      <a:avLst/>
+                    </a:prstGeom>
+                  </pic:spPr>
+                </pic:pic>
+              </a:graphicData>
+            </a:graphic>
+          </wp:inline>
+        </w:drawing>
+      </w:r>
+    </w:p>
+    <w:p>
+      <w:pPr>
+        <w:pStyle w:val="Caption1"/>
+        <w:jc w:val="center"/>
+        <w:rPr>
+          <w:lang w:val="en-US"/>
+        </w:rPr>
+      </w:pPr>
+      <w:r>
+        <w:t>Hình 1</w:t>
+      </w:r>
+      <w:r>
+        <w:rPr>
+          <w:lang w:val="en-US"/>
+        </w:rPr>
+        <w:t>0</w:t>
+      </w:r>
+      <w:r>
+        <w:t>. Hai lần ping Internet gồm một lần timeout và lần sau thành công</w:t>
+      </w:r>
+      <w:r>
+        <w:rPr>
+          <w:lang w:val="en-US"/>
+        </w:rPr>
+        <w:t>.</w:t>
+      </w:r>
+    </w:p>
+    <w:p>
+      <w:pPr>
+        <w:rPr>
+          <w:lang w:val="en-US"/>
+        </w:rPr>
+      </w:pPr>
+      <w:r>
+        <w:t>Trong lần ping thành công tới 8.8.8.8, DC gửi 4 gói và nhận đủ 4 gói, mất 0%. Kết quả phù hợp với việc cho phép lưu lượng IPv4 của LAN qua rule nền tảng.</w:t>
+      </w:r>
+    </w:p>
+    <w:p>
+      <w:pPr>
+        <w:rPr>
+          <w:lang w:val="en-US"/>
+        </w:rPr>
+      </w:pPr>
+    </w:p>
+    <w:p>
+      <w:pPr>
+        <w:rPr>
+          <w:b/>
+          <w:bCs/>
+          <w:sz w:val="26"/>
+          <w:szCs w:val="26"/>
+        </w:rPr>
+      </w:pPr>
+      <w:r>
+        <w:rPr>
+          <w:b/>
+          <w:bCs/>
+          <w:sz w:val="26"/>
+          <w:szCs w:val="26"/>
+        </w:rPr>
+        <w:t>6</w:t>
+      </w:r>
+      <w:r>
+        <w:rPr>
+          <w:b/>
+          <w:bCs/>
+          <w:sz w:val="26"/>
+          <w:szCs w:val="26"/>
+          <w:lang w:val="en-US"/>
+        </w:rPr>
+        <w:t>.</w:t>
+      </w:r>
+      <w:r>
+        <w:rPr>
+          <w:b/>
+          <w:bCs/>
+          <w:sz w:val="26"/>
+          <w:szCs w:val="26"/>
+        </w:rPr>
+        <w:t xml:space="preserve"> Phép thử khi tắt rule LAN nền tảng</w:t>
+      </w:r>
+    </w:p>
+    <w:p>
+      <w:r>
+        <w:t>Sau khi tắt LAN to Internet, cả ba rule cho phép tổng quát đều hiển thị mờ; Anti-Lockout Rule vẫn hoạt động. Lệnh ping IPv4 mới tới 8.8.8.8 báo timeout cả 4 gói.</w:t>
+      </w:r>
+    </w:p>
+    <w:p>
+      <w:pPr>
+        <w:keepNext/>
+        <w:spacing w:before="60" w:after="60"/>
+        <w:jc w:val="center"/>
+      </w:pPr>
+      <w:r>
+        <w:rPr>
+          <w:noProof/>
+        </w:rPr>
+        <w:drawing>
+          <wp:inline distT="0" distB="0" distL="0" distR="0" wp14:anchorId="2B318C95" wp14:editId="26EAEEB2">
+            <wp:extent cx="6120000" cy="2431703"/>
+            <wp:effectExtent l="0" t="0" r="0" b="0"/>
+            <wp:docPr id="12" name="Picture 12" descr="Trạng thái Disabled của hai rule mặc định và LAN to Internet; mốc video 01:51:10"/>
+            <wp:cNvGraphicFramePr>
+              <a:graphicFrameLocks xmlns:a="http://schemas.openxmlformats.org/drawingml/2006/main" noChangeAspect="1"/>
+            </wp:cNvGraphicFramePr>
+            <a:graphic xmlns:a="http://schemas.openxmlformats.org/drawingml/2006/main">
+              <a:graphicData uri="http://schemas.openxmlformats.org/drawingml/2006/picture">
+                <pic:pic xmlns:pic="http://schemas.openxmlformats.org/drawingml/2006/picture">
+                  <pic:nvPicPr>
+                    <pic:cNvPr id="0" name="Hinh_12_01-51-10.png"/>
+                    <pic:cNvPicPr/>
+                  </pic:nvPicPr>
+                  <pic:blipFill>
+                    <a:blip r:embed="rId16"/>
+                    <a:stretch>
+                      <a:fillRect/>
+                    </a:stretch>
+                  </pic:blipFill>
+                  <pic:spPr>
+                    <a:xfrm>
+                      <a:off x="0" y="0"/>
+                      <a:ext cx="6120000" cy="2431703"/>
+                    </a:xfrm>
+                    <a:prstGeom prst="rect">
+                      <a:avLst/>
+                    </a:prstGeom>
+                  </pic:spPr>
+                </pic:pic>
+              </a:graphicData>
+            </a:graphic>
+          </wp:inline>
+        </w:drawing>
+      </w:r>
+    </w:p>
+    <w:p>
+      <w:pPr>
+        <w:pStyle w:val="Caption1"/>
+        <w:jc w:val="center"/>
+        <w:rPr>
+          <w:lang w:val="en-US"/>
+        </w:rPr>
+      </w:pPr>
+      <w:r>
+        <w:t>Hình 1</w:t>
+      </w:r>
+      <w:r>
+        <w:rPr>
+          <w:lang w:val="en-US"/>
+        </w:rPr>
+        <w:t>1</w:t>
+      </w:r>
+      <w:r>
+        <w:t>. Trạng thái Disabled của hai rule mặc định và LAN to Internet</w:t>
+      </w:r>
+      <w:r>
+        <w:rPr>
+          <w:lang w:val="en-US"/>
+        </w:rPr>
+        <w:t>.</w:t>
+      </w:r>
+    </w:p>
+    <w:p>
+      <w:pPr>
+        <w:keepNext/>
+        <w:spacing w:before="60" w:after="60"/>
+        <w:jc w:val="center"/>
+      </w:pPr>
+      <w:r>
+        <w:rPr>
+          <w:noProof/>
+        </w:rPr>
+        <w:drawing>
+          <wp:inline distT="0" distB="0" distL="0" distR="0" wp14:anchorId="1DD3EFD8" wp14:editId="66A4E864">
+            <wp:extent cx="5760000" cy="2050512"/>
+            <wp:effectExtent l="0" t="0" r="0" b="0"/>
+            <wp:docPr id="13" name="Picture 13" descr="Trang Reset States đã chọn State Table; mốc video 01:51:20"/>
+            <wp:cNvGraphicFramePr>
+              <a:graphicFrameLocks xmlns:a="http://schemas.openxmlformats.org/drawingml/2006/main" noChangeAspect="1"/>
+            </wp:cNvGraphicFramePr>
+            <a:graphic xmlns:a="http://schemas.openxmlformats.org/drawingml/2006/main">
+              <a:graphicData uri="http://schemas.openxmlformats.org/drawingml/2006/picture">
+                <pic:pic xmlns:pic="http://schemas.openxmlformats.org/drawingml/2006/picture">
+                  <pic:nvPicPr>
+                    <pic:cNvPr id="0" name="Hinh_13_01-51-20.png"/>
+                    <pic:cNvPicPr/>
+                  </pic:nvPicPr>
+                  <pic:blipFill>
+                    <a:blip r:embed="rId17"/>
+                    <a:stretch>
+                      <a:fillRect/>
+                    </a:stretch>
+                  </pic:blipFill>
+                  <pic:spPr>
+                    <a:xfrm>
+                      <a:off x="0" y="0"/>
+                      <a:ext cx="5760000" cy="2050512"/>
+                    </a:xfrm>
+                    <a:prstGeom prst="rect">
+                      <a:avLst/>
+                    </a:prstGeom>
+                  </pic:spPr>
+                </pic:pic>
+              </a:graphicData>
+            </a:graphic>
+          </wp:inline>
+        </w:drawing>
+      </w:r>
+    </w:p>
+    <w:p>
+      <w:pPr>
+        <w:pStyle w:val="Caption1"/>
+        <w:jc w:val="center"/>
+        <w:rPr>
+          <w:lang w:val="en-US"/>
+        </w:rPr>
+      </w:pPr>
+      <w:r>
+        <w:t>Hình 1</w:t>
+      </w:r>
+      <w:r>
+        <w:rPr>
+          <w:lang w:val="en-US"/>
+        </w:rPr>
+        <w:t>2</w:t>
+      </w:r>
+      <w:r>
+        <w:t>. Trang Reset States đã chọn State Table</w:t>
+      </w:r>
+      <w:r>
+        <w:rPr>
+          <w:lang w:val="en-US"/>
+        </w:rPr>
+        <w:t>.</w:t>
+      </w:r>
+    </w:p>
+    <w:p>
+      <w:pPr>
+        <w:keepNext/>
+        <w:spacing w:before="60" w:after="60"/>
+        <w:jc w:val="center"/>
+      </w:pPr>
+      <w:r>
+        <w:rPr>
+          <w:noProof/>
+        </w:rPr>
+        <w:lastRenderedPageBreak/>
+        <w:drawing>
+          <wp:inline distT="0" distB="0" distL="0" distR="0" wp14:anchorId="5F7423A3" wp14:editId="0587FFDB">
+            <wp:extent cx="5760000" cy="1325956"/>
+            <wp:effectExtent l="0" t="0" r="0" b="0"/>
+            <wp:docPr id="14" name="Picture 14" descr="Ping 8.8.8.8 thất bại với 100 phần trăm packet loss; mốc video 01:52:00"/>
+            <wp:cNvGraphicFramePr>
+              <a:graphicFrameLocks xmlns:a="http://schemas.openxmlformats.org/drawingml/2006/main" noChangeAspect="1"/>
+            </wp:cNvGraphicFramePr>
+            <a:graphic xmlns:a="http://schemas.openxmlformats.org/drawingml/2006/main">
+              <a:graphicData uri="http://schemas.openxmlformats.org/drawingml/2006/picture">
+                <pic:pic xmlns:pic="http://schemas.openxmlformats.org/drawingml/2006/picture">
+                  <pic:nvPicPr>
+                    <pic:cNvPr id="0" name="Hinh_14_01-52-00.png"/>
+                    <pic:cNvPicPr/>
+                  </pic:nvPicPr>
+                  <pic:blipFill>
+                    <a:blip r:embed="rId18"/>
+                    <a:stretch>
+                      <a:fillRect/>
+                    </a:stretch>
+                  </pic:blipFill>
+                  <pic:spPr>
+                    <a:xfrm>
+                      <a:off x="0" y="0"/>
+                      <a:ext cx="5760000" cy="1325956"/>
+                    </a:xfrm>
+                    <a:prstGeom prst="rect">
+                      <a:avLst/>
+                    </a:prstGeom>
+                  </pic:spPr>
+                </pic:pic>
+              </a:graphicData>
+            </a:graphic>
+          </wp:inline>
+        </w:drawing>
+      </w:r>
+    </w:p>
+    <w:p>
+      <w:pPr>
+        <w:pStyle w:val="Caption1"/>
+        <w:jc w:val="center"/>
+        <w:rPr>
+          <w:lang w:val="en-US"/>
+        </w:rPr>
+      </w:pPr>
+      <w:r>
+        <w:t>Hình 1</w:t>
+      </w:r>
+      <w:r>
+        <w:rPr>
+          <w:lang w:val="en-US"/>
+        </w:rPr>
+        <w:t>3</w:t>
+      </w:r>
+      <w:r>
+        <w:t xml:space="preserve">. Ping 8.8.8.8 thất bại với </w:t>
+      </w:r>
+      <w:r>
+        <w:rPr>
+          <w:lang w:val="en-US"/>
+        </w:rPr>
+        <w:t xml:space="preserve">100% </w:t>
+      </w:r>
+      <w:r>
+        <w:t>packet loss</w:t>
+      </w:r>
+      <w:r>
+        <w:rPr>
+          <w:lang w:val="en-US"/>
+        </w:rPr>
+        <w:t>.</w:t>
+      </w:r>
+    </w:p>
+    <w:p>
+      <w:pPr>
+        <w:rPr>
+          <w:b/>
+          <w:bCs/>
+          <w:sz w:val="28"/>
+          <w:szCs w:val="28"/>
+          <w:lang w:val="en-US"/>
+        </w:rPr>
+      </w:pPr>
+      <w:r>
+        <w:rPr>
+          <w:b/>
+          <w:bCs/>
+          <w:sz w:val="28"/>
+          <w:szCs w:val="28"/>
+          <w:lang w:val="en-US"/>
+        </w:rPr>
+        <w:t>THỰC HÀNH</w:t>
+      </w:r>
+    </w:p>
+    <w:p>
+      <w:pPr>
+        <w:rPr>
+          <w:b/>
+          <w:bCs/>
+          <w:sz w:val="26"/>
+          <w:szCs w:val="26"/>
+          <w:lang w:val="en-US"/>
+        </w:rPr>
+      </w:pPr>
+      <w:r>
+        <w:rPr>
+          <w:b/>
+          <w:bCs/>
+          <w:sz w:val="26"/>
+          <w:szCs w:val="26"/>
+        </w:rPr>
+        <w:t>1</w:t>
+      </w:r>
+      <w:r>
+        <w:rPr>
+          <w:b/>
+          <w:bCs/>
+          <w:sz w:val="26"/>
+          <w:szCs w:val="26"/>
+          <w:lang w:val="en-US"/>
+        </w:rPr>
+        <w:t>.</w:t>
+      </w:r>
+      <w:r>
+        <w:rPr>
+          <w:b/>
+          <w:bCs/>
+          <w:sz w:val="26"/>
+          <w:szCs w:val="26"/>
+        </w:rPr>
+        <w:t xml:space="preserve"> Chặn ICMP nhưng cho phép Web và DNS</w:t>
+      </w:r>
+    </w:p>
+    <w:p>
+      <w:pPr>
+        <w:rPr>
+          <w:lang w:val="en-US"/>
+        </w:rPr>
+      </w:pPr>
+      <w:proofErr w:type="spellStart"/>
+      <w:r>
+        <w:rPr>
+          <w:lang w:val="en-US"/>
+        </w:rPr>
+        <w:t>Chặn</w:t>
+      </w:r>
+      <w:proofErr w:type="spellEnd"/>
+      <w:r>
+        <w:t xml:space="preserve"> ping từ LAN nhưng cho DNS, HTTP và HTTPS hoạt động. Rule LAN to Internet và hai rule mặc định phải tắt.</w:t>
+      </w:r>
+    </w:p>
+    <w:tbl>
+      <w:tblPr>
+        <w:tblW w:w="0" w:type="auto"/>
+        <w:jc w:val="center"/>
+        <w:tblBorders>
+          <w:top w:val="single" w:sz="4" w:space="0" w:color="D9D9D9"/>
+          <w:left w:val="single" w:sz="4" w:space="0" w:color="D9D9D9"/>
+          <w:bottom w:val="single" w:sz="4" w:space="0" w:color="D9D9D9"/>
+          <w:right w:val="single" w:sz="4" w:space="0" w:color="D9D9D9"/>
+          <w:insideH w:val="single" w:sz="4" w:space="0" w:color="D9D9D9"/>
+          <w:insideV w:val="single" w:sz="4" w:space="0" w:color="D9D9D9"/>
+        </w:tblBorders>
+        <w:tblLayout w:type="fixed"/>
+        <w:tblLook w:val="04A0" w:firstRow="1" w:lastRow="0" w:firstColumn="1" w:lastColumn="0" w:noHBand="0" w:noVBand="1"/>
+      </w:tblPr>
+      <w:tblGrid>
+        <w:gridCol w:w="850"/>
+        <w:gridCol w:w="1247"/>
+        <w:gridCol w:w="1587"/>
+        <w:gridCol w:w="1871"/>
+        <w:gridCol w:w="4082"/>
+      </w:tblGrid>
+      <w:tr>
+        <w:trPr>
+          <w:cantSplit/>
+          <w:tblHeader/>
+          <w:jc w:val="center"/>
+        </w:trPr>
+        <w:tc>
+          <w:tcPr>
+            <w:tcW w:w="850" w:type="dxa"/>
+            <w:shd w:val="clear" w:color="auto" w:fill="244E70"/>
+            <w:tcMar>
+              <w:top w:w="65" w:type="dxa"/>
+              <w:left w:w="90" w:type="dxa"/>
+              <w:bottom w:w="65" w:type="dxa"/>
+              <w:right w:w="90" w:type="dxa"/>
+            </w:tcMar>
+            <w:vAlign w:val="center"/>
+          </w:tcPr>
+          <w:p>
+            <w:pPr>
+              <w:pStyle w:val="ReportTable"/>
+              <w:spacing w:before="40" w:after="40"/>
+              <w:jc w:val="center"/>
+            </w:pPr>
+            <w:r>
+              <w:rPr>
+                <w:b/>
+                <w:color w:val="FFFFFF"/>
+              </w:rPr>
+              <w:t>Thứ tự</w:t>
+            </w:r>
+          </w:p>
+        </w:tc>
+        <w:tc>
+          <w:tcPr>
+            <w:tcW w:w="1247" w:type="dxa"/>
+            <w:shd w:val="clear" w:color="auto" w:fill="244E70"/>
+            <w:tcMar>
+              <w:top w:w="65" w:type="dxa"/>
+              <w:left w:w="90" w:type="dxa"/>
+              <w:bottom w:w="65" w:type="dxa"/>
+              <w:right w:w="90" w:type="dxa"/>
+            </w:tcMar>
+            <w:vAlign w:val="center"/>
+          </w:tcPr>
+          <w:p>
+            <w:pPr>
+              <w:pStyle w:val="ReportTable"/>
+              <w:spacing w:before="40" w:after="40"/>
+            </w:pPr>
+            <w:r>
+              <w:rPr>
+                <w:b/>
+                <w:color w:val="FFFFFF"/>
+              </w:rPr>
+              <w:t>Action</w:t>
+            </w:r>
+          </w:p>
+        </w:tc>
+        <w:tc>
+          <w:tcPr>
+            <w:tcW w:w="1587" w:type="dxa"/>
+            <w:shd w:val="clear" w:color="auto" w:fill="244E70"/>
+            <w:tcMar>
+              <w:top w:w="65" w:type="dxa"/>
+              <w:left w:w="90" w:type="dxa"/>
+              <w:bottom w:w="65" w:type="dxa"/>
+              <w:right w:w="90" w:type="dxa"/>
+            </w:tcMar>
+            <w:vAlign w:val="center"/>
+          </w:tcPr>
+          <w:p>
+            <w:pPr>
+              <w:pStyle w:val="ReportTable"/>
+              <w:spacing w:before="40" w:after="40"/>
+            </w:pPr>
+            <w:r>
+              <w:rPr>
+                <w:b/>
+                <w:color w:val="FFFFFF"/>
+              </w:rPr>
+              <w:t>Protocol</w:t>
+            </w:r>
+          </w:p>
+        </w:tc>
+        <w:tc>
+          <w:tcPr>
+            <w:tcW w:w="1871" w:type="dxa"/>
+            <w:shd w:val="clear" w:color="auto" w:fill="244E70"/>
+            <w:tcMar>
+              <w:top w:w="65" w:type="dxa"/>
+              <w:left w:w="90" w:type="dxa"/>
+              <w:bottom w:w="65" w:type="dxa"/>
+              <w:right w:w="90" w:type="dxa"/>
+            </w:tcMar>
+            <w:vAlign w:val="center"/>
+          </w:tcPr>
+          <w:p>
+            <w:pPr>
+              <w:pStyle w:val="ReportTable"/>
+              <w:spacing w:before="40" w:after="40"/>
+            </w:pPr>
+            <w:r>
+              <w:rPr>
+                <w:b/>
+                <w:color w:val="FFFFFF"/>
+              </w:rPr>
+              <w:t>Nguồn</w:t>
+            </w:r>
+          </w:p>
+        </w:tc>
+        <w:tc>
+          <w:tcPr>
+            <w:tcW w:w="4082" w:type="dxa"/>
+            <w:shd w:val="clear" w:color="auto" w:fill="244E70"/>
+            <w:tcMar>
+              <w:top w:w="65" w:type="dxa"/>
+              <w:left w:w="90" w:type="dxa"/>
+              <w:bottom w:w="65" w:type="dxa"/>
+              <w:right w:w="90" w:type="dxa"/>
+            </w:tcMar>
+            <w:vAlign w:val="center"/>
+          </w:tcPr>
+          <w:p>
+            <w:pPr>
+              <w:pStyle w:val="ReportTable"/>
+              <w:spacing w:before="40" w:after="40"/>
+            </w:pPr>
+            <w:r>
+              <w:rPr>
+                <w:b/>
+                <w:color w:val="FFFFFF"/>
+              </w:rPr>
+              <w:t>Đích và cổng đích</w:t>
+            </w:r>
+          </w:p>
+        </w:tc>
+      </w:tr>
+      <w:tr>
+        <w:trPr>
+          <w:cantSplit/>
+          <w:jc w:val="center"/>
+        </w:trPr>
+        <w:tc>
+          <w:tcPr>
+            <w:tcW w:w="850" w:type="dxa"/>
+            <w:shd w:val="clear" w:color="auto" w:fill="F2F5F7"/>
+            <w:tcMar>
+              <w:top w:w="65" w:type="dxa"/>
+              <w:left w:w="90" w:type="dxa"/>
+              <w:bottom w:w="65" w:type="dxa"/>
+              <w:right w:w="90" w:type="dxa"/>
+            </w:tcMar>
+            <w:vAlign w:val="center"/>
+          </w:tcPr>
+          <w:p>
+            <w:pPr>
+              <w:pStyle w:val="ReportTable"/>
+              <w:spacing w:before="40" w:after="40"/>
+              <w:jc w:val="center"/>
+            </w:pPr>
+            <w:r>
+              <w:t>1</w:t>
+            </w:r>
+          </w:p>
+        </w:tc>
+        <w:tc>
+          <w:tcPr>
+            <w:tcW w:w="1247" w:type="dxa"/>
+            <w:shd w:val="clear" w:color="auto" w:fill="F2F5F7"/>
+            <w:tcMar>
+              <w:top w:w="65" w:type="dxa"/>
+              <w:left w:w="90" w:type="dxa"/>
+              <w:bottom w:w="65" w:type="dxa"/>
+              <w:right w:w="90" w:type="dxa"/>
+            </w:tcMar>
+            <w:vAlign w:val="center"/>
+          </w:tcPr>
+          <w:p>
+            <w:pPr>
+              <w:pStyle w:val="ReportTable"/>
+              <w:spacing w:before="40" w:after="40"/>
+            </w:pPr>
+            <w:r>
+              <w:t>Block</w:t>
+            </w:r>
+          </w:p>
+        </w:tc>
+        <w:tc>
+          <w:tcPr>
+            <w:tcW w:w="1587" w:type="dxa"/>
+            <w:shd w:val="clear" w:color="auto" w:fill="F2F5F7"/>
+            <w:tcMar>
+              <w:top w:w="65" w:type="dxa"/>
+              <w:left w:w="90" w:type="dxa"/>
+              <w:bottom w:w="65" w:type="dxa"/>
+              <w:right w:w="90" w:type="dxa"/>
+            </w:tcMar>
+            <w:vAlign w:val="center"/>
+          </w:tcPr>
+          <w:p>
+            <w:pPr>
+              <w:pStyle w:val="ReportTable"/>
+              <w:spacing w:before="40" w:after="40"/>
+            </w:pPr>
+            <w:r>
+              <w:t>ICMP</w:t>
+            </w:r>
+          </w:p>
+        </w:tc>
+        <w:tc>
+          <w:tcPr>
+            <w:tcW w:w="1871" w:type="dxa"/>
+            <w:shd w:val="clear" w:color="auto" w:fill="F2F5F7"/>
+            <w:tcMar>
+              <w:top w:w="65" w:type="dxa"/>
+              <w:left w:w="90" w:type="dxa"/>
+              <w:bottom w:w="65" w:type="dxa"/>
+              <w:right w:w="90" w:type="dxa"/>
+            </w:tcMar>
+            <w:vAlign w:val="center"/>
+          </w:tcPr>
+          <w:p>
+            <w:pPr>
+              <w:pStyle w:val="ReportTable"/>
+              <w:spacing w:before="40" w:after="40"/>
+            </w:pPr>
+            <w:r>
+              <w:t>LAN net</w:t>
+            </w:r>
+          </w:p>
+        </w:tc>
+        <w:tc>
+          <w:tcPr>
+            <w:tcW w:w="4082" w:type="dxa"/>
+            <w:shd w:val="clear" w:color="auto" w:fill="F2F5F7"/>
+            <w:tcMar>
+              <w:top w:w="65" w:type="dxa"/>
+              <w:left w:w="90" w:type="dxa"/>
+              <w:bottom w:w="65" w:type="dxa"/>
+              <w:right w:w="90" w:type="dxa"/>
+            </w:tcMar>
+            <w:vAlign w:val="center"/>
+          </w:tcPr>
+          <w:p>
+            <w:pPr>
+              <w:pStyle w:val="ReportTable"/>
+              <w:spacing w:before="40" w:after="40"/>
+            </w:pPr>
+            <w:r>
+              <w:t>Any</w:t>
+            </w:r>
+          </w:p>
+        </w:tc>
+      </w:tr>
+      <w:tr>
+        <w:trPr>
+          <w:cantSplit/>
+          <w:jc w:val="center"/>
+        </w:trPr>
+        <w:tc>
+          <w:tcPr>
+            <w:tcW w:w="850" w:type="dxa"/>
+            <w:shd w:val="clear" w:color="auto" w:fill="FFFFFF"/>
+            <w:tcMar>
+              <w:top w:w="65" w:type="dxa"/>
+              <w:left w:w="90" w:type="dxa"/>
+              <w:bottom w:w="65" w:type="dxa"/>
+              <w:right w:w="90" w:type="dxa"/>
+            </w:tcMar>
+            <w:vAlign w:val="center"/>
+          </w:tcPr>
+          <w:p>
+            <w:pPr>
+              <w:pStyle w:val="ReportTable"/>
+              <w:spacing w:before="40" w:after="40"/>
+              <w:jc w:val="center"/>
+            </w:pPr>
+            <w:r>
+              <w:t>2</w:t>
+            </w:r>
+          </w:p>
+        </w:tc>
+        <w:tc>
+          <w:tcPr>
+            <w:tcW w:w="1247" w:type="dxa"/>
+            <w:shd w:val="clear" w:color="auto" w:fill="FFFFFF"/>
+            <w:tcMar>
+              <w:top w:w="65" w:type="dxa"/>
+              <w:left w:w="90" w:type="dxa"/>
+              <w:bottom w:w="65" w:type="dxa"/>
+              <w:right w:w="90" w:type="dxa"/>
+            </w:tcMar>
+            <w:vAlign w:val="center"/>
+          </w:tcPr>
+          <w:p>
+            <w:pPr>
+              <w:pStyle w:val="ReportTable"/>
+              <w:spacing w:before="40" w:after="40"/>
+            </w:pPr>
+            <w:r>
+              <w:t>Pass</w:t>
+            </w:r>
+          </w:p>
+        </w:tc>
+        <w:tc>
+          <w:tcPr>
+            <w:tcW w:w="1587" w:type="dxa"/>
+            <w:shd w:val="clear" w:color="auto" w:fill="FFFFFF"/>
+            <w:tcMar>
+              <w:top w:w="65" w:type="dxa"/>
+              <w:left w:w="90" w:type="dxa"/>
+              <w:bottom w:w="65" w:type="dxa"/>
+              <w:right w:w="90" w:type="dxa"/>
+            </w:tcMar>
+            <w:vAlign w:val="center"/>
+          </w:tcPr>
+          <w:p>
+            <w:pPr>
+              <w:pStyle w:val="ReportTable"/>
+              <w:spacing w:before="40" w:after="40"/>
+            </w:pPr>
+            <w:r>
+              <w:t>TCP/UDP</w:t>
+            </w:r>
+          </w:p>
+        </w:tc>
+        <w:tc>
+          <w:tcPr>
+            <w:tcW w:w="1871" w:type="dxa"/>
+            <w:shd w:val="clear" w:color="auto" w:fill="FFFFFF"/>
+            <w:tcMar>
+              <w:top w:w="65" w:type="dxa"/>
+              <w:left w:w="90" w:type="dxa"/>
+              <w:bottom w:w="65" w:type="dxa"/>
+              <w:right w:w="90" w:type="dxa"/>
+            </w:tcMar>
+            <w:vAlign w:val="center"/>
+          </w:tcPr>
+          <w:p>
+            <w:pPr>
+              <w:pStyle w:val="ReportTable"/>
+              <w:spacing w:before="40" w:after="40"/>
+            </w:pPr>
+            <w:r>
+              <w:t>LAN net</w:t>
+            </w:r>
+          </w:p>
+        </w:tc>
+        <w:tc>
+          <w:tcPr>
+            <w:tcW w:w="4082" w:type="dxa"/>
+            <w:shd w:val="clear" w:color="auto" w:fill="FFFFFF"/>
+            <w:tcMar>
+              <w:top w:w="65" w:type="dxa"/>
+              <w:left w:w="90" w:type="dxa"/>
+              <w:bottom w:w="65" w:type="dxa"/>
+              <w:right w:w="90" w:type="dxa"/>
+            </w:tcMar>
+            <w:vAlign w:val="center"/>
+          </w:tcPr>
+          <w:p>
+            <w:pPr>
+              <w:pStyle w:val="ReportTable"/>
+              <w:spacing w:before="40" w:after="40"/>
+            </w:pPr>
+            <w:r>
+              <w:t>Any, port 53</w:t>
+            </w:r>
+          </w:p>
+        </w:tc>
+      </w:tr>
+      <w:tr>
+        <w:trPr>
+          <w:cantSplit/>
+          <w:jc w:val="center"/>
+        </w:trPr>
+        <w:tc>
+          <w:tcPr>
+            <w:tcW w:w="850" w:type="dxa"/>
+            <w:shd w:val="clear" w:color="auto" w:fill="F2F5F7"/>
+            <w:tcMar>
+              <w:top w:w="65" w:type="dxa"/>
+              <w:left w:w="90" w:type="dxa"/>
+              <w:bottom w:w="65" w:type="dxa"/>
+              <w:right w:w="90" w:type="dxa"/>
+            </w:tcMar>
+            <w:vAlign w:val="center"/>
+          </w:tcPr>
+          <w:p>
+            <w:pPr>
+              <w:pStyle w:val="ReportTable"/>
+              <w:spacing w:before="40" w:after="40"/>
+              <w:jc w:val="center"/>
+            </w:pPr>
+            <w:r>
+              <w:t>3</w:t>
+            </w:r>
+          </w:p>
+        </w:tc>
+        <w:tc>
+          <w:tcPr>
+            <w:tcW w:w="1247" w:type="dxa"/>
+            <w:shd w:val="clear" w:color="auto" w:fill="F2F5F7"/>
+            <w:tcMar>
+              <w:top w:w="65" w:type="dxa"/>
+              <w:left w:w="90" w:type="dxa"/>
+              <w:bottom w:w="65" w:type="dxa"/>
+              <w:right w:w="90" w:type="dxa"/>
+            </w:tcMar>
+            <w:vAlign w:val="center"/>
+          </w:tcPr>
+          <w:p>
+            <w:pPr>
+              <w:pStyle w:val="ReportTable"/>
+              <w:spacing w:before="40" w:after="40"/>
+            </w:pPr>
+            <w:r>
+              <w:t>Pass</w:t>
+            </w:r>
+          </w:p>
+        </w:tc>
+        <w:tc>
+          <w:tcPr>
+            <w:tcW w:w="1587" w:type="dxa"/>
+            <w:shd w:val="clear" w:color="auto" w:fill="F2F5F7"/>
+            <w:tcMar>
+              <w:top w:w="65" w:type="dxa"/>
+              <w:left w:w="90" w:type="dxa"/>
+              <w:bottom w:w="65" w:type="dxa"/>
+              <w:right w:w="90" w:type="dxa"/>
+            </w:tcMar>
+            <w:vAlign w:val="center"/>
+          </w:tcPr>
+          <w:p>
+            <w:pPr>
+              <w:pStyle w:val="ReportTable"/>
+              <w:spacing w:before="40" w:after="40"/>
+            </w:pPr>
+            <w:r>
+              <w:t>TCP</w:t>
+            </w:r>
+          </w:p>
+        </w:tc>
+        <w:tc>
+          <w:tcPr>
+            <w:tcW w:w="1871" w:type="dxa"/>
+            <w:shd w:val="clear" w:color="auto" w:fill="F2F5F7"/>
+            <w:tcMar>
+              <w:top w:w="65" w:type="dxa"/>
+              <w:left w:w="90" w:type="dxa"/>
+              <w:bottom w:w="65" w:type="dxa"/>
+              <w:right w:w="90" w:type="dxa"/>
+            </w:tcMar>
+            <w:vAlign w:val="center"/>
+          </w:tcPr>
+          <w:p>
+            <w:pPr>
+              <w:pStyle w:val="ReportTable"/>
+              <w:spacing w:before="40" w:after="40"/>
+            </w:pPr>
+            <w:r>
+              <w:t>LAN net</w:t>
+            </w:r>
+          </w:p>
+        </w:tc>
+        <w:tc>
+          <w:tcPr>
+            <w:tcW w:w="4082" w:type="dxa"/>
+            <w:shd w:val="clear" w:color="auto" w:fill="F2F5F7"/>
+            <w:tcMar>
+              <w:top w:w="65" w:type="dxa"/>
+              <w:left w:w="90" w:type="dxa"/>
+              <w:bottom w:w="65" w:type="dxa"/>
+              <w:right w:w="90" w:type="dxa"/>
+            </w:tcMar>
+            <w:vAlign w:val="center"/>
+          </w:tcPr>
+          <w:p>
+            <w:pPr>
+              <w:pStyle w:val="ReportTable"/>
+              <w:spacing w:before="40" w:after="40"/>
+            </w:pPr>
+            <w:r>
+              <w:t>Any, ports 80 và 443</w:t>
+            </w:r>
+          </w:p>
+        </w:tc>
+      </w:tr>
+    </w:tbl>
+    <w:p>
+      <w:pPr>
+        <w:spacing w:after="40" w:line="40" w:lineRule="exact"/>
+      </w:pPr>
+    </w:p>
+    <w:p>
+      <w:pPr>
+        <w:keepNext/>
+        <w:spacing w:before="60" w:after="60"/>
+        <w:jc w:val="center"/>
+      </w:pPr>
+      <w:r>
+        <w:rPr>
+          <w:noProof/>
+        </w:rPr>
+        <w:drawing>
+          <wp:inline distT="0" distB="0" distL="0" distR="0" wp14:anchorId="4D6F2DA7" wp14:editId="3D37493E">
+            <wp:extent cx="6120000" cy="3079299"/>
+            <wp:effectExtent l="0" t="0" r="0" b="0"/>
+            <wp:docPr id="15" name="Picture 15" descr="Ba rule của tình huống 1 sau Apply Changes; mốc video 02:01:54"/>
+            <wp:cNvGraphicFramePr>
+              <a:graphicFrameLocks xmlns:a="http://schemas.openxmlformats.org/drawingml/2006/main" noChangeAspect="1"/>
+            </wp:cNvGraphicFramePr>
+            <a:graphic xmlns:a="http://schemas.openxmlformats.org/drawingml/2006/main">
+              <a:graphicData uri="http://schemas.openxmlformats.org/drawingml/2006/picture">
+                <pic:pic xmlns:pic="http://schemas.openxmlformats.org/drawingml/2006/picture">
+                  <pic:nvPicPr>
+                    <pic:cNvPr id="0" name="Hinh_15_02-01-54.png"/>
+                    <pic:cNvPicPr/>
+                  </pic:nvPicPr>
+                  <pic:blipFill>
+                    <a:blip r:embed="rId19"/>
+                    <a:stretch>
+                      <a:fillRect/>
+                    </a:stretch>
+                  </pic:blipFill>
+                  <pic:spPr>
+                    <a:xfrm>
+                      <a:off x="0" y="0"/>
+                      <a:ext cx="6120000" cy="3079299"/>
+                    </a:xfrm>
+                    <a:prstGeom prst="rect">
+                      <a:avLst/>
+                    </a:prstGeom>
+                  </pic:spPr>
+                </pic:pic>
+              </a:graphicData>
+            </a:graphic>
+          </wp:inline>
+        </w:drawing>
+      </w:r>
+    </w:p>
+    <w:p>
+      <w:pPr>
+        <w:pStyle w:val="Caption1"/>
+        <w:jc w:val="center"/>
+        <w:rPr>
+          <w:lang w:val="en-US"/>
+        </w:rPr>
+      </w:pPr>
+      <w:r>
+        <w:t>Hình 1</w:t>
+      </w:r>
+      <w:r>
+        <w:rPr>
+          <w:lang w:val="en-US"/>
+        </w:rPr>
+        <w:t>4</w:t>
+      </w:r>
+      <w:r>
+        <w:t>. Ba rule của tình huống 1</w:t>
+      </w:r>
+      <w:r>
+        <w:rPr>
+          <w:lang w:val="en-US"/>
+        </w:rPr>
+        <w:t>.</w:t>
+      </w:r>
+    </w:p>
+    <w:p>
+      <w:pPr>
+        <w:rPr>
+          <w:b/>
+          <w:bCs/>
+          <w:sz w:val="26"/>
+          <w:szCs w:val="26"/>
+          <w:lang w:val="en-US"/>
+        </w:rPr>
+      </w:pPr>
+    </w:p>
+    <w:p>
+      <w:pPr>
+        <w:rPr>
+          <w:b/>
+          <w:bCs/>
+          <w:sz w:val="26"/>
+          <w:szCs w:val="26"/>
+          <w:lang w:val="en-US"/>
+        </w:rPr>
+      </w:pPr>
+    </w:p>
+    <w:p>
+      <w:pPr>
+        <w:rPr>
+          <w:b/>
+          <w:bCs/>
+          <w:sz w:val="26"/>
+          <w:szCs w:val="26"/>
+          <w:lang w:val="en-US"/>
+        </w:rPr>
+      </w:pPr>
+    </w:p>
+    <w:p>
+      <w:pPr>
+        <w:rPr>
+          <w:b/>
+          <w:bCs/>
+          <w:sz w:val="26"/>
+          <w:szCs w:val="26"/>
+          <w:lang w:val="en-US"/>
+        </w:rPr>
+      </w:pPr>
+    </w:p>
+    <w:p>
+      <w:pPr>
+        <w:rPr>
+          <w:b/>
+          <w:bCs/>
+          <w:sz w:val="26"/>
+          <w:szCs w:val="26"/>
+          <w:lang w:val="en-US"/>
+        </w:rPr>
+      </w:pPr>
+    </w:p>
+    <w:p>
+      <w:pPr>
+        <w:rPr>
+          <w:b/>
+          <w:bCs/>
+          <w:sz w:val="26"/>
+          <w:szCs w:val="26"/>
+          <w:lang w:val="en-US"/>
+        </w:rPr>
+      </w:pPr>
+    </w:p>
+    <w:p>
+      <w:pPr>
+        <w:rPr>
+          <w:b/>
+          <w:bCs/>
+          <w:sz w:val="26"/>
+          <w:szCs w:val="26"/>
+          <w:lang w:val="en-US"/>
+        </w:rPr>
+      </w:pPr>
+    </w:p>
+    <w:p>
+      <w:pPr>
+        <w:rPr>
+          <w:b/>
+          <w:bCs/>
+          <w:sz w:val="26"/>
+          <w:szCs w:val="26"/>
+        </w:rPr>
+      </w:pPr>
+      <w:r>
+        <w:rPr>
+          <w:b/>
+          <w:bCs/>
+          <w:sz w:val="26"/>
+          <w:szCs w:val="26"/>
+        </w:rPr>
+        <w:lastRenderedPageBreak/>
+        <w:t>Kiểm thử tình huống 1</w:t>
+      </w:r>
+    </w:p>
+    <w:p>
+      <w:pPr>
+        <w:pStyle w:val="ReportCode"/>
+      </w:pPr>
+      <w:r>
+        <w:t>ping 8.8.8.8</w:t>
+      </w:r>
+      <w:r>
+        <w:br/>
+        <w:t>Resolve-DnsName example.com -Server 8.8.8.8</w:t>
+      </w:r>
+      <w:r>
+        <w:br/>
+        <w:t>curl.exe -4 https://example.com</w:t>
+      </w:r>
+    </w:p>
+    <w:p>
+      <w:pPr>
+        <w:keepNext/>
+        <w:spacing w:before="60" w:after="60"/>
+        <w:jc w:val="center"/>
+      </w:pPr>
+      <w:r>
+        <w:rPr>
+          <w:noProof/>
+        </w:rPr>
+        <w:drawing>
+          <wp:inline distT="0" distB="0" distL="0" distR="0" wp14:anchorId="0D01A6BE" wp14:editId="13668AFD">
+            <wp:extent cx="6120000" cy="3227344"/>
+            <wp:effectExtent l="0" t="0" r="0" b="0"/>
+            <wp:docPr id="16" name="Picture 16" descr="Kết quả ping DNS trực tiếp và HTTPS trên DC; mốc video 02:10:00"/>
+            <wp:cNvGraphicFramePr>
+              <a:graphicFrameLocks xmlns:a="http://schemas.openxmlformats.org/drawingml/2006/main" noChangeAspect="1"/>
+            </wp:cNvGraphicFramePr>
+            <a:graphic xmlns:a="http://schemas.openxmlformats.org/drawingml/2006/main">
+              <a:graphicData uri="http://schemas.openxmlformats.org/drawingml/2006/picture">
+                <pic:pic xmlns:pic="http://schemas.openxmlformats.org/drawingml/2006/picture">
+                  <pic:nvPicPr>
+                    <pic:cNvPr id="0" name="Hinh_16_02-10-00.png"/>
+                    <pic:cNvPicPr/>
+                  </pic:nvPicPr>
+                  <pic:blipFill>
+                    <a:blip r:embed="rId20"/>
+                    <a:stretch>
+                      <a:fillRect/>
+                    </a:stretch>
+                  </pic:blipFill>
+                  <pic:spPr>
+                    <a:xfrm>
+                      <a:off x="0" y="0"/>
+                      <a:ext cx="6120000" cy="3227344"/>
+                    </a:xfrm>
+                    <a:prstGeom prst="rect">
+                      <a:avLst/>
+                    </a:prstGeom>
+                  </pic:spPr>
+                </pic:pic>
+              </a:graphicData>
+            </a:graphic>
+          </wp:inline>
+        </w:drawing>
+      </w:r>
+    </w:p>
+    <w:p>
+      <w:pPr>
+        <w:pStyle w:val="Caption1"/>
+        <w:jc w:val="center"/>
+        <w:rPr>
+          <w:lang w:val="en-US"/>
+        </w:rPr>
+      </w:pPr>
+      <w:r>
+        <w:t xml:space="preserve">Hình </w:t>
+      </w:r>
+      <w:r>
+        <w:rPr>
+          <w:lang w:val="en-US"/>
+        </w:rPr>
+        <w:t>15</w:t>
+      </w:r>
+      <w:r>
+        <w:t xml:space="preserve">. Kết quả ping DNS trực tiếp và HTTPS trên </w:t>
+      </w:r>
+      <w:r>
+        <w:rPr>
+          <w:lang w:val="en-US"/>
+        </w:rPr>
+        <w:t>DC.</w:t>
+      </w:r>
+    </w:p>
+    <w:tbl>
+      <w:tblPr>
+        <w:tblW w:w="0" w:type="auto"/>
+        <w:jc w:val="center"/>
+        <w:tblBorders>
+          <w:top w:val="single" w:sz="4" w:space="0" w:color="D9D9D9"/>
+          <w:left w:val="single" w:sz="4" w:space="0" w:color="D9D9D9"/>
+          <w:bottom w:val="single" w:sz="4" w:space="0" w:color="D9D9D9"/>
+          <w:right w:val="single" w:sz="4" w:space="0" w:color="D9D9D9"/>
+          <w:insideH w:val="single" w:sz="4" w:space="0" w:color="D9D9D9"/>
+          <w:insideV w:val="single" w:sz="4" w:space="0" w:color="D9D9D9"/>
+        </w:tblBorders>
+        <w:tblLayout w:type="fixed"/>
+        <w:tblLook w:val="04A0" w:firstRow="1" w:lastRow="0" w:firstColumn="1" w:lastColumn="0" w:noHBand="0" w:noVBand="1"/>
+      </w:tblPr>
+      <w:tblGrid>
+        <w:gridCol w:w="2268"/>
+        <w:gridCol w:w="4535"/>
+        <w:gridCol w:w="2835"/>
+      </w:tblGrid>
+      <w:tr>
+        <w:trPr>
+          <w:cantSplit/>
+          <w:tblHeader/>
+          <w:jc w:val="center"/>
+        </w:trPr>
+        <w:tc>
+          <w:tcPr>
+            <w:tcW w:w="2268" w:type="dxa"/>
+            <w:shd w:val="clear" w:color="auto" w:fill="244E70"/>
+            <w:tcMar>
+              <w:top w:w="65" w:type="dxa"/>
+              <w:left w:w="90" w:type="dxa"/>
+              <w:bottom w:w="65" w:type="dxa"/>
+              <w:right w:w="90" w:type="dxa"/>
+            </w:tcMar>
+            <w:vAlign w:val="center"/>
+          </w:tcPr>
+          <w:p>
+            <w:pPr>
+              <w:pStyle w:val="ReportTable"/>
+              <w:spacing w:before="40" w:after="40"/>
+            </w:pPr>
+            <w:r>
+              <w:rPr>
+                <w:b/>
+                <w:color w:val="FFFFFF"/>
+              </w:rPr>
+              <w:t>Phép thử</w:t>
+            </w:r>
+          </w:p>
+        </w:tc>
+        <w:tc>
+          <w:tcPr>
+            <w:tcW w:w="4535" w:type="dxa"/>
+            <w:shd w:val="clear" w:color="auto" w:fill="244E70"/>
+            <w:tcMar>
+              <w:top w:w="65" w:type="dxa"/>
+              <w:left w:w="90" w:type="dxa"/>
+              <w:bottom w:w="65" w:type="dxa"/>
+              <w:right w:w="90" w:type="dxa"/>
+            </w:tcMar>
+            <w:vAlign w:val="center"/>
+          </w:tcPr>
+          <w:p>
+            <w:pPr>
+              <w:pStyle w:val="ReportTable"/>
+              <w:spacing w:before="40" w:after="40"/>
+            </w:pPr>
+            <w:r>
+              <w:rPr>
+                <w:b/>
+                <w:color w:val="FFFFFF"/>
+              </w:rPr>
+              <w:t>Kết quả quan sát</w:t>
+            </w:r>
+          </w:p>
+        </w:tc>
+        <w:tc>
+          <w:tcPr>
+            <w:tcW w:w="2835" w:type="dxa"/>
+            <w:shd w:val="clear" w:color="auto" w:fill="244E70"/>
+            <w:tcMar>
+              <w:top w:w="65" w:type="dxa"/>
+              <w:left w:w="90" w:type="dxa"/>
+              <w:bottom w:w="65" w:type="dxa"/>
+              <w:right w:w="90" w:type="dxa"/>
+            </w:tcMar>
+            <w:vAlign w:val="center"/>
+          </w:tcPr>
+          <w:p>
+            <w:pPr>
+              <w:pStyle w:val="ReportTable"/>
+              <w:spacing w:before="40" w:after="40"/>
+            </w:pPr>
+            <w:r>
+              <w:rPr>
+                <w:b/>
+                <w:color w:val="FFFFFF"/>
+              </w:rPr>
+              <w:t>Đối chiếu</w:t>
+            </w:r>
+          </w:p>
+        </w:tc>
+      </w:tr>
+      <w:tr>
+        <w:trPr>
+          <w:cantSplit/>
+          <w:jc w:val="center"/>
+        </w:trPr>
+        <w:tc>
+          <w:tcPr>
+            <w:tcW w:w="2268" w:type="dxa"/>
+            <w:shd w:val="clear" w:color="auto" w:fill="F2F5F7"/>
+            <w:tcMar>
+              <w:top w:w="65" w:type="dxa"/>
+              <w:left w:w="90" w:type="dxa"/>
+              <w:bottom w:w="65" w:type="dxa"/>
+              <w:right w:w="90" w:type="dxa"/>
+            </w:tcMar>
+            <w:vAlign w:val="center"/>
+          </w:tcPr>
+          <w:p>
+            <w:pPr>
+              <w:pStyle w:val="ReportTable"/>
+              <w:spacing w:before="40" w:after="40"/>
+            </w:pPr>
+            <w:r>
+              <w:t>Ping 8.8.8.8</w:t>
+            </w:r>
+          </w:p>
+        </w:tc>
+        <w:tc>
+          <w:tcPr>
+            <w:tcW w:w="4535" w:type="dxa"/>
+            <w:shd w:val="clear" w:color="auto" w:fill="F2F5F7"/>
+            <w:tcMar>
+              <w:top w:w="65" w:type="dxa"/>
+              <w:left w:w="90" w:type="dxa"/>
+              <w:bottom w:w="65" w:type="dxa"/>
+              <w:right w:w="90" w:type="dxa"/>
+            </w:tcMar>
+            <w:vAlign w:val="center"/>
+          </w:tcPr>
+          <w:p>
+            <w:pPr>
+              <w:pStyle w:val="ReportTable"/>
+              <w:spacing w:before="40" w:after="40"/>
+            </w:pPr>
+            <w:r>
+              <w:t>Sent 4, Received 0, Lost 4 (100%)</w:t>
+            </w:r>
+          </w:p>
+        </w:tc>
+        <w:tc>
+          <w:tcPr>
+            <w:tcW w:w="2835" w:type="dxa"/>
+            <w:shd w:val="clear" w:color="auto" w:fill="F2F5F7"/>
+            <w:tcMar>
+              <w:top w:w="65" w:type="dxa"/>
+              <w:left w:w="90" w:type="dxa"/>
+              <w:bottom w:w="65" w:type="dxa"/>
+              <w:right w:w="90" w:type="dxa"/>
+            </w:tcMar>
+            <w:vAlign w:val="center"/>
+          </w:tcPr>
+          <w:p>
+            <w:pPr>
+              <w:pStyle w:val="ReportTable"/>
+              <w:spacing w:before="40" w:after="40"/>
+            </w:pPr>
+            <w:r>
+              <w:t>Phù hợp mục tiêu chặn ICMP</w:t>
+            </w:r>
+          </w:p>
+        </w:tc>
+      </w:tr>
+      <w:tr>
+        <w:trPr>
+          <w:cantSplit/>
+          <w:jc w:val="center"/>
+        </w:trPr>
+        <w:tc>
+          <w:tcPr>
+            <w:tcW w:w="2268" w:type="dxa"/>
+            <w:shd w:val="clear" w:color="auto" w:fill="FFFFFF"/>
+            <w:tcMar>
+              <w:top w:w="65" w:type="dxa"/>
+              <w:left w:w="90" w:type="dxa"/>
+              <w:bottom w:w="65" w:type="dxa"/>
+              <w:right w:w="90" w:type="dxa"/>
+            </w:tcMar>
+            <w:vAlign w:val="center"/>
+          </w:tcPr>
+          <w:p>
+            <w:pPr>
+              <w:pStyle w:val="ReportTable"/>
+              <w:spacing w:before="40" w:after="40"/>
+            </w:pPr>
+            <w:r>
+              <w:t>DNS qua 8.8.8.8</w:t>
+            </w:r>
+          </w:p>
+        </w:tc>
+        <w:tc>
+          <w:tcPr>
+            <w:tcW w:w="4535" w:type="dxa"/>
+            <w:shd w:val="clear" w:color="auto" w:fill="FFFFFF"/>
+            <w:tcMar>
+              <w:top w:w="65" w:type="dxa"/>
+              <w:left w:w="90" w:type="dxa"/>
+              <w:bottom w:w="65" w:type="dxa"/>
+              <w:right w:w="90" w:type="dxa"/>
+            </w:tcMar>
+            <w:vAlign w:val="center"/>
+          </w:tcPr>
+          <w:p>
+            <w:pPr>
+              <w:pStyle w:val="ReportTable"/>
+              <w:spacing w:before="40" w:after="40"/>
+            </w:pPr>
+            <w:r>
+              <w:t>Trả về bản ghi A và AAAA của example.com</w:t>
+            </w:r>
+          </w:p>
+        </w:tc>
+        <w:tc>
+          <w:tcPr>
+            <w:tcW w:w="2835" w:type="dxa"/>
+            <w:shd w:val="clear" w:color="auto" w:fill="FFFFFF"/>
+            <w:tcMar>
+              <w:top w:w="65" w:type="dxa"/>
+              <w:left w:w="90" w:type="dxa"/>
+              <w:bottom w:w="65" w:type="dxa"/>
+              <w:right w:w="90" w:type="dxa"/>
+            </w:tcMar>
+            <w:vAlign w:val="center"/>
+          </w:tcPr>
+          <w:p>
+            <w:pPr>
+              <w:pStyle w:val="ReportTable"/>
+              <w:spacing w:before="40" w:after="40"/>
+            </w:pPr>
+            <w:r>
+              <w:t>Phân giải trực tiếp thành công</w:t>
+            </w:r>
+          </w:p>
+        </w:tc>
+      </w:tr>
+      <w:tr>
+        <w:trPr>
+          <w:cantSplit/>
+          <w:jc w:val="center"/>
+        </w:trPr>
+        <w:tc>
+          <w:tcPr>
+            <w:tcW w:w="2268" w:type="dxa"/>
+            <w:shd w:val="clear" w:color="auto" w:fill="F2F5F7"/>
+            <w:tcMar>
+              <w:top w:w="65" w:type="dxa"/>
+              <w:left w:w="90" w:type="dxa"/>
+              <w:bottom w:w="65" w:type="dxa"/>
+              <w:right w:w="90" w:type="dxa"/>
+            </w:tcMar>
+            <w:vAlign w:val="center"/>
+          </w:tcPr>
+          <w:p>
+            <w:pPr>
+              <w:pStyle w:val="ReportTable"/>
+              <w:spacing w:before="40" w:after="40"/>
+            </w:pPr>
+            <w:r>
+              <w:t>HTTPS IPv4</w:t>
+            </w:r>
+          </w:p>
+        </w:tc>
+        <w:tc>
+          <w:tcPr>
+            <w:tcW w:w="4535" w:type="dxa"/>
+            <w:shd w:val="clear" w:color="auto" w:fill="F2F5F7"/>
+            <w:tcMar>
+              <w:top w:w="65" w:type="dxa"/>
+              <w:left w:w="90" w:type="dxa"/>
+              <w:bottom w:w="65" w:type="dxa"/>
+              <w:right w:w="90" w:type="dxa"/>
+            </w:tcMar>
+            <w:vAlign w:val="center"/>
+          </w:tcPr>
+          <w:p>
+            <w:pPr>
+              <w:pStyle w:val="ReportTable"/>
+              <w:spacing w:before="40" w:after="40"/>
+            </w:pPr>
+            <w:r>
+              <w:t>curl.exe trả về HTML Example Domain</w:t>
+            </w:r>
+          </w:p>
+        </w:tc>
+        <w:tc>
+          <w:tcPr>
+            <w:tcW w:w="2835" w:type="dxa"/>
+            <w:shd w:val="clear" w:color="auto" w:fill="F2F5F7"/>
+            <w:tcMar>
+              <w:top w:w="65" w:type="dxa"/>
+              <w:left w:w="90" w:type="dxa"/>
+              <w:bottom w:w="65" w:type="dxa"/>
+              <w:right w:w="90" w:type="dxa"/>
+            </w:tcMar>
+            <w:vAlign w:val="center"/>
+          </w:tcPr>
+          <w:p>
+            <w:pPr>
+              <w:pStyle w:val="ReportTable"/>
+              <w:spacing w:before="40" w:after="40"/>
+            </w:pPr>
+            <w:r>
+              <w:t>Truy cập HTTPS thành công</w:t>
+            </w:r>
+          </w:p>
+        </w:tc>
+      </w:tr>
+    </w:tbl>
+    <w:p>
+      <w:pPr>
+        <w:spacing w:after="40" w:line="40" w:lineRule="exact"/>
+      </w:pPr>
+    </w:p>
+    <w:p>
+      <w:pPr>
+        <w:rPr>
+          <w:b/>
+          <w:bCs/>
+          <w:sz w:val="26"/>
+          <w:szCs w:val="26"/>
+          <w:lang w:val="en-US"/>
+        </w:rPr>
+      </w:pPr>
+    </w:p>
+    <w:p>
+      <w:pPr>
+        <w:rPr>
+          <w:b/>
+          <w:bCs/>
+          <w:sz w:val="26"/>
+          <w:szCs w:val="26"/>
+        </w:rPr>
+      </w:pPr>
+      <w:r>
+        <w:rPr>
+          <w:b/>
+          <w:bCs/>
+          <w:sz w:val="26"/>
+          <w:szCs w:val="26"/>
+        </w:rPr>
+        <w:t>2</w:t>
+      </w:r>
+      <w:r>
+        <w:rPr>
+          <w:b/>
+          <w:bCs/>
+          <w:sz w:val="26"/>
+          <w:szCs w:val="26"/>
+          <w:lang w:val="en-US"/>
+        </w:rPr>
+        <w:t>.</w:t>
+      </w:r>
+      <w:r>
+        <w:rPr>
+          <w:b/>
+          <w:bCs/>
+          <w:sz w:val="26"/>
+          <w:szCs w:val="26"/>
+        </w:rPr>
+        <w:t xml:space="preserve"> Chỉ cho một host cụ thể ra Internet</w:t>
+      </w:r>
+    </w:p>
+    <w:p>
+      <w:pPr>
+        <w:rPr>
+          <w:lang w:val="en-US"/>
+        </w:rPr>
+      </w:pPr>
+      <w:r>
+        <w:t>Host được phép là Domain Controller 10.0.0.2. Máy Ubuntu LAN-Test dùng 10.0.0.3/8 và gateway 10.0.0.1. Rule Pass cho DC phải nằm trước Block LAN</w:t>
+      </w:r>
+      <w:r>
+        <w:rPr>
+          <w:lang w:val="en-US"/>
+        </w:rPr>
+        <w:t>.</w:t>
+      </w:r>
+    </w:p>
+    <w:p>
+      <w:pPr>
+        <w:keepNext/>
+        <w:spacing w:before="60" w:after="60"/>
+        <w:jc w:val="center"/>
+      </w:pPr>
+      <w:r>
+        <w:rPr>
+          <w:noProof/>
+        </w:rPr>
+        <w:drawing>
+          <wp:inline distT="0" distB="0" distL="0" distR="0" wp14:anchorId="5FEEB5B8" wp14:editId="63BE3B51">
+            <wp:extent cx="4680000" cy="1202543"/>
+            <wp:effectExtent l="0" t="0" r="0" b="0"/>
+            <wp:docPr id="17" name="Picture 17" descr="Cấu hình Netplan của LAN-Test với địa chỉ và default route; mốc video 02:23:00"/>
+            <wp:cNvGraphicFramePr>
+              <a:graphicFrameLocks xmlns:a="http://schemas.openxmlformats.org/drawingml/2006/main" noChangeAspect="1"/>
+            </wp:cNvGraphicFramePr>
+            <a:graphic xmlns:a="http://schemas.openxmlformats.org/drawingml/2006/main">
+              <a:graphicData uri="http://schemas.openxmlformats.org/drawingml/2006/picture">
+                <pic:pic xmlns:pic="http://schemas.openxmlformats.org/drawingml/2006/picture">
+                  <pic:nvPicPr>
+                    <pic:cNvPr id="0" name="Hinh_17_02-23-00.png"/>
+                    <pic:cNvPicPr/>
+                  </pic:nvPicPr>
+                  <pic:blipFill>
+                    <a:blip r:embed="rId21"/>
+                    <a:stretch>
+                      <a:fillRect/>
+                    </a:stretch>
+                  </pic:blipFill>
+                  <pic:spPr>
+                    <a:xfrm>
+                      <a:off x="0" y="0"/>
+                      <a:ext cx="4680000" cy="1202543"/>
+                    </a:xfrm>
+                    <a:prstGeom prst="rect">
+                      <a:avLst/>
+                    </a:prstGeom>
+                  </pic:spPr>
+                </pic:pic>
+              </a:graphicData>
+            </a:graphic>
+          </wp:inline>
+        </w:drawing>
+      </w:r>
+    </w:p>
+    <w:p>
+      <w:pPr>
+        <w:pStyle w:val="Caption1"/>
+        <w:jc w:val="center"/>
+        <w:rPr>
+          <w:lang w:val="en-US"/>
+        </w:rPr>
+      </w:pPr>
+      <w:r>
+        <w:t>Hình 1</w:t>
+      </w:r>
+      <w:r>
+        <w:rPr>
+          <w:lang w:val="en-US"/>
+        </w:rPr>
+        <w:t>6</w:t>
+      </w:r>
+      <w:r>
+        <w:t>. Cấu hình Netplan của LAN-Test</w:t>
+      </w:r>
+      <w:r>
+        <w:rPr>
+          <w:lang w:val="en-US"/>
+        </w:rPr>
+        <w:t>.</w:t>
+      </w:r>
+    </w:p>
+    <w:tbl>
+      <w:tblPr>
+        <w:tblW w:w="0" w:type="auto"/>
+        <w:jc w:val="center"/>
+        <w:tblBorders>
+          <w:top w:val="single" w:sz="4" w:space="0" w:color="D9D9D9"/>
+          <w:left w:val="single" w:sz="4" w:space="0" w:color="D9D9D9"/>
+          <w:bottom w:val="single" w:sz="4" w:space="0" w:color="D9D9D9"/>
+          <w:right w:val="single" w:sz="4" w:space="0" w:color="D9D9D9"/>
+          <w:insideH w:val="single" w:sz="4" w:space="0" w:color="D9D9D9"/>
+          <w:insideV w:val="single" w:sz="4" w:space="0" w:color="D9D9D9"/>
+        </w:tblBorders>
+        <w:tblLayout w:type="fixed"/>
+        <w:tblLook w:val="04A0" w:firstRow="1" w:lastRow="0" w:firstColumn="1" w:lastColumn="0" w:noHBand="0" w:noVBand="1"/>
+      </w:tblPr>
+      <w:tblGrid>
+        <w:gridCol w:w="850"/>
+        <w:gridCol w:w="1247"/>
+        <w:gridCol w:w="1587"/>
+        <w:gridCol w:w="3402"/>
+        <w:gridCol w:w="2551"/>
+      </w:tblGrid>
+      <w:tr>
+        <w:trPr>
+          <w:cantSplit/>
+          <w:tblHeader/>
+          <w:jc w:val="center"/>
+        </w:trPr>
+        <w:tc>
+          <w:tcPr>
+            <w:tcW w:w="850" w:type="dxa"/>
+            <w:shd w:val="clear" w:color="auto" w:fill="244E70"/>
+            <w:tcMar>
+              <w:top w:w="65" w:type="dxa"/>
+              <w:left w:w="90" w:type="dxa"/>
+              <w:bottom w:w="65" w:type="dxa"/>
+              <w:right w:w="90" w:type="dxa"/>
+            </w:tcMar>
+            <w:vAlign w:val="center"/>
+          </w:tcPr>
+          <w:p>
+            <w:pPr>
+              <w:pStyle w:val="ReportTable"/>
+              <w:spacing w:before="40" w:after="40"/>
+              <w:jc w:val="center"/>
+            </w:pPr>
+            <w:r>
+              <w:rPr>
+                <w:b/>
+                <w:color w:val="FFFFFF"/>
+              </w:rPr>
+              <w:t>Thứ tự</w:t>
+            </w:r>
+          </w:p>
+        </w:tc>
+        <w:tc>
+          <w:tcPr>
+            <w:tcW w:w="1247" w:type="dxa"/>
+            <w:shd w:val="clear" w:color="auto" w:fill="244E70"/>
+            <w:tcMar>
+              <w:top w:w="65" w:type="dxa"/>
+              <w:left w:w="90" w:type="dxa"/>
+              <w:bottom w:w="65" w:type="dxa"/>
+              <w:right w:w="90" w:type="dxa"/>
+            </w:tcMar>
+            <w:vAlign w:val="center"/>
+          </w:tcPr>
+          <w:p>
+            <w:pPr>
+              <w:pStyle w:val="ReportTable"/>
+              <w:spacing w:before="40" w:after="40"/>
+            </w:pPr>
+            <w:r>
+              <w:rPr>
+                <w:b/>
+                <w:color w:val="FFFFFF"/>
+              </w:rPr>
+              <w:t>Action</w:t>
+            </w:r>
+          </w:p>
+        </w:tc>
+        <w:tc>
+          <w:tcPr>
+            <w:tcW w:w="1587" w:type="dxa"/>
+            <w:shd w:val="clear" w:color="auto" w:fill="244E70"/>
+            <w:tcMar>
+              <w:top w:w="65" w:type="dxa"/>
+              <w:left w:w="90" w:type="dxa"/>
+              <w:bottom w:w="65" w:type="dxa"/>
+              <w:right w:w="90" w:type="dxa"/>
+            </w:tcMar>
+            <w:vAlign w:val="center"/>
+          </w:tcPr>
+          <w:p>
+            <w:pPr>
+              <w:pStyle w:val="ReportTable"/>
+              <w:spacing w:before="40" w:after="40"/>
+            </w:pPr>
+            <w:r>
+              <w:rPr>
+                <w:b/>
+                <w:color w:val="FFFFFF"/>
+              </w:rPr>
+              <w:t>Protocol</w:t>
+            </w:r>
+          </w:p>
+        </w:tc>
+        <w:tc>
+          <w:tcPr>
+            <w:tcW w:w="3402" w:type="dxa"/>
+            <w:shd w:val="clear" w:color="auto" w:fill="244E70"/>
+            <w:tcMar>
+              <w:top w:w="65" w:type="dxa"/>
+              <w:left w:w="90" w:type="dxa"/>
+              <w:bottom w:w="65" w:type="dxa"/>
+              <w:right w:w="90" w:type="dxa"/>
+            </w:tcMar>
+            <w:vAlign w:val="center"/>
+          </w:tcPr>
+          <w:p>
+            <w:pPr>
+              <w:pStyle w:val="ReportTable"/>
+              <w:spacing w:before="40" w:after="40"/>
+            </w:pPr>
+            <w:r>
+              <w:rPr>
+                <w:b/>
+                <w:color w:val="FFFFFF"/>
+              </w:rPr>
+              <w:t>Nguồn</w:t>
+            </w:r>
+          </w:p>
+        </w:tc>
+        <w:tc>
+          <w:tcPr>
+            <w:tcW w:w="2551" w:type="dxa"/>
+            <w:shd w:val="clear" w:color="auto" w:fill="244E70"/>
+            <w:tcMar>
+              <w:top w:w="65" w:type="dxa"/>
+              <w:left w:w="90" w:type="dxa"/>
+              <w:bottom w:w="65" w:type="dxa"/>
+              <w:right w:w="90" w:type="dxa"/>
+            </w:tcMar>
+            <w:vAlign w:val="center"/>
+          </w:tcPr>
+          <w:p>
+            <w:pPr>
+              <w:pStyle w:val="ReportTable"/>
+              <w:spacing w:before="40" w:after="40"/>
+            </w:pPr>
+            <w:r>
+              <w:rPr>
+                <w:b/>
+                <w:color w:val="FFFFFF"/>
+              </w:rPr>
+              <w:t>Đích</w:t>
+            </w:r>
+          </w:p>
+        </w:tc>
+      </w:tr>
+      <w:tr>
+        <w:trPr>
+          <w:cantSplit/>
+          <w:jc w:val="center"/>
+        </w:trPr>
+        <w:tc>
+          <w:tcPr>
+            <w:tcW w:w="850" w:type="dxa"/>
+            <w:shd w:val="clear" w:color="auto" w:fill="F2F5F7"/>
+            <w:tcMar>
+              <w:top w:w="65" w:type="dxa"/>
+              <w:left w:w="90" w:type="dxa"/>
+              <w:bottom w:w="65" w:type="dxa"/>
+              <w:right w:w="90" w:type="dxa"/>
+            </w:tcMar>
+            <w:vAlign w:val="center"/>
+          </w:tcPr>
+          <w:p>
+            <w:pPr>
+              <w:pStyle w:val="ReportTable"/>
+              <w:spacing w:before="40" w:after="40"/>
+              <w:jc w:val="center"/>
+            </w:pPr>
+            <w:r>
+              <w:t>1</w:t>
+            </w:r>
+          </w:p>
+        </w:tc>
+        <w:tc>
+          <w:tcPr>
+            <w:tcW w:w="1247" w:type="dxa"/>
+            <w:shd w:val="clear" w:color="auto" w:fill="F2F5F7"/>
+            <w:tcMar>
+              <w:top w:w="65" w:type="dxa"/>
+              <w:left w:w="90" w:type="dxa"/>
+              <w:bottom w:w="65" w:type="dxa"/>
+              <w:right w:w="90" w:type="dxa"/>
+            </w:tcMar>
+            <w:vAlign w:val="center"/>
+          </w:tcPr>
+          <w:p>
+            <w:pPr>
+              <w:pStyle w:val="ReportTable"/>
+              <w:spacing w:before="40" w:after="40"/>
+            </w:pPr>
+            <w:r>
+              <w:t>Pass</w:t>
+            </w:r>
+          </w:p>
+        </w:tc>
+        <w:tc>
+          <w:tcPr>
+            <w:tcW w:w="1587" w:type="dxa"/>
+            <w:shd w:val="clear" w:color="auto" w:fill="F2F5F7"/>
+            <w:tcMar>
+              <w:top w:w="65" w:type="dxa"/>
+              <w:left w:w="90" w:type="dxa"/>
+              <w:bottom w:w="65" w:type="dxa"/>
+              <w:right w:w="90" w:type="dxa"/>
+            </w:tcMar>
+            <w:vAlign w:val="center"/>
+          </w:tcPr>
+          <w:p>
+            <w:pPr>
+              <w:pStyle w:val="ReportTable"/>
+              <w:spacing w:before="40" w:after="40"/>
+            </w:pPr>
+            <w:r>
+              <w:t>Any</w:t>
+            </w:r>
+          </w:p>
+        </w:tc>
+        <w:tc>
+          <w:tcPr>
+            <w:tcW w:w="3402" w:type="dxa"/>
+            <w:shd w:val="clear" w:color="auto" w:fill="F2F5F7"/>
+            <w:tcMar>
+              <w:top w:w="65" w:type="dxa"/>
+              <w:left w:w="90" w:type="dxa"/>
+              <w:bottom w:w="65" w:type="dxa"/>
+              <w:right w:w="90" w:type="dxa"/>
+            </w:tcMar>
+            <w:vAlign w:val="center"/>
+          </w:tcPr>
+          <w:p>
+            <w:pPr>
+              <w:pStyle w:val="ReportTable"/>
+              <w:spacing w:before="40" w:after="40"/>
+            </w:pPr>
+            <w:r>
+              <w:t>10.0.0.2</w:t>
+            </w:r>
+          </w:p>
+        </w:tc>
+        <w:tc>
+          <w:tcPr>
+            <w:tcW w:w="2551" w:type="dxa"/>
+            <w:shd w:val="clear" w:color="auto" w:fill="F2F5F7"/>
+            <w:tcMar>
+              <w:top w:w="65" w:type="dxa"/>
+              <w:left w:w="90" w:type="dxa"/>
+              <w:bottom w:w="65" w:type="dxa"/>
+              <w:right w:w="90" w:type="dxa"/>
+            </w:tcMar>
+            <w:vAlign w:val="center"/>
+          </w:tcPr>
+          <w:p>
+            <w:pPr>
+              <w:pStyle w:val="ReportTable"/>
+              <w:spacing w:before="40" w:after="40"/>
+            </w:pPr>
+            <w:r>
+              <w:t>Any</w:t>
+            </w:r>
+          </w:p>
+        </w:tc>
+      </w:tr>
+      <w:tr>
+        <w:trPr>
+          <w:cantSplit/>
+          <w:jc w:val="center"/>
+        </w:trPr>
+        <w:tc>
+          <w:tcPr>
+            <w:tcW w:w="850" w:type="dxa"/>
+            <w:shd w:val="clear" w:color="auto" w:fill="FFFFFF"/>
+            <w:tcMar>
+              <w:top w:w="65" w:type="dxa"/>
+              <w:left w:w="90" w:type="dxa"/>
+              <w:bottom w:w="65" w:type="dxa"/>
+              <w:right w:w="90" w:type="dxa"/>
+            </w:tcMar>
+            <w:vAlign w:val="center"/>
+          </w:tcPr>
+          <w:p>
+            <w:pPr>
+              <w:pStyle w:val="ReportTable"/>
+              <w:spacing w:before="40" w:after="40"/>
+              <w:jc w:val="center"/>
+            </w:pPr>
+            <w:r>
+              <w:t>2</w:t>
+            </w:r>
+          </w:p>
+        </w:tc>
+        <w:tc>
+          <w:tcPr>
+            <w:tcW w:w="1247" w:type="dxa"/>
+            <w:shd w:val="clear" w:color="auto" w:fill="FFFFFF"/>
+            <w:tcMar>
+              <w:top w:w="65" w:type="dxa"/>
+              <w:left w:w="90" w:type="dxa"/>
+              <w:bottom w:w="65" w:type="dxa"/>
+              <w:right w:w="90" w:type="dxa"/>
+            </w:tcMar>
+            <w:vAlign w:val="center"/>
+          </w:tcPr>
+          <w:p>
+            <w:pPr>
+              <w:pStyle w:val="ReportTable"/>
+              <w:spacing w:before="40" w:after="40"/>
+            </w:pPr>
+            <w:r>
+              <w:t>Block</w:t>
+            </w:r>
+          </w:p>
+        </w:tc>
+        <w:tc>
+          <w:tcPr>
+            <w:tcW w:w="1587" w:type="dxa"/>
+            <w:shd w:val="clear" w:color="auto" w:fill="FFFFFF"/>
+            <w:tcMar>
+              <w:top w:w="65" w:type="dxa"/>
+              <w:left w:w="90" w:type="dxa"/>
+              <w:bottom w:w="65" w:type="dxa"/>
+              <w:right w:w="90" w:type="dxa"/>
+            </w:tcMar>
+            <w:vAlign w:val="center"/>
+          </w:tcPr>
+          <w:p>
+            <w:pPr>
+              <w:pStyle w:val="ReportTable"/>
+              <w:spacing w:before="40" w:after="40"/>
+            </w:pPr>
+            <w:r>
+              <w:t>Any</w:t>
+            </w:r>
+          </w:p>
+        </w:tc>
+        <w:tc>
+          <w:tcPr>
+            <w:tcW w:w="3402" w:type="dxa"/>
+            <w:shd w:val="clear" w:color="auto" w:fill="FFFFFF"/>
+            <w:tcMar>
+              <w:top w:w="65" w:type="dxa"/>
+              <w:left w:w="90" w:type="dxa"/>
+              <w:bottom w:w="65" w:type="dxa"/>
+              <w:right w:w="90" w:type="dxa"/>
+            </w:tcMar>
+            <w:vAlign w:val="center"/>
+          </w:tcPr>
+          <w:p>
+            <w:pPr>
+              <w:pStyle w:val="ReportTable"/>
+              <w:spacing w:before="40" w:after="40"/>
+            </w:pPr>
+            <w:r>
+              <w:t>LAN net</w:t>
+            </w:r>
+          </w:p>
+        </w:tc>
+        <w:tc>
+          <w:tcPr>
+            <w:tcW w:w="2551" w:type="dxa"/>
+            <w:shd w:val="clear" w:color="auto" w:fill="FFFFFF"/>
+            <w:tcMar>
+              <w:top w:w="65" w:type="dxa"/>
+              <w:left w:w="90" w:type="dxa"/>
+              <w:bottom w:w="65" w:type="dxa"/>
+              <w:right w:w="90" w:type="dxa"/>
+            </w:tcMar>
+            <w:vAlign w:val="center"/>
+          </w:tcPr>
+          <w:p>
+            <w:pPr>
+              <w:pStyle w:val="ReportTable"/>
+              <w:spacing w:before="40" w:after="40"/>
+            </w:pPr>
+            <w:r>
+              <w:t>Any</w:t>
+            </w:r>
+          </w:p>
+        </w:tc>
+      </w:tr>
+    </w:tbl>
+    <w:p>
+      <w:pPr>
+        <w:spacing w:after="40" w:line="40" w:lineRule="exact"/>
+      </w:pPr>
+    </w:p>
+    <w:p>
+      <w:pPr>
+        <w:keepNext/>
+        <w:spacing w:before="60" w:after="60"/>
+        <w:jc w:val="center"/>
+      </w:pPr>
+      <w:r>
+        <w:rPr>
+          <w:noProof/>
+        </w:rPr>
+        <w:lastRenderedPageBreak/>
+        <w:drawing>
+          <wp:inline distT="0" distB="0" distL="0" distR="0" wp14:anchorId="13F68CB6" wp14:editId="7480E660">
+            <wp:extent cx="6120000" cy="3448129"/>
+            <wp:effectExtent l="0" t="0" r="0" b="0"/>
+            <wp:docPr id="18" name="Picture 18" descr="Pass cho 10.0.0.2 nằm trên Block cho các host LAN còn lại; mốc video 02:28:00"/>
+            <wp:cNvGraphicFramePr>
+              <a:graphicFrameLocks xmlns:a="http://schemas.openxmlformats.org/drawingml/2006/main" noChangeAspect="1"/>
+            </wp:cNvGraphicFramePr>
+            <a:graphic xmlns:a="http://schemas.openxmlformats.org/drawingml/2006/main">
+              <a:graphicData uri="http://schemas.openxmlformats.org/drawingml/2006/picture">
+                <pic:pic xmlns:pic="http://schemas.openxmlformats.org/drawingml/2006/picture">
+                  <pic:nvPicPr>
+                    <pic:cNvPr id="0" name="Hinh_18_02-28-00.png"/>
+                    <pic:cNvPicPr/>
+                  </pic:nvPicPr>
+                  <pic:blipFill>
+                    <a:blip r:embed="rId22"/>
+                    <a:stretch>
+                      <a:fillRect/>
+                    </a:stretch>
+                  </pic:blipFill>
+                  <pic:spPr>
+                    <a:xfrm>
+                      <a:off x="0" y="0"/>
+                      <a:ext cx="6120000" cy="3448129"/>
+                    </a:xfrm>
+                    <a:prstGeom prst="rect">
+                      <a:avLst/>
+                    </a:prstGeom>
+                  </pic:spPr>
+                </pic:pic>
+              </a:graphicData>
+            </a:graphic>
+          </wp:inline>
+        </w:drawing>
+      </w:r>
+    </w:p>
+    <w:p>
+      <w:pPr>
+        <w:pStyle w:val="Caption1"/>
+        <w:jc w:val="center"/>
+        <w:rPr>
+          <w:lang w:val="en-US"/>
+        </w:rPr>
+      </w:pPr>
+      <w:r>
+        <w:t>Hình 1</w:t>
+      </w:r>
+      <w:r>
+        <w:rPr>
+          <w:lang w:val="en-US"/>
+        </w:rPr>
+        <w:t>7</w:t>
+      </w:r>
+      <w:r>
+        <w:t xml:space="preserve">. Pass cho 10.0.0.2 nằm trên Block cho các host LAN còn </w:t>
+      </w:r>
+      <w:proofErr w:type="spellStart"/>
+      <w:r>
+        <w:rPr>
+          <w:lang w:val="en-US"/>
+        </w:rPr>
+        <w:t>lại</w:t>
+      </w:r>
+      <w:proofErr w:type="spellEnd"/>
+      <w:r>
+        <w:rPr>
+          <w:lang w:val="en-US"/>
+        </w:rPr>
+        <w:t>.</w:t>
+      </w:r>
+    </w:p>
+    <w:p>
+      <w:pPr>
+        <w:rPr>
+          <w:b/>
+          <w:bCs/>
+          <w:sz w:val="26"/>
+          <w:szCs w:val="26"/>
+          <w:lang w:val="en-US"/>
+        </w:rPr>
+      </w:pPr>
+    </w:p>
+    <w:p>
+      <w:pPr>
+        <w:rPr>
+          <w:b/>
+          <w:bCs/>
+          <w:sz w:val="26"/>
+          <w:szCs w:val="26"/>
+        </w:rPr>
+      </w:pPr>
+      <w:r>
+        <w:rPr>
+          <w:b/>
+          <w:bCs/>
+          <w:sz w:val="26"/>
+          <w:szCs w:val="26"/>
+        </w:rPr>
+        <w:t>Kiểm thử tình huống 2</w:t>
+      </w:r>
+    </w:p>
+    <w:p>
+      <w:pPr>
+        <w:keepNext/>
+        <w:spacing w:before="60" w:after="60"/>
+        <w:jc w:val="center"/>
+      </w:pPr>
+      <w:r>
+        <w:rPr>
+          <w:noProof/>
+        </w:rPr>
+        <w:drawing>
+          <wp:inline distT="0" distB="0" distL="0" distR="0" wp14:anchorId="1012DCED" wp14:editId="3EB220E0">
+            <wp:extent cx="5760000" cy="1503932"/>
+            <wp:effectExtent l="0" t="0" r="0" b="0"/>
+            <wp:docPr id="19" name="Picture 19" descr="DC ping 8.8.8.8 thành công với 0 phần trăm packet loss; mốc video 02:35:00"/>
+            <wp:cNvGraphicFramePr>
+              <a:graphicFrameLocks xmlns:a="http://schemas.openxmlformats.org/drawingml/2006/main" noChangeAspect="1"/>
+            </wp:cNvGraphicFramePr>
+            <a:graphic xmlns:a="http://schemas.openxmlformats.org/drawingml/2006/main">
+              <a:graphicData uri="http://schemas.openxmlformats.org/drawingml/2006/picture">
+                <pic:pic xmlns:pic="http://schemas.openxmlformats.org/drawingml/2006/picture">
+                  <pic:nvPicPr>
+                    <pic:cNvPr id="0" name="Hinh_19_02-35-00.png"/>
+                    <pic:cNvPicPr/>
+                  </pic:nvPicPr>
+                  <pic:blipFill>
+                    <a:blip r:embed="rId23"/>
+                    <a:stretch>
+                      <a:fillRect/>
+                    </a:stretch>
+                  </pic:blipFill>
+                  <pic:spPr>
+                    <a:xfrm>
+                      <a:off x="0" y="0"/>
+                      <a:ext cx="5760000" cy="1503932"/>
+                    </a:xfrm>
+                    <a:prstGeom prst="rect">
+                      <a:avLst/>
+                    </a:prstGeom>
+                  </pic:spPr>
+                </pic:pic>
+              </a:graphicData>
+            </a:graphic>
+          </wp:inline>
+        </w:drawing>
+      </w:r>
+    </w:p>
+    <w:p>
+      <w:pPr>
+        <w:pStyle w:val="Caption1"/>
+        <w:jc w:val="center"/>
+        <w:rPr>
+          <w:lang w:val="en-US"/>
+        </w:rPr>
+      </w:pPr>
+      <w:r>
+        <w:t>Hình 1</w:t>
+      </w:r>
+      <w:r>
+        <w:rPr>
+          <w:lang w:val="en-US"/>
+        </w:rPr>
+        <w:t>8</w:t>
+      </w:r>
+      <w:r>
+        <w:t>. DC ping 8.8.8.8 thành công</w:t>
+      </w:r>
+      <w:r>
+        <w:rPr>
+          <w:lang w:val="en-US"/>
+        </w:rPr>
+        <w:t>.</w:t>
+      </w:r>
+    </w:p>
+    <w:p>
+      <w:pPr>
+        <w:keepNext/>
+        <w:spacing w:before="60" w:after="60"/>
+        <w:jc w:val="center"/>
+      </w:pPr>
+      <w:r>
+        <w:rPr>
+          <w:noProof/>
+        </w:rPr>
+        <w:drawing>
+          <wp:inline distT="0" distB="0" distL="0" distR="0" wp14:anchorId="52A414BB" wp14:editId="7BBC1E39">
+            <wp:extent cx="6120000" cy="1740550"/>
+            <wp:effectExtent l="0" t="0" r="0" b="0"/>
+            <wp:docPr id="20" name="Picture 20" descr="LAN-Test ping 8.8.8.8 không nhận được phản hồi; mốc video 02:32:00"/>
+            <wp:cNvGraphicFramePr>
+              <a:graphicFrameLocks xmlns:a="http://schemas.openxmlformats.org/drawingml/2006/main" noChangeAspect="1"/>
+            </wp:cNvGraphicFramePr>
+            <a:graphic xmlns:a="http://schemas.openxmlformats.org/drawingml/2006/main">
+              <a:graphicData uri="http://schemas.openxmlformats.org/drawingml/2006/picture">
+                <pic:pic xmlns:pic="http://schemas.openxmlformats.org/drawingml/2006/picture">
+                  <pic:nvPicPr>
+                    <pic:cNvPr id="0" name="Hinh_20_02-32-00.png"/>
+                    <pic:cNvPicPr/>
+                  </pic:nvPicPr>
+                  <pic:blipFill>
+                    <a:blip r:embed="rId24"/>
+                    <a:stretch>
+                      <a:fillRect/>
+                    </a:stretch>
+                  </pic:blipFill>
+                  <pic:spPr>
+                    <a:xfrm>
+                      <a:off x="0" y="0"/>
+                      <a:ext cx="6120000" cy="1740550"/>
+                    </a:xfrm>
+                    <a:prstGeom prst="rect">
+                      <a:avLst/>
+                    </a:prstGeom>
+                  </pic:spPr>
+                </pic:pic>
+              </a:graphicData>
+            </a:graphic>
+          </wp:inline>
+        </w:drawing>
+      </w:r>
+    </w:p>
+    <w:p>
+      <w:pPr>
+        <w:pStyle w:val="Caption1"/>
+        <w:jc w:val="center"/>
+        <w:rPr>
+          <w:lang w:val="en-US"/>
+        </w:rPr>
+      </w:pPr>
+      <w:r>
+        <w:t xml:space="preserve">Hình </w:t>
+      </w:r>
+      <w:r>
+        <w:rPr>
+          <w:lang w:val="en-US"/>
+        </w:rPr>
+        <w:t>19</w:t>
+      </w:r>
+      <w:r>
+        <w:t>. LAN-Test ping 8.8.8.8 không nhận được phản hồi</w:t>
+      </w:r>
+      <w:r>
+        <w:rPr>
+          <w:lang w:val="en-US"/>
+        </w:rPr>
+        <w:t>.</w:t>
+      </w:r>
+    </w:p>
+    <w:p>
+      <w:pPr>
+        <w:pStyle w:val="Caption1"/>
+        <w:jc w:val="center"/>
+        <w:rPr>
+          <w:lang w:val="en-US"/>
+        </w:rPr>
+      </w:pPr>
+    </w:p>
+    <w:tbl>
+      <w:tblPr>
+        <w:tblW w:w="0" w:type="auto"/>
+        <w:jc w:val="center"/>
+        <w:tblBorders>
+          <w:top w:val="single" w:sz="4" w:space="0" w:color="D9D9D9"/>
+          <w:left w:val="single" w:sz="4" w:space="0" w:color="D9D9D9"/>
+          <w:bottom w:val="single" w:sz="4" w:space="0" w:color="D9D9D9"/>
+          <w:right w:val="single" w:sz="4" w:space="0" w:color="D9D9D9"/>
+          <w:insideH w:val="single" w:sz="4" w:space="0" w:color="D9D9D9"/>
+          <w:insideV w:val="single" w:sz="4" w:space="0" w:color="D9D9D9"/>
+        </w:tblBorders>
+        <w:tblLayout w:type="fixed"/>
+        <w:tblLook w:val="04A0" w:firstRow="1" w:lastRow="0" w:firstColumn="1" w:lastColumn="0" w:noHBand="0" w:noVBand="1"/>
+      </w:tblPr>
+      <w:tblGrid>
+        <w:gridCol w:w="2438"/>
+        <w:gridCol w:w="3572"/>
+        <w:gridCol w:w="3628"/>
+      </w:tblGrid>
+      <w:tr>
+        <w:trPr>
+          <w:cantSplit/>
+          <w:tblHeader/>
+          <w:jc w:val="center"/>
+        </w:trPr>
+        <w:tc>
+          <w:tcPr>
+            <w:tcW w:w="2438" w:type="dxa"/>
+            <w:shd w:val="clear" w:color="auto" w:fill="244E70"/>
+            <w:tcMar>
+              <w:top w:w="65" w:type="dxa"/>
+              <w:left w:w="90" w:type="dxa"/>
+              <w:bottom w:w="65" w:type="dxa"/>
+              <w:right w:w="90" w:type="dxa"/>
+            </w:tcMar>
+            <w:vAlign w:val="center"/>
+          </w:tcPr>
+          <w:p>
+            <w:pPr>
+              <w:pStyle w:val="ReportTable"/>
+              <w:spacing w:before="40" w:after="40"/>
+            </w:pPr>
+            <w:r>
+              <w:rPr>
+                <w:b/>
+                <w:color w:val="FFFFFF"/>
+              </w:rPr>
+              <w:t>Máy nguồn</w:t>
+            </w:r>
+          </w:p>
+        </w:tc>
+        <w:tc>
+          <w:tcPr>
+            <w:tcW w:w="3572" w:type="dxa"/>
+            <w:shd w:val="clear" w:color="auto" w:fill="244E70"/>
+            <w:tcMar>
+              <w:top w:w="65" w:type="dxa"/>
+              <w:left w:w="90" w:type="dxa"/>
+              <w:bottom w:w="65" w:type="dxa"/>
+              <w:right w:w="90" w:type="dxa"/>
+            </w:tcMar>
+            <w:vAlign w:val="center"/>
+          </w:tcPr>
+          <w:p>
+            <w:pPr>
+              <w:pStyle w:val="ReportTable"/>
+              <w:spacing w:before="40" w:after="40"/>
+            </w:pPr>
+            <w:r>
+              <w:rPr>
+                <w:b/>
+                <w:color w:val="FFFFFF"/>
+              </w:rPr>
+              <w:t>Kết quả ping</w:t>
+            </w:r>
+          </w:p>
+        </w:tc>
+        <w:tc>
+          <w:tcPr>
+            <w:tcW w:w="3628" w:type="dxa"/>
+            <w:shd w:val="clear" w:color="auto" w:fill="244E70"/>
+            <w:tcMar>
+              <w:top w:w="65" w:type="dxa"/>
+              <w:left w:w="90" w:type="dxa"/>
+              <w:bottom w:w="65" w:type="dxa"/>
+              <w:right w:w="90" w:type="dxa"/>
+            </w:tcMar>
+            <w:vAlign w:val="center"/>
+          </w:tcPr>
+          <w:p>
+            <w:pPr>
+              <w:pStyle w:val="ReportTable"/>
+              <w:spacing w:before="40" w:after="40"/>
+            </w:pPr>
+            <w:r>
+              <w:rPr>
+                <w:b/>
+                <w:color w:val="FFFFFF"/>
+              </w:rPr>
+              <w:t>Nhận xét</w:t>
+            </w:r>
+          </w:p>
+        </w:tc>
+      </w:tr>
+      <w:tr>
+        <w:trPr>
+          <w:cantSplit/>
+          <w:jc w:val="center"/>
+        </w:trPr>
+        <w:tc>
+          <w:tcPr>
+            <w:tcW w:w="2438" w:type="dxa"/>
+            <w:shd w:val="clear" w:color="auto" w:fill="F2F5F7"/>
+            <w:tcMar>
+              <w:top w:w="65" w:type="dxa"/>
+              <w:left w:w="90" w:type="dxa"/>
+              <w:bottom w:w="65" w:type="dxa"/>
+              <w:right w:w="90" w:type="dxa"/>
+            </w:tcMar>
+            <w:vAlign w:val="center"/>
+          </w:tcPr>
+          <w:p>
+            <w:pPr>
+              <w:pStyle w:val="ReportTable"/>
+              <w:spacing w:before="40" w:after="40"/>
+            </w:pPr>
+            <w:r>
+              <w:t>DC 10.0.0.2</w:t>
+            </w:r>
+          </w:p>
+        </w:tc>
+        <w:tc>
+          <w:tcPr>
+            <w:tcW w:w="3572" w:type="dxa"/>
+            <w:shd w:val="clear" w:color="auto" w:fill="F2F5F7"/>
+            <w:tcMar>
+              <w:top w:w="65" w:type="dxa"/>
+              <w:left w:w="90" w:type="dxa"/>
+              <w:bottom w:w="65" w:type="dxa"/>
+              <w:right w:w="90" w:type="dxa"/>
+            </w:tcMar>
+            <w:vAlign w:val="center"/>
+          </w:tcPr>
+          <w:p>
+            <w:pPr>
+              <w:pStyle w:val="ReportTable"/>
+              <w:spacing w:before="40" w:after="40"/>
+            </w:pPr>
+            <w:r>
+              <w:t>4 gửi, 4 nhận, 0% loss</w:t>
+            </w:r>
+          </w:p>
+        </w:tc>
+        <w:tc>
+          <w:tcPr>
+            <w:tcW w:w="3628" w:type="dxa"/>
+            <w:shd w:val="clear" w:color="auto" w:fill="F2F5F7"/>
+            <w:tcMar>
+              <w:top w:w="65" w:type="dxa"/>
+              <w:left w:w="90" w:type="dxa"/>
+              <w:bottom w:w="65" w:type="dxa"/>
+              <w:right w:w="90" w:type="dxa"/>
+            </w:tcMar>
+            <w:vAlign w:val="center"/>
+          </w:tcPr>
+          <w:p>
+            <w:pPr>
+              <w:pStyle w:val="ReportTable"/>
+              <w:spacing w:before="40" w:after="40"/>
+            </w:pPr>
+            <w:r>
+              <w:t>Phù hợp rule Pass riêng</w:t>
+            </w:r>
+          </w:p>
+        </w:tc>
+      </w:tr>
+      <w:tr>
+        <w:trPr>
+          <w:cantSplit/>
+          <w:jc w:val="center"/>
+        </w:trPr>
+        <w:tc>
+          <w:tcPr>
+            <w:tcW w:w="2438" w:type="dxa"/>
+            <w:shd w:val="clear" w:color="auto" w:fill="FFFFFF"/>
+            <w:tcMar>
+              <w:top w:w="65" w:type="dxa"/>
+              <w:left w:w="90" w:type="dxa"/>
+              <w:bottom w:w="65" w:type="dxa"/>
+              <w:right w:w="90" w:type="dxa"/>
+            </w:tcMar>
+            <w:vAlign w:val="center"/>
+          </w:tcPr>
+          <w:p>
+            <w:pPr>
+              <w:pStyle w:val="ReportTable"/>
+              <w:spacing w:before="40" w:after="40"/>
+            </w:pPr>
+            <w:r>
+              <w:t>LAN-Test 10.0.0.3</w:t>
+            </w:r>
+          </w:p>
+        </w:tc>
+        <w:tc>
+          <w:tcPr>
+            <w:tcW w:w="3572" w:type="dxa"/>
+            <w:shd w:val="clear" w:color="auto" w:fill="FFFFFF"/>
+            <w:tcMar>
+              <w:top w:w="65" w:type="dxa"/>
+              <w:left w:w="90" w:type="dxa"/>
+              <w:bottom w:w="65" w:type="dxa"/>
+              <w:right w:w="90" w:type="dxa"/>
+            </w:tcMar>
+            <w:vAlign w:val="center"/>
+          </w:tcPr>
+          <w:p>
+            <w:pPr>
+              <w:pStyle w:val="ReportTable"/>
+              <w:spacing w:before="40" w:after="40"/>
+            </w:pPr>
+            <w:r>
+              <w:t>4 gửi, 0 nhận, 100% loss</w:t>
+            </w:r>
+          </w:p>
+        </w:tc>
+        <w:tc>
+          <w:tcPr>
+            <w:tcW w:w="3628" w:type="dxa"/>
+            <w:shd w:val="clear" w:color="auto" w:fill="FFFFFF"/>
+            <w:tcMar>
+              <w:top w:w="65" w:type="dxa"/>
+              <w:left w:w="90" w:type="dxa"/>
+              <w:bottom w:w="65" w:type="dxa"/>
+              <w:right w:w="90" w:type="dxa"/>
+            </w:tcMar>
+            <w:vAlign w:val="center"/>
+          </w:tcPr>
+          <w:p>
+            <w:pPr>
+              <w:pStyle w:val="ReportTable"/>
+              <w:spacing w:before="40" w:after="40"/>
+            </w:pPr>
+            <w:r>
+              <w:t>Phù hợp rule Block LAN</w:t>
+            </w:r>
+          </w:p>
+        </w:tc>
+      </w:tr>
+    </w:tbl>
+    <w:p>
+      <w:pPr>
+        <w:spacing w:after="40" w:line="40" w:lineRule="exact"/>
+      </w:pPr>
+    </w:p>
+    <w:p>
+      <w:pPr>
+        <w:rPr>
+          <w:b/>
+          <w:bCs/>
+          <w:sz w:val="26"/>
+          <w:szCs w:val="26"/>
+          <w:lang w:val="en-US"/>
+        </w:rPr>
+      </w:pPr>
+      <w:r>
+        <w:rPr>
+          <w:b/>
+          <w:bCs/>
+          <w:sz w:val="26"/>
+          <w:szCs w:val="26"/>
+        </w:rPr>
+        <w:lastRenderedPageBreak/>
+        <w:t>3</w:t>
+      </w:r>
+      <w:r>
+        <w:rPr>
+          <w:b/>
+          <w:bCs/>
+          <w:sz w:val="26"/>
+          <w:szCs w:val="26"/>
+          <w:lang w:val="en-US"/>
+        </w:rPr>
+        <w:t>.</w:t>
+      </w:r>
+      <w:r>
+        <w:rPr>
+          <w:b/>
+          <w:bCs/>
+          <w:sz w:val="26"/>
+          <w:szCs w:val="26"/>
+          <w:lang w:val="en-US"/>
+        </w:rPr>
+        <w:t xml:space="preserve"> </w:t>
+      </w:r>
+      <w:proofErr w:type="spellStart"/>
+      <w:r>
+        <w:rPr>
+          <w:b/>
+          <w:bCs/>
+          <w:sz w:val="26"/>
+          <w:szCs w:val="26"/>
+          <w:lang w:val="en-US"/>
+        </w:rPr>
+        <w:t>Tình</w:t>
+      </w:r>
+      <w:proofErr w:type="spellEnd"/>
+      <w:r>
+        <w:rPr>
+          <w:b/>
+          <w:bCs/>
+          <w:sz w:val="26"/>
+          <w:szCs w:val="26"/>
+          <w:lang w:val="en-US"/>
+        </w:rPr>
+        <w:t xml:space="preserve"> </w:t>
+      </w:r>
+      <w:proofErr w:type="spellStart"/>
+      <w:r>
+        <w:rPr>
+          <w:b/>
+          <w:bCs/>
+          <w:sz w:val="26"/>
+          <w:szCs w:val="26"/>
+          <w:lang w:val="en-US"/>
+        </w:rPr>
+        <w:t>huống</w:t>
+      </w:r>
+      <w:proofErr w:type="spellEnd"/>
+      <w:r>
+        <w:rPr>
+          <w:b/>
+          <w:bCs/>
+          <w:sz w:val="26"/>
+          <w:szCs w:val="26"/>
+          <w:lang w:val="en-US"/>
+        </w:rPr>
+        <w:t xml:space="preserve"> 3 -</w:t>
+      </w:r>
+      <w:r>
+        <w:rPr>
+          <w:b/>
+          <w:bCs/>
+          <w:sz w:val="26"/>
+          <w:szCs w:val="26"/>
+        </w:rPr>
+        <w:t xml:space="preserve"> Cô lập DMZ khỏi LAN</w:t>
+      </w:r>
+    </w:p>
+    <w:p>
+      <w:pPr>
+        <w:rPr>
+          <w:b/>
+          <w:bCs/>
+          <w:sz w:val="26"/>
+          <w:szCs w:val="26"/>
+          <w:lang w:val="en-US"/>
+        </w:rPr>
+      </w:pPr>
+      <w:r>
+        <w:rPr>
+          <w:noProof/>
+        </w:rPr>
+        <w:drawing>
+          <wp:inline distT="0" distB="0" distL="0" distR="0" wp14:anchorId="6C8A596B" wp14:editId="0EA9E89B">
+            <wp:extent cx="6120130" cy="387350"/>
+            <wp:effectExtent l="0" t="0" r="0" b="0"/>
+            <wp:docPr id="1599100480" name="Picture 1"/>
+            <wp:cNvGraphicFramePr>
+              <a:graphicFrameLocks xmlns:a="http://schemas.openxmlformats.org/drawingml/2006/main" noChangeAspect="1"/>
+            </wp:cNvGraphicFramePr>
+            <a:graphic xmlns:a="http://schemas.openxmlformats.org/drawingml/2006/main">
+              <a:graphicData uri="http://schemas.openxmlformats.org/drawingml/2006/picture">
+                <pic:pic xmlns:pic="http://schemas.openxmlformats.org/drawingml/2006/picture">
+                  <pic:nvPicPr>
+                    <pic:cNvPr id="1599100480" name=""/>
+                    <pic:cNvPicPr/>
+                  </pic:nvPicPr>
+                  <pic:blipFill>
+                    <a:blip r:embed="rId25"/>
+                    <a:stretch>
+                      <a:fillRect/>
+                    </a:stretch>
+                  </pic:blipFill>
+                  <pic:spPr>
+                    <a:xfrm>
+                      <a:off x="0" y="0"/>
+                      <a:ext cx="6120130" cy="387350"/>
+                    </a:xfrm>
+                    <a:prstGeom prst="rect">
+                      <a:avLst/>
+                    </a:prstGeom>
+                  </pic:spPr>
+                </pic:pic>
+              </a:graphicData>
+            </a:graphic>
+          </wp:inline>
+        </w:drawing>
+      </w:r>
+    </w:p>
+    <w:p>
+      <w:pPr>
+        <w:pStyle w:val="Caption1"/>
+        <w:jc w:val="center"/>
+        <w:rPr>
+          <w:lang w:val="en-US"/>
+        </w:rPr>
+      </w:pPr>
+      <w:r>
+        <w:t>Hình 2</w:t>
+      </w:r>
+      <w:r>
+        <w:rPr>
+          <w:lang w:val="en-US"/>
+        </w:rPr>
+        <w:t>0</w:t>
+      </w:r>
+      <w:r>
+        <w:t xml:space="preserve">. </w:t>
+      </w:r>
+      <w:r>
+        <w:t>loại trừ Windows Firewall trên Domain Controller</w:t>
+      </w:r>
+      <w:r>
+        <w:rPr>
+          <w:lang w:val="en-US"/>
+        </w:rPr>
+        <w:t>.</w:t>
+      </w:r>
+    </w:p>
+    <w:p>
+      <w:pPr>
+        <w:rPr>
+          <w:b/>
+          <w:bCs/>
+          <w:sz w:val="26"/>
+          <w:szCs w:val="26"/>
+          <w:lang w:val="en-US"/>
+        </w:rPr>
+      </w:pPr>
+    </w:p>
+    <w:p>
+      <w:pPr>
+        <w:keepNext/>
+        <w:spacing w:before="60" w:after="60"/>
+        <w:jc w:val="center"/>
+      </w:pPr>
+      <w:r>
+        <w:rPr>
+          <w:noProof/>
+        </w:rPr>
+        <w:drawing>
+          <wp:inline distT="0" distB="0" distL="0" distR="0" wp14:anchorId="7AE07E2B" wp14:editId="1155356E">
+            <wp:extent cx="6120000" cy="1771240"/>
+            <wp:effectExtent l="0" t="0" r="0" b="0"/>
+            <wp:docPr id="21" name="Picture 21" descr="Tab DMZ ở giai đoạn chỉ có rule Pass; mốc video 02:38:30"/>
+            <wp:cNvGraphicFramePr>
+              <a:graphicFrameLocks xmlns:a="http://schemas.openxmlformats.org/drawingml/2006/main" noChangeAspect="1"/>
+            </wp:cNvGraphicFramePr>
+            <a:graphic xmlns:a="http://schemas.openxmlformats.org/drawingml/2006/main">
+              <a:graphicData uri="http://schemas.openxmlformats.org/drawingml/2006/picture">
+                <pic:pic xmlns:pic="http://schemas.openxmlformats.org/drawingml/2006/picture">
+                  <pic:nvPicPr>
+                    <pic:cNvPr id="0" name="Hinh_21_02-38-30.png"/>
+                    <pic:cNvPicPr/>
+                  </pic:nvPicPr>
+                  <pic:blipFill>
+                    <a:blip r:embed="rId26"/>
+                    <a:stretch>
+                      <a:fillRect/>
+                    </a:stretch>
+                  </pic:blipFill>
+                  <pic:spPr>
+                    <a:xfrm>
+                      <a:off x="0" y="0"/>
+                      <a:ext cx="6120000" cy="1771240"/>
+                    </a:xfrm>
+                    <a:prstGeom prst="rect">
+                      <a:avLst/>
+                    </a:prstGeom>
+                  </pic:spPr>
+                </pic:pic>
+              </a:graphicData>
+            </a:graphic>
+          </wp:inline>
+        </w:drawing>
+      </w:r>
+    </w:p>
+    <w:p>
+      <w:pPr>
+        <w:pStyle w:val="Caption1"/>
+        <w:jc w:val="center"/>
+        <w:rPr>
+          <w:lang w:val="en-US"/>
+        </w:rPr>
+      </w:pPr>
+      <w:r>
+        <w:t>Hình 2</w:t>
+      </w:r>
+      <w:r>
+        <w:rPr>
+          <w:lang w:val="en-US"/>
+        </w:rPr>
+        <w:t>1</w:t>
+      </w:r>
+      <w:r>
+        <w:t>. Tab DMZ ở giai đoạn chỉ có rule Pass</w:t>
+      </w:r>
+      <w:r>
+        <w:rPr>
+          <w:lang w:val="en-US"/>
+        </w:rPr>
+        <w:t>.</w:t>
+      </w:r>
+    </w:p>
+    <w:tbl>
+      <w:tblPr>
+        <w:tblW w:w="0" w:type="auto"/>
+        <w:jc w:val="center"/>
+        <w:tblBorders>
+          <w:top w:val="single" w:sz="4" w:space="0" w:color="D9D9D9"/>
+          <w:left w:val="single" w:sz="4" w:space="0" w:color="D9D9D9"/>
+          <w:bottom w:val="single" w:sz="4" w:space="0" w:color="D9D9D9"/>
+          <w:right w:val="single" w:sz="4" w:space="0" w:color="D9D9D9"/>
+          <w:insideH w:val="single" w:sz="4" w:space="0" w:color="D9D9D9"/>
+          <w:insideV w:val="single" w:sz="4" w:space="0" w:color="D9D9D9"/>
+        </w:tblBorders>
+        <w:tblLayout w:type="fixed"/>
+        <w:tblLook w:val="04A0" w:firstRow="1" w:lastRow="0" w:firstColumn="1" w:lastColumn="0" w:noHBand="0" w:noVBand="1"/>
+      </w:tblPr>
+      <w:tblGrid>
+        <w:gridCol w:w="850"/>
+        <w:gridCol w:w="1247"/>
+        <w:gridCol w:w="1587"/>
+        <w:gridCol w:w="3402"/>
+        <w:gridCol w:w="2551"/>
+      </w:tblGrid>
+      <w:tr>
+        <w:trPr>
+          <w:cantSplit/>
+          <w:tblHeader/>
+          <w:jc w:val="center"/>
+        </w:trPr>
+        <w:tc>
+          <w:tcPr>
+            <w:tcW w:w="850" w:type="dxa"/>
+            <w:shd w:val="clear" w:color="auto" w:fill="244E70"/>
+            <w:tcMar>
+              <w:top w:w="65" w:type="dxa"/>
+              <w:left w:w="90" w:type="dxa"/>
+              <w:bottom w:w="65" w:type="dxa"/>
+              <w:right w:w="90" w:type="dxa"/>
+            </w:tcMar>
+            <w:vAlign w:val="center"/>
+          </w:tcPr>
+          <w:p>
+            <w:pPr>
+              <w:pStyle w:val="ReportTable"/>
+              <w:spacing w:before="40" w:after="40"/>
+              <w:jc w:val="center"/>
+            </w:pPr>
+            <w:r>
+              <w:rPr>
+                <w:b/>
+                <w:color w:val="FFFFFF"/>
+              </w:rPr>
+              <w:t>Thứ tự</w:t>
+            </w:r>
+          </w:p>
+        </w:tc>
+        <w:tc>
+          <w:tcPr>
+            <w:tcW w:w="1247" w:type="dxa"/>
+            <w:shd w:val="clear" w:color="auto" w:fill="244E70"/>
+            <w:tcMar>
+              <w:top w:w="65" w:type="dxa"/>
+              <w:left w:w="90" w:type="dxa"/>
+              <w:bottom w:w="65" w:type="dxa"/>
+              <w:right w:w="90" w:type="dxa"/>
+            </w:tcMar>
+            <w:vAlign w:val="center"/>
+          </w:tcPr>
+          <w:p>
+            <w:pPr>
+              <w:pStyle w:val="ReportTable"/>
+              <w:spacing w:before="40" w:after="40"/>
+            </w:pPr>
+            <w:r>
+              <w:rPr>
+                <w:b/>
+                <w:color w:val="FFFFFF"/>
+              </w:rPr>
+              <w:t>Action</w:t>
+            </w:r>
+          </w:p>
+        </w:tc>
+        <w:tc>
+          <w:tcPr>
+            <w:tcW w:w="1587" w:type="dxa"/>
+            <w:shd w:val="clear" w:color="auto" w:fill="244E70"/>
+            <w:tcMar>
+              <w:top w:w="65" w:type="dxa"/>
+              <w:left w:w="90" w:type="dxa"/>
+              <w:bottom w:w="65" w:type="dxa"/>
+              <w:right w:w="90" w:type="dxa"/>
+            </w:tcMar>
+            <w:vAlign w:val="center"/>
+          </w:tcPr>
+          <w:p>
+            <w:pPr>
+              <w:pStyle w:val="ReportTable"/>
+              <w:spacing w:before="40" w:after="40"/>
+            </w:pPr>
+            <w:r>
+              <w:rPr>
+                <w:b/>
+                <w:color w:val="FFFFFF"/>
+              </w:rPr>
+              <w:t>Protocol</w:t>
+            </w:r>
+          </w:p>
+        </w:tc>
+        <w:tc>
+          <w:tcPr>
+            <w:tcW w:w="3402" w:type="dxa"/>
+            <w:shd w:val="clear" w:color="auto" w:fill="244E70"/>
+            <w:tcMar>
+              <w:top w:w="65" w:type="dxa"/>
+              <w:left w:w="90" w:type="dxa"/>
+              <w:bottom w:w="65" w:type="dxa"/>
+              <w:right w:w="90" w:type="dxa"/>
+            </w:tcMar>
+            <w:vAlign w:val="center"/>
+          </w:tcPr>
+          <w:p>
+            <w:pPr>
+              <w:pStyle w:val="ReportTable"/>
+              <w:spacing w:before="40" w:after="40"/>
+            </w:pPr>
+            <w:r>
+              <w:rPr>
+                <w:b/>
+                <w:color w:val="FFFFFF"/>
+              </w:rPr>
+              <w:t>Nguồn</w:t>
+            </w:r>
+          </w:p>
+        </w:tc>
+        <w:tc>
+          <w:tcPr>
+            <w:tcW w:w="2551" w:type="dxa"/>
+            <w:shd w:val="clear" w:color="auto" w:fill="244E70"/>
+            <w:tcMar>
+              <w:top w:w="65" w:type="dxa"/>
+              <w:left w:w="90" w:type="dxa"/>
+              <w:bottom w:w="65" w:type="dxa"/>
+              <w:right w:w="90" w:type="dxa"/>
+            </w:tcMar>
+            <w:vAlign w:val="center"/>
+          </w:tcPr>
+          <w:p>
+            <w:pPr>
+              <w:pStyle w:val="ReportTable"/>
+              <w:spacing w:before="40" w:after="40"/>
+            </w:pPr>
+            <w:r>
+              <w:rPr>
+                <w:b/>
+                <w:color w:val="FFFFFF"/>
+              </w:rPr>
+              <w:t>Đích</w:t>
+            </w:r>
+          </w:p>
+        </w:tc>
+      </w:tr>
+      <w:tr>
+        <w:trPr>
+          <w:cantSplit/>
+          <w:jc w:val="center"/>
+        </w:trPr>
+        <w:tc>
+          <w:tcPr>
+            <w:tcW w:w="850" w:type="dxa"/>
+            <w:shd w:val="clear" w:color="auto" w:fill="F2F5F7"/>
+            <w:tcMar>
+              <w:top w:w="65" w:type="dxa"/>
+              <w:left w:w="90" w:type="dxa"/>
+              <w:bottom w:w="65" w:type="dxa"/>
+              <w:right w:w="90" w:type="dxa"/>
+            </w:tcMar>
+            <w:vAlign w:val="center"/>
+          </w:tcPr>
+          <w:p>
+            <w:pPr>
+              <w:pStyle w:val="ReportTable"/>
+              <w:spacing w:before="40" w:after="40"/>
+              <w:jc w:val="center"/>
+            </w:pPr>
+            <w:r>
+              <w:t>1</w:t>
+            </w:r>
+          </w:p>
+        </w:tc>
+        <w:tc>
+          <w:tcPr>
+            <w:tcW w:w="1247" w:type="dxa"/>
+            <w:shd w:val="clear" w:color="auto" w:fill="F2F5F7"/>
+            <w:tcMar>
+              <w:top w:w="65" w:type="dxa"/>
+              <w:left w:w="90" w:type="dxa"/>
+              <w:bottom w:w="65" w:type="dxa"/>
+              <w:right w:w="90" w:type="dxa"/>
+            </w:tcMar>
+            <w:vAlign w:val="center"/>
+          </w:tcPr>
+          <w:p>
+            <w:pPr>
+              <w:pStyle w:val="ReportTable"/>
+              <w:spacing w:before="40" w:after="40"/>
+            </w:pPr>
+            <w:r>
+              <w:t>Block</w:t>
+            </w:r>
+          </w:p>
+        </w:tc>
+        <w:tc>
+          <w:tcPr>
+            <w:tcW w:w="1587" w:type="dxa"/>
+            <w:shd w:val="clear" w:color="auto" w:fill="F2F5F7"/>
+            <w:tcMar>
+              <w:top w:w="65" w:type="dxa"/>
+              <w:left w:w="90" w:type="dxa"/>
+              <w:bottom w:w="65" w:type="dxa"/>
+              <w:right w:w="90" w:type="dxa"/>
+            </w:tcMar>
+            <w:vAlign w:val="center"/>
+          </w:tcPr>
+          <w:p>
+            <w:pPr>
+              <w:pStyle w:val="ReportTable"/>
+              <w:spacing w:before="40" w:after="40"/>
+            </w:pPr>
+            <w:r>
+              <w:t>Any</w:t>
+            </w:r>
+          </w:p>
+        </w:tc>
+        <w:tc>
+          <w:tcPr>
+            <w:tcW w:w="3402" w:type="dxa"/>
+            <w:shd w:val="clear" w:color="auto" w:fill="F2F5F7"/>
+            <w:tcMar>
+              <w:top w:w="65" w:type="dxa"/>
+              <w:left w:w="90" w:type="dxa"/>
+              <w:bottom w:w="65" w:type="dxa"/>
+              <w:right w:w="90" w:type="dxa"/>
+            </w:tcMar>
+            <w:vAlign w:val="center"/>
+          </w:tcPr>
+          <w:p>
+            <w:pPr>
+              <w:pStyle w:val="ReportTable"/>
+              <w:spacing w:before="40" w:after="40"/>
+            </w:pPr>
+            <w:r>
+              <w:t>DMZ net</w:t>
+            </w:r>
+          </w:p>
+        </w:tc>
+        <w:tc>
+          <w:tcPr>
+            <w:tcW w:w="2551" w:type="dxa"/>
+            <w:shd w:val="clear" w:color="auto" w:fill="F2F5F7"/>
+            <w:tcMar>
+              <w:top w:w="65" w:type="dxa"/>
+              <w:left w:w="90" w:type="dxa"/>
+              <w:bottom w:w="65" w:type="dxa"/>
+              <w:right w:w="90" w:type="dxa"/>
+            </w:tcMar>
+            <w:vAlign w:val="center"/>
+          </w:tcPr>
+          <w:p>
+            <w:pPr>
+              <w:pStyle w:val="ReportTable"/>
+              <w:spacing w:before="40" w:after="40"/>
+            </w:pPr>
+            <w:r>
+              <w:t>LAN net</w:t>
+            </w:r>
+          </w:p>
+        </w:tc>
+      </w:tr>
+      <w:tr>
+        <w:trPr>
+          <w:cantSplit/>
+          <w:jc w:val="center"/>
+        </w:trPr>
+        <w:tc>
+          <w:tcPr>
+            <w:tcW w:w="850" w:type="dxa"/>
+            <w:shd w:val="clear" w:color="auto" w:fill="FFFFFF"/>
+            <w:tcMar>
+              <w:top w:w="65" w:type="dxa"/>
+              <w:left w:w="90" w:type="dxa"/>
+              <w:bottom w:w="65" w:type="dxa"/>
+              <w:right w:w="90" w:type="dxa"/>
+            </w:tcMar>
+            <w:vAlign w:val="center"/>
+          </w:tcPr>
+          <w:p>
+            <w:pPr>
+              <w:pStyle w:val="ReportTable"/>
+              <w:spacing w:before="40" w:after="40"/>
+              <w:jc w:val="center"/>
+            </w:pPr>
+            <w:r>
+              <w:t>2</w:t>
+            </w:r>
+          </w:p>
+        </w:tc>
+        <w:tc>
+          <w:tcPr>
+            <w:tcW w:w="1247" w:type="dxa"/>
+            <w:shd w:val="clear" w:color="auto" w:fill="FFFFFF"/>
+            <w:tcMar>
+              <w:top w:w="65" w:type="dxa"/>
+              <w:left w:w="90" w:type="dxa"/>
+              <w:bottom w:w="65" w:type="dxa"/>
+              <w:right w:w="90" w:type="dxa"/>
+            </w:tcMar>
+            <w:vAlign w:val="center"/>
+          </w:tcPr>
+          <w:p>
+            <w:pPr>
+              <w:pStyle w:val="ReportTable"/>
+              <w:spacing w:before="40" w:after="40"/>
+            </w:pPr>
+            <w:r>
+              <w:t>Pass</w:t>
+            </w:r>
+          </w:p>
+        </w:tc>
+        <w:tc>
+          <w:tcPr>
+            <w:tcW w:w="1587" w:type="dxa"/>
+            <w:shd w:val="clear" w:color="auto" w:fill="FFFFFF"/>
+            <w:tcMar>
+              <w:top w:w="65" w:type="dxa"/>
+              <w:left w:w="90" w:type="dxa"/>
+              <w:bottom w:w="65" w:type="dxa"/>
+              <w:right w:w="90" w:type="dxa"/>
+            </w:tcMar>
+            <w:vAlign w:val="center"/>
+          </w:tcPr>
+          <w:p>
+            <w:pPr>
+              <w:pStyle w:val="ReportTable"/>
+              <w:spacing w:before="40" w:after="40"/>
+            </w:pPr>
+            <w:r>
+              <w:t>Any</w:t>
+            </w:r>
+          </w:p>
+        </w:tc>
+        <w:tc>
+          <w:tcPr>
+            <w:tcW w:w="3402" w:type="dxa"/>
+            <w:shd w:val="clear" w:color="auto" w:fill="FFFFFF"/>
+            <w:tcMar>
+              <w:top w:w="65" w:type="dxa"/>
+              <w:left w:w="90" w:type="dxa"/>
+              <w:bottom w:w="65" w:type="dxa"/>
+              <w:right w:w="90" w:type="dxa"/>
+            </w:tcMar>
+            <w:vAlign w:val="center"/>
+          </w:tcPr>
+          <w:p>
+            <w:pPr>
+              <w:pStyle w:val="ReportTable"/>
+              <w:spacing w:before="40" w:after="40"/>
+            </w:pPr>
+            <w:r>
+              <w:t>DMZ net</w:t>
+            </w:r>
+          </w:p>
+        </w:tc>
+        <w:tc>
+          <w:tcPr>
+            <w:tcW w:w="2551" w:type="dxa"/>
+            <w:shd w:val="clear" w:color="auto" w:fill="FFFFFF"/>
+            <w:tcMar>
+              <w:top w:w="65" w:type="dxa"/>
+              <w:left w:w="90" w:type="dxa"/>
+              <w:bottom w:w="65" w:type="dxa"/>
+              <w:right w:w="90" w:type="dxa"/>
+            </w:tcMar>
+            <w:vAlign w:val="center"/>
+          </w:tcPr>
+          <w:p>
+            <w:pPr>
+              <w:pStyle w:val="ReportTable"/>
+              <w:spacing w:before="40" w:after="40"/>
+            </w:pPr>
+            <w:r>
+              <w:t>Any</w:t>
+            </w:r>
+          </w:p>
+        </w:tc>
+      </w:tr>
+    </w:tbl>
+    <w:p>
+      <w:pPr>
+        <w:spacing w:after="40" w:line="40" w:lineRule="exact"/>
+      </w:pPr>
+    </w:p>
+    <w:p>
+      <w:pPr>
+        <w:keepNext/>
+        <w:spacing w:before="60" w:after="60"/>
+        <w:jc w:val="center"/>
+      </w:pPr>
+      <w:r>
+        <w:rPr>
+          <w:noProof/>
+        </w:rPr>
+        <w:drawing>
+          <wp:inline distT="0" distB="0" distL="0" distR="0" wp14:anchorId="0CEF6F8A" wp14:editId="5896CBE9">
+            <wp:extent cx="6120000" cy="1955655"/>
+            <wp:effectExtent l="0" t="0" r="0" b="0"/>
+            <wp:docPr id="22" name="Picture 22" descr="Block DMZ tới LAN nằm trên Pass DMZ tới Any sau Apply; mốc video 02:42:07"/>
+            <wp:cNvGraphicFramePr>
+              <a:graphicFrameLocks xmlns:a="http://schemas.openxmlformats.org/drawingml/2006/main" noChangeAspect="1"/>
+            </wp:cNvGraphicFramePr>
+            <a:graphic xmlns:a="http://schemas.openxmlformats.org/drawingml/2006/main">
+              <a:graphicData uri="http://schemas.openxmlformats.org/drawingml/2006/picture">
+                <pic:pic xmlns:pic="http://schemas.openxmlformats.org/drawingml/2006/picture">
+                  <pic:nvPicPr>
+                    <pic:cNvPr id="0" name="Hinh_22_02-42-07.png"/>
+                    <pic:cNvPicPr/>
+                  </pic:nvPicPr>
+                  <pic:blipFill>
+                    <a:blip r:embed="rId27"/>
+                    <a:stretch>
+                      <a:fillRect/>
+                    </a:stretch>
+                  </pic:blipFill>
+                  <pic:spPr>
+                    <a:xfrm>
+                      <a:off x="0" y="0"/>
+                      <a:ext cx="6120000" cy="1955655"/>
+                    </a:xfrm>
+                    <a:prstGeom prst="rect">
+                      <a:avLst/>
+                    </a:prstGeom>
+                  </pic:spPr>
+                </pic:pic>
+              </a:graphicData>
+            </a:graphic>
+          </wp:inline>
+        </w:drawing>
+      </w:r>
+    </w:p>
+    <w:p>
+      <w:pPr>
+        <w:pStyle w:val="Caption1"/>
+        <w:jc w:val="center"/>
+      </w:pPr>
+      <w:r>
+        <w:t xml:space="preserve">Hình </w:t>
+      </w:r>
+      <w:r>
+        <w:rPr>
+          <w:lang w:val="en-US"/>
+        </w:rPr>
+        <w:t>22</w:t>
+      </w:r>
+      <w:r>
+        <w:t xml:space="preserve">. Block DMZ tới LAN nằm trên Pass DMZ tới </w:t>
+      </w:r>
+      <w:r>
+        <w:rPr>
+          <w:lang w:val="en-US"/>
+        </w:rPr>
+        <w:t>Any</w:t>
+      </w:r>
+      <w:r>
+        <w:t>.</w:t>
+      </w:r>
+    </w:p>
+    <w:p>
+      <w:pPr>
+        <w:rPr>
+          <w:b/>
+          <w:bCs/>
+          <w:sz w:val="26"/>
+          <w:szCs w:val="26"/>
+          <w:lang w:val="en-US"/>
+        </w:rPr>
+      </w:pPr>
+    </w:p>
+    <w:p>
+      <w:pPr>
+        <w:rPr>
+          <w:b/>
+          <w:bCs/>
+          <w:sz w:val="26"/>
+          <w:szCs w:val="26"/>
+          <w:lang w:val="en-US"/>
+        </w:rPr>
+      </w:pPr>
+    </w:p>
+    <w:p>
+      <w:pPr>
+        <w:rPr>
+          <w:b/>
+          <w:bCs/>
+          <w:sz w:val="26"/>
+          <w:szCs w:val="26"/>
+          <w:lang w:val="en-US"/>
+        </w:rPr>
+      </w:pPr>
+    </w:p>
+    <w:p>
+      <w:pPr>
+        <w:rPr>
+          <w:b/>
+          <w:bCs/>
+          <w:sz w:val="26"/>
+          <w:szCs w:val="26"/>
+          <w:lang w:val="en-US"/>
+        </w:rPr>
+      </w:pPr>
+    </w:p>
+    <w:p>
+      <w:pPr>
+        <w:rPr>
+          <w:b/>
+          <w:bCs/>
+          <w:sz w:val="26"/>
+          <w:szCs w:val="26"/>
+          <w:lang w:val="en-US"/>
+        </w:rPr>
+      </w:pPr>
+    </w:p>
+    <w:p>
+      <w:pPr>
+        <w:rPr>
+          <w:b/>
+          <w:bCs/>
+          <w:sz w:val="26"/>
+          <w:szCs w:val="26"/>
+          <w:lang w:val="en-US"/>
+        </w:rPr>
+      </w:pPr>
+    </w:p>
+    <w:p>
+      <w:pPr>
+        <w:rPr>
+          <w:b/>
+          <w:bCs/>
+          <w:sz w:val="26"/>
+          <w:szCs w:val="26"/>
+          <w:lang w:val="en-US"/>
+        </w:rPr>
+      </w:pPr>
+    </w:p>
+    <w:p>
+      <w:pPr>
+        <w:rPr>
+          <w:b/>
+          <w:bCs/>
+          <w:sz w:val="26"/>
+          <w:szCs w:val="26"/>
+          <w:lang w:val="en-US"/>
+        </w:rPr>
+      </w:pPr>
+    </w:p>
+    <w:p>
+      <w:pPr>
+        <w:rPr>
+          <w:b/>
+          <w:bCs/>
+          <w:sz w:val="26"/>
+          <w:szCs w:val="26"/>
+          <w:lang w:val="en-US"/>
+        </w:rPr>
+      </w:pPr>
+    </w:p>
+    <w:p>
+      <w:pPr>
+        <w:rPr>
+          <w:b/>
+          <w:bCs/>
+          <w:sz w:val="26"/>
+          <w:szCs w:val="26"/>
+          <w:lang w:val="en-US"/>
+        </w:rPr>
+      </w:pPr>
+    </w:p>
+    <w:p>
+      <w:pPr>
+        <w:rPr>
+          <w:b/>
+          <w:bCs/>
+          <w:sz w:val="26"/>
+          <w:szCs w:val="26"/>
+        </w:rPr>
+      </w:pPr>
+      <w:r>
+        <w:rPr>
+          <w:b/>
+          <w:bCs/>
+          <w:sz w:val="26"/>
+          <w:szCs w:val="26"/>
+        </w:rPr>
+        <w:lastRenderedPageBreak/>
+        <w:t>Kiểm thử truy cập LAN và Internet từ DMZ</w:t>
+      </w:r>
+    </w:p>
+    <w:p>
+      <w:pPr>
+        <w:keepNext/>
+        <w:spacing w:before="60" w:after="60"/>
+        <w:jc w:val="center"/>
+      </w:pPr>
+      <w:r>
+        <w:rPr>
+          <w:noProof/>
+        </w:rPr>
+        <w:drawing>
+          <wp:inline distT="0" distB="0" distL="0" distR="0" wp14:anchorId="2C198E20" wp14:editId="6B6E2B5A">
+            <wp:extent cx="6120000" cy="2989550"/>
+            <wp:effectExtent l="0" t="0" r="0" b="0"/>
+            <wp:docPr id="23" name="Picture 23" descr="Địa chỉ DMZ-Web và lần ping DC nhận đủ bốn phản hồi; mốc video 02:42:50"/>
+            <wp:cNvGraphicFramePr>
+              <a:graphicFrameLocks xmlns:a="http://schemas.openxmlformats.org/drawingml/2006/main" noChangeAspect="1"/>
+            </wp:cNvGraphicFramePr>
+            <a:graphic xmlns:a="http://schemas.openxmlformats.org/drawingml/2006/main">
+              <a:graphicData uri="http://schemas.openxmlformats.org/drawingml/2006/picture">
+                <pic:pic xmlns:pic="http://schemas.openxmlformats.org/drawingml/2006/picture">
+                  <pic:nvPicPr>
+                    <pic:cNvPr id="0" name="Hinh_23_02-42-50.png"/>
+                    <pic:cNvPicPr/>
+                  </pic:nvPicPr>
+                  <pic:blipFill>
+                    <a:blip r:embed="rId28"/>
+                    <a:stretch>
+                      <a:fillRect/>
+                    </a:stretch>
+                  </pic:blipFill>
+                  <pic:spPr>
+                    <a:xfrm>
+                      <a:off x="0" y="0"/>
+                      <a:ext cx="6120000" cy="2989550"/>
+                    </a:xfrm>
+                    <a:prstGeom prst="rect">
+                      <a:avLst/>
+                    </a:prstGeom>
+                  </pic:spPr>
+                </pic:pic>
+              </a:graphicData>
+            </a:graphic>
+          </wp:inline>
+        </w:drawing>
+      </w:r>
+    </w:p>
+    <w:p>
+      <w:pPr>
+        <w:pStyle w:val="Caption1"/>
+        <w:jc w:val="center"/>
+        <w:rPr>
+          <w:lang w:val="en-US"/>
+        </w:rPr>
+      </w:pPr>
+      <w:r>
+        <w:t>Hình 23. Địa chỉ DMZ-Web và lần ping DC nhận đủ bốn phản hồi</w:t>
+      </w:r>
+      <w:r>
+        <w:rPr>
+          <w:lang w:val="en-US"/>
+        </w:rPr>
+        <w:t>.</w:t>
+      </w:r>
+    </w:p>
+    <w:p>
+      <w:pPr>
+        <w:keepNext/>
+        <w:spacing w:before="60" w:after="60"/>
+        <w:jc w:val="center"/>
+      </w:pPr>
+      <w:r>
+        <w:rPr>
+          <w:noProof/>
+        </w:rPr>
+        <w:drawing>
+          <wp:inline distT="0" distB="0" distL="0" distR="0" wp14:anchorId="7C8211B4" wp14:editId="24EE29E4">
+            <wp:extent cx="6120000" cy="3565405"/>
+            <wp:effectExtent l="0" t="0" r="0" b="0"/>
+            <wp:docPr id="24" name="Picture 24" descr="Lần ping DC bị chặn và ping Internet vẫn thành công; mốc video 02:44:00"/>
+            <wp:cNvGraphicFramePr>
+              <a:graphicFrameLocks xmlns:a="http://schemas.openxmlformats.org/drawingml/2006/main" noChangeAspect="1"/>
+            </wp:cNvGraphicFramePr>
+            <a:graphic xmlns:a="http://schemas.openxmlformats.org/drawingml/2006/main">
+              <a:graphicData uri="http://schemas.openxmlformats.org/drawingml/2006/picture">
+                <pic:pic xmlns:pic="http://schemas.openxmlformats.org/drawingml/2006/picture">
+                  <pic:nvPicPr>
+                    <pic:cNvPr id="0" name="Hinh_24_02-44-00.png"/>
+                    <pic:cNvPicPr/>
+                  </pic:nvPicPr>
+                  <pic:blipFill>
+                    <a:blip r:embed="rId29"/>
+                    <a:stretch>
+                      <a:fillRect/>
+                    </a:stretch>
+                  </pic:blipFill>
+                  <pic:spPr>
+                    <a:xfrm>
+                      <a:off x="0" y="0"/>
+                      <a:ext cx="6120000" cy="3565405"/>
+                    </a:xfrm>
+                    <a:prstGeom prst="rect">
+                      <a:avLst/>
+                    </a:prstGeom>
+                  </pic:spPr>
+                </pic:pic>
+              </a:graphicData>
+            </a:graphic>
+          </wp:inline>
+        </w:drawing>
+      </w:r>
+    </w:p>
+    <w:p>
+      <w:pPr>
+        <w:pStyle w:val="Caption1"/>
+        <w:jc w:val="center"/>
+        <w:rPr>
+          <w:lang w:val="en-US"/>
+        </w:rPr>
+      </w:pPr>
+      <w:r>
+        <w:t>Hình 24. Lần ping DC bị chặn và ping Internet vẫn thành công</w:t>
+      </w:r>
+      <w:r>
+        <w:rPr>
+          <w:lang w:val="en-US"/>
+        </w:rPr>
+        <w:t>.</w:t>
+      </w:r>
+    </w:p>
+    <w:p>
+      <w:pPr>
+        <w:rPr>
+          <w:b/>
+          <w:bCs/>
+          <w:sz w:val="26"/>
+          <w:szCs w:val="26"/>
+        </w:rPr>
+      </w:pPr>
+      <w:r>
+        <w:rPr>
+          <w:b/>
+          <w:bCs/>
+          <w:sz w:val="26"/>
+          <w:szCs w:val="26"/>
+        </w:rPr>
+        <w:t>Kiểm thử DNS từ DMZ</w:t>
+      </w:r>
+    </w:p>
+    <w:p>
+      <w:pPr>
+        <w:keepNext/>
+        <w:spacing w:before="60" w:after="60"/>
+        <w:jc w:val="center"/>
+      </w:pPr>
+      <w:r>
+        <w:rPr>
+          <w:noProof/>
+        </w:rPr>
+        <w:drawing>
+          <wp:inline distT="0" distB="0" distL="0" distR="0" wp14:anchorId="410F3CAF" wp14:editId="1C7CCF86">
+            <wp:extent cx="6120130" cy="1114425"/>
+            <wp:effectExtent l="0" t="0" r="0" b="9525"/>
+            <wp:docPr id="778191170" name="Picture 1"/>
+            <wp:cNvGraphicFramePr>
+              <a:graphicFrameLocks xmlns:a="http://schemas.openxmlformats.org/drawingml/2006/main" noChangeAspect="1"/>
+            </wp:cNvGraphicFramePr>
+            <a:graphic xmlns:a="http://schemas.openxmlformats.org/drawingml/2006/main">
+              <a:graphicData uri="http://schemas.openxmlformats.org/drawingml/2006/picture">
+                <pic:pic xmlns:pic="http://schemas.openxmlformats.org/drawingml/2006/picture">
+                  <pic:nvPicPr>
+                    <pic:cNvPr id="778191170" name=""/>
+                    <pic:cNvPicPr/>
+                  </pic:nvPicPr>
+                  <pic:blipFill>
+                    <a:blip r:embed="rId30"/>
+                    <a:stretch>
+                      <a:fillRect/>
+                    </a:stretch>
+                  </pic:blipFill>
+                  <pic:spPr>
+                    <a:xfrm>
+                      <a:off x="0" y="0"/>
+                      <a:ext cx="6120130" cy="1114425"/>
+                    </a:xfrm>
+                    <a:prstGeom prst="rect">
+                      <a:avLst/>
+                    </a:prstGeom>
+                  </pic:spPr>
+                </pic:pic>
+              </a:graphicData>
+            </a:graphic>
+          </wp:inline>
+        </w:drawing>
+      </w:r>
+    </w:p>
+    <w:p>
+      <w:pPr>
+        <w:pStyle w:val="Caption1"/>
+        <w:jc w:val="center"/>
+        <w:rPr>
+          <w:lang w:val="en-US"/>
+        </w:rPr>
+      </w:pPr>
+      <w:r>
+        <w:t>Hình 25. Resolve-DnsName</w:t>
+      </w:r>
+      <w:r>
+        <w:rPr>
+          <w:lang w:val="en-US"/>
+        </w:rPr>
+        <w:t>.</w:t>
+      </w:r>
+    </w:p>
+    <w:p>
+      <w:pPr>
+        <w:rPr>
+          <w:b/>
+          <w:bCs/>
+          <w:sz w:val="32"/>
+          <w:szCs w:val="32"/>
+          <w:lang w:val="en-US"/>
+        </w:rPr>
+      </w:pPr>
+    </w:p>
+    <w:p>
+      <w:pPr>
+        <w:rPr>
+          <w:b/>
+          <w:bCs/>
+          <w:sz w:val="32"/>
+          <w:szCs w:val="32"/>
+          <w:lang w:val="en-US"/>
+        </w:rPr>
+      </w:pPr>
+      <w:r>
+        <w:rPr>
+          <w:b/>
+          <w:bCs/>
+          <w:sz w:val="32"/>
+          <w:szCs w:val="32"/>
+          <w:lang w:val="en-US"/>
+        </w:rPr>
+        <w:lastRenderedPageBreak/>
+        <w:t>CÂU HỎI</w:t>
+      </w:r>
+    </w:p>
+    <w:p>
+      <w:pPr>
+        <w:rPr>
+          <w:b/>
+          <w:bCs/>
+          <w:sz w:val="26"/>
+          <w:szCs w:val="26"/>
+        </w:rPr>
+      </w:pPr>
+      <w:r>
+        <w:rPr>
+          <w:b/>
+          <w:bCs/>
+          <w:sz w:val="26"/>
+          <w:szCs w:val="26"/>
+        </w:rPr>
+        <w:t>1</w:t>
+      </w:r>
+      <w:r>
+        <w:rPr>
+          <w:b/>
+          <w:bCs/>
+          <w:sz w:val="26"/>
+          <w:szCs w:val="26"/>
+          <w:lang w:val="en-US"/>
+        </w:rPr>
+        <w:t>.</w:t>
+      </w:r>
+      <w:r>
+        <w:rPr>
+          <w:b/>
+          <w:bCs/>
+          <w:sz w:val="26"/>
+          <w:szCs w:val="26"/>
+        </w:rPr>
+        <w:t xml:space="preserve"> Vai trò của NAT và firewall rule</w:t>
+      </w:r>
+    </w:p>
+    <w:p>
+      <w:r>
+        <w:t>NAT thay đổi địa chỉ và có thể thay đổi cổng trong gói tin. Trong mô hình này, Outbound NAT giúp host LAN/DMZ có địa chỉ private đi ra WAN bằng WAN address của pfSense. Firewall rule quyết định luồng nào được phép hoặc bị chặn dựa trên interface, nguồn, đích, giao thức và cổng. Có NAT không có nghĩa là lưu lượng được phép; vẫn cần rule Pass phù hợp. [2]</w:t>
+      </w:r>
+    </w:p>
+    <w:p>
+      <w:pPr>
+        <w:rPr>
+          <w:b/>
+          <w:bCs/>
+          <w:sz w:val="26"/>
+          <w:szCs w:val="26"/>
+        </w:rPr>
+      </w:pPr>
+      <w:r>
+        <w:rPr>
+          <w:b/>
+          <w:bCs/>
+          <w:sz w:val="26"/>
+          <w:szCs w:val="26"/>
+        </w:rPr>
+        <w:t>2</w:t>
+      </w:r>
+      <w:r>
+        <w:rPr>
+          <w:b/>
+          <w:bCs/>
+          <w:sz w:val="26"/>
+          <w:szCs w:val="26"/>
+          <w:lang w:val="en-US"/>
+        </w:rPr>
+        <w:t>.</w:t>
+      </w:r>
+      <w:r>
+        <w:rPr>
+          <w:b/>
+          <w:bCs/>
+          <w:sz w:val="26"/>
+          <w:szCs w:val="26"/>
+        </w:rPr>
+        <w:t xml:space="preserve"> Lý do tách máy chủ Web Mail FTP vào DMZ</w:t>
+      </w:r>
+    </w:p>
+    <w:p>
+      <w:r>
+        <w:t>Các máy chủ công khai tiếp nhận kết nối từ bên ngoài nên có mức rủi ro khác máy trạm và Domain Controller. DMZ tạo một vùng mạng riêng để giới hạn truy cập vào LAN. Nếu máy chủ DMZ bị xâm nhập, rule chặn DMZ tới LAN giúp giảm khả năng truy cập trực tiếp tài nguyên nội bộ. Chỉ mở những luồng nghiệp vụ thực sự cần thiết giữa các vùng; phân vùng mạng không thay thế cập nhật hệ điều hành và bảo vệ dịch vụ.</w:t>
+      </w:r>
+    </w:p>
+    <w:p>
+      <w:pPr>
+        <w:rPr>
+          <w:b/>
+          <w:bCs/>
+          <w:sz w:val="26"/>
+          <w:szCs w:val="26"/>
+        </w:rPr>
+      </w:pPr>
+      <w:r>
+        <w:rPr>
+          <w:b/>
+          <w:bCs/>
+          <w:sz w:val="26"/>
+          <w:szCs w:val="26"/>
+        </w:rPr>
+        <w:t>3</w:t>
+      </w:r>
+      <w:r>
+        <w:rPr>
+          <w:b/>
+          <w:bCs/>
+          <w:sz w:val="26"/>
+          <w:szCs w:val="26"/>
+          <w:lang w:val="en-US"/>
+        </w:rPr>
+        <w:t>.</w:t>
+      </w:r>
+      <w:r>
+        <w:rPr>
+          <w:b/>
+          <w:bCs/>
+          <w:sz w:val="26"/>
+          <w:szCs w:val="26"/>
+        </w:rPr>
+        <w:t xml:space="preserve"> Rule Block nằm dưới Pass tổng quát</w:t>
+      </w:r>
+    </w:p>
+    <w:p>
+      <w:r>
+        <w:t>Trong các rule tab interface thông thường, gói tin khớp Pass tổng quát phía trên sẽ được cho phép trước khi tới Block phía dưới. Vì vậy Block có thể không có tác dụng đối với chính lưu lượng muốn chặn. Ví dụ Pass DMZ net tới Any đặt trước Block DMZ net tới LAN sẽ làm mất ý nghĩa cô lập DMZ. Cần đặt ngoại lệ/chặn cụ thể trước rule rộng và xét state cũ khi kiểm thử lại. [1]</w:t>
+      </w:r>
+    </w:p>
+    <w:p>
+      <w:pPr>
+        <w:rPr>
+          <w:b/>
+          <w:bCs/>
+          <w:sz w:val="26"/>
+          <w:szCs w:val="26"/>
+        </w:rPr>
+      </w:pPr>
+      <w:r>
+        <w:rPr>
+          <w:b/>
+          <w:bCs/>
+          <w:sz w:val="26"/>
+          <w:szCs w:val="26"/>
+        </w:rPr>
+        <w:t>4</w:t>
+      </w:r>
+      <w:r>
+        <w:rPr>
+          <w:b/>
+          <w:bCs/>
+          <w:sz w:val="26"/>
+          <w:szCs w:val="26"/>
+          <w:lang w:val="en-US"/>
+        </w:rPr>
+        <w:t>.</w:t>
+      </w:r>
+      <w:r>
+        <w:rPr>
+          <w:b/>
+          <w:bCs/>
+          <w:sz w:val="26"/>
+          <w:szCs w:val="26"/>
+        </w:rPr>
+        <w:t xml:space="preserve"> Chặn ping nhưng vẫn cho truy cập web</w:t>
+      </w:r>
+    </w:p>
+    <w:p>
+      <w:r>
+        <w:t>Tắt các rule Pass LAN net tới Any không cần thiết. Trên tab LAN đặt Block ICMP từ LAN net tới Any; sau đó Pass TCP/UDP tới cổng đích 53 để dùng DNS và Pass TCP tới cổng đích 80, 443 để truy cập HTTP/HTTPS. Cổng nguồn thường để Any. Hai cổng web cần alias chứa 80 và 443 hoặc hai rule riêng, không dùng dải 80 đến 443 vì dải đó mở thêm nhiều cổng. Apply, xử lý state cũ và kiểm tra riêng ping, DNS và HTTPS.</w:t>
+      </w:r>
+    </w:p>
+    <w:p>
+      <w:pPr>
+        <w:rPr>
+          <w:b/>
+          <w:bCs/>
+          <w:sz w:val="26"/>
+          <w:szCs w:val="26"/>
+        </w:rPr>
+      </w:pPr>
+      <w:r>
+        <w:rPr>
+          <w:b/>
+          <w:bCs/>
+          <w:sz w:val="26"/>
+          <w:szCs w:val="26"/>
+        </w:rPr>
+        <w:t>5</w:t>
+      </w:r>
+      <w:r>
+        <w:rPr>
+          <w:b/>
+          <w:bCs/>
+          <w:sz w:val="26"/>
+          <w:szCs w:val="26"/>
+          <w:lang w:val="en-US"/>
+        </w:rPr>
+        <w:t>.</w:t>
+      </w:r>
+      <w:r>
+        <w:rPr>
+          <w:b/>
+          <w:bCs/>
+          <w:sz w:val="26"/>
+          <w:szCs w:val="26"/>
+        </w:rPr>
+        <w:t xml:space="preserve"> Logging của firewall trong xử lý sự cố</w:t>
+      </w:r>
+    </w:p>
+    <w:p>
+      <w:r>
+        <w:t>Logging giúp xác định thời gian, interface, nguồn, đích, giao thức/cổng và rule xử lý gói tin. Nhờ đó có thể phân biệt gói bị firewall chặn với lỗi định tuyến, DNS hoặc dịch vụ đích. Nên bật log trên các rule Block quan trọng, đối chiếu cùng thời điểm tạo lưu lượng và không bật log mọi gói một cách thiếu kiểm soát. Đây là câu trả lời lý thuyết, không phải minh chứng đã thực hiện tình huống logging.</w:t>
+      </w:r>
+    </w:p>
+    <w:p>
+      <w:pPr>
+        <w:rPr>
+          <w:b/>
+          <w:bCs/>
+          <w:sz w:val="26"/>
+          <w:szCs w:val="26"/>
+        </w:rPr>
+      </w:pPr>
+      <w:r>
+        <w:rPr>
+          <w:b/>
+          <w:bCs/>
+          <w:sz w:val="26"/>
+          <w:szCs w:val="26"/>
+        </w:rPr>
+        <w:t>6</w:t>
+      </w:r>
+      <w:r>
+        <w:rPr>
+          <w:b/>
+          <w:bCs/>
+          <w:sz w:val="26"/>
+          <w:szCs w:val="26"/>
+          <w:lang w:val="en-US"/>
+        </w:rPr>
+        <w:t>.</w:t>
+      </w:r>
+      <w:r>
+        <w:rPr>
+          <w:b/>
+          <w:bCs/>
+          <w:sz w:val="26"/>
+          <w:szCs w:val="26"/>
+        </w:rPr>
+        <w:t xml:space="preserve"> Biện pháp hardening cho mô hình</w:t>
+      </w:r>
+    </w:p>
+    <w:p>
+      <w:r>
+        <w:t>Thứ nhất, thay thông tin quản trị mặc định, dùng mật khẩu mạnh và giới hạn giao diện quản trị vào host hoặc mạng quản trị tin cậy. Chỉ tắt Anti-Lockout sau khi đã có rule quản trị thay thế và đường khôi phục console.</w:t>
+      </w:r>
+    </w:p>
+    <w:p>
+      <w:r>
+        <w:t>Thứ hai, áp dụng quyền tối thiểu: giảm rule Any, giới hạn rõ nguồn, đích, giao thức và cổng; chặn DMZ tới LAN trừ ngoại lệ nghiệp vụ được xác định. Kiểm tra cả IPv4 và IPv6 để tránh đường truy cập ngoài chính sách.</w:t>
+      </w:r>
+    </w:p>
+    <w:p>
+      <w:r>
+        <w:t>Thứ ba, theo dõi bản cập nhật bảo mật phù hợp, sao lưu cấu hình trước thay đổi và thử phục hồi. Không xem thông báo phiên bản trong ảnh của LAB là căn cứ về phiên bản an toàn hiện hành.</w:t>
+      </w:r>
+    </w:p>
     <w:sectPr>
-      <w:pgSz w:w="12240" w:h="15840"/>
-      <w:pgMar w:top="1440" w:right="1440" w:bottom="1440" w:left="1440" w:header="720" w:footer="720" w:gutter="0"/>
+      <w:footerReference w:type="default" r:id="rId31"/>
+      <w:pgSz w:w="11906" w:h="16838"/>
+      <w:pgMar w:top="964" w:right="1134" w:bottom="964" w:left="1134" w:header="454" w:footer="454" w:gutter="0"/>
       <w:cols w:space="720"/>
+      <w:titlePg/>
       <w:docGrid w:linePitch="360"/>
     </w:sectPr>
   </w:body>
 </w:document>
+</file>
+
+<file path=word/endnotes.xml><?xml version="1.0" encoding="utf-8"?>
+<w:endnotes xmlns:wpc="http://schemas.microsoft.com/office/word/2010/wordprocessingCanvas" xmlns:cx="http://schemas.microsoft.com/office/drawing/2014/chartex" xmlns:cx1="http://schemas.microsoft.com/office/drawing/2015/9/8/chartex" xmlns:cx2="http://schemas.microsoft.com/office/drawing/2015/10/21/chartex" xmlns:cx3="http://schemas.microsoft.com/office/drawing/2016/5/9/chartex" xmlns:cx4="http://schemas.microsoft.com/office/drawing/2016/5/10/chartex" xmlns:cx5="http://schemas.microsoft.com/office/drawing/2016/5/11/chartex" xmlns:cx6="http://schemas.microsoft.com/office/drawing/2016/5/12/chartex" xmlns:cx7="http://schemas.microsoft.com/office/drawing/2016/5/13/chartex" xmlns:cx8="http://schemas.microsoft.com/office/drawing/2016/5/14/chartex" xmlns:mc="http://schemas.openxmlformats.org/markup-compatibility/2006" xmlns:aink="http://schemas.microsoft.com/office/drawing/2016/ink" xmlns:am3d="http://schemas.microsoft.com/office/drawing/2017/model3d" xmlns:o="urn:schemas-microsoft-com:office:office" xmlns:oel="http://schemas.microsoft.com/office/2019/extlst" xmlns:r="http://schemas.openxmlformats.org/officeDocument/2006/relationships" xmlns:m="http://schemas.openxmlformats.org/officeDocument/2006/math" xmlns:v="urn:schemas-microsoft-com:vml" xmlns:wp14="http://schemas.microsoft.com/office/word/2010/wordprocessingDrawing" xmlns:wp="http://schemas.openxmlformats.org/drawingml/2006/wordprocessingDrawing" xmlns:w10="urn:schemas-microsoft-com:office:word" xmlns:w="http://schemas.openxmlformats.org/wordprocessingml/2006/main" xmlns:w14="http://schemas.microsoft.com/office/word/2010/wordml" xmlns:w15="http://schemas.microsoft.com/office/word/2012/wordml" xmlns:w16cex="http://schemas.microsoft.com/office/word/2018/wordml/cex" xmlns:w16cid="http://schemas.microsoft.com/office/word/2016/wordml/cid" xmlns:w16="http://schemas.microsoft.com/office/word/2018/wordml" xmlns:w16du="http://schemas.microsoft.com/office/word/2023/wordml/word16du" xmlns:w16sdtdh="http://schemas.microsoft.com/office/word/2020/wordml/sdtdatahash" xmlns:w16sdtfl="http://schemas.microsoft.com/office/word/2024/wordml/sdtformatlock" xmlns:w16se="http://schemas.microsoft.com/office/word/2015/wordml/symex" xmlns:wpg="http://schemas.microsoft.com/office/word/2010/wordprocessingGroup" xmlns:wpi="http://schemas.microsoft.com/office/word/2010/wordprocessingInk" xmlns:wne="http://schemas.microsoft.com/office/word/2006/wordml" xmlns:wps="http://schemas.microsoft.com/office/word/2010/wordprocessingShape" mc:Ignorable="w14 w15 w16se w16cid w16 w16cex w16sdtdh w16sdtfl w16du wp14">
+  <w:endnote w:type="separator" w:id="-1">
+    <w:p>
+      <w:pPr>
+        <w:spacing w:after="0" w:line="240" w:lineRule="auto"/>
+      </w:pPr>
+      <w:r>
+        <w:separator/>
+      </w:r>
+    </w:p>
+  </w:endnote>
+  <w:endnote w:type="continuationSeparator" w:id="0">
+    <w:p>
+      <w:pPr>
+        <w:spacing w:after="0" w:line="240" w:lineRule="auto"/>
+      </w:pPr>
+      <w:r>
+        <w:continuationSeparator/>
+      </w:r>
+    </w:p>
+  </w:endnote>
+</w:endnotes>
+</file>
+
+<file path=word/footer1.xml><?xml version="1.0" encoding="utf-8"?>
+<w:ftr xmlns:wpc="http://schemas.microsoft.com/office/word/2010/wordprocessingCanvas" xmlns:cx="http://schemas.microsoft.com/office/drawing/2014/chartex" xmlns:cx1="http://schemas.microsoft.com/office/drawing/2015/9/8/chartex" xmlns:cx2="http://schemas.microsoft.com/office/drawing/2015/10/21/chartex" xmlns:cx3="http://schemas.microsoft.com/office/drawing/2016/5/9/chartex" xmlns:cx4="http://schemas.microsoft.com/office/drawing/2016/5/10/chartex" xmlns:cx5="http://schemas.microsoft.com/office/drawing/2016/5/11/chartex" xmlns:cx6="http://schemas.microsoft.com/office/drawing/2016/5/12/chartex" xmlns:cx7="http://schemas.microsoft.com/office/drawing/2016/5/13/chartex" xmlns:cx8="http://schemas.microsoft.com/office/drawing/2016/5/14/chartex" xmlns:mc="http://schemas.openxmlformats.org/markup-compatibility/2006" xmlns:aink="http://schemas.microsoft.com/office/drawing/2016/ink" xmlns:am3d="http://schemas.microsoft.com/office/drawing/2017/model3d" xmlns:o="urn:schemas-microsoft-com:office:office" xmlns:oel="http://schemas.microsoft.com/office/2019/extlst" xmlns:r="http://schemas.openxmlformats.org/officeDocument/2006/relationships" xmlns:m="http://schemas.openxmlformats.org/officeDocument/2006/math" xmlns:v="urn:schemas-microsoft-com:vml" xmlns:wp14="http://schemas.microsoft.com/office/word/2010/wordprocessingDrawing" xmlns:wp="http://schemas.openxmlformats.org/drawingml/2006/wordprocessingDrawing" xmlns:w10="urn:schemas-microsoft-com:office:word" xmlns:w="http://schemas.openxmlformats.org/wordprocessingml/2006/main" xmlns:w14="http://schemas.microsoft.com/office/word/2010/wordml" xmlns:w15="http://schemas.microsoft.com/office/word/2012/wordml" xmlns:w16cex="http://schemas.microsoft.com/office/word/2018/wordml/cex" xmlns:w16cid="http://schemas.microsoft.com/office/word/2016/wordml/cid" xmlns:w16="http://schemas.microsoft.com/office/word/2018/wordml" xmlns:w16du="http://schemas.microsoft.com/office/word/2023/wordml/word16du" xmlns:w16sdtdh="http://schemas.microsoft.com/office/word/2020/wordml/sdtdatahash" xmlns:w16sdtfl="http://schemas.microsoft.com/office/word/2024/wordml/sdtformatlock" xmlns:w16se="http://schemas.microsoft.com/office/word/2015/wordml/symex" xmlns:wpg="http://schemas.microsoft.com/office/word/2010/wordprocessingGroup" xmlns:wpi="http://schemas.microsoft.com/office/word/2010/wordprocessingInk" xmlns:wne="http://schemas.microsoft.com/office/word/2006/wordml" xmlns:wps="http://schemas.microsoft.com/office/word/2010/wordprocessingShape" mc:Ignorable="w14 w15 w16se w16cid w16 w16cex w16sdtdh w16sdtfl w16du wp14">
+  <w:p>
+    <w:pPr>
+      <w:pStyle w:val="ReportFooter"/>
+      <w:tabs>
+        <w:tab w:val="right" w:pos="9638"/>
+      </w:tabs>
+    </w:pPr>
+  </w:p>
+</w:ftr>
+</file>
+
+<file path=word/footnotes.xml><?xml version="1.0" encoding="utf-8"?>
+<w:footnotes xmlns:wpc="http://schemas.microsoft.com/office/word/2010/wordprocessingCanvas" xmlns:cx="http://schemas.microsoft.com/office/drawing/2014/chartex" xmlns:cx1="http://schemas.microsoft.com/office/drawing/2015/9/8/chartex" xmlns:cx2="http://schemas.microsoft.com/office/drawing/2015/10/21/chartex" xmlns:cx3="http://schemas.microsoft.com/office/drawing/2016/5/9/chartex" xmlns:cx4="http://schemas.microsoft.com/office/drawing/2016/5/10/chartex" xmlns:cx5="http://schemas.microsoft.com/office/drawing/2016/5/11/chartex" xmlns:cx6="http://schemas.microsoft.com/office/drawing/2016/5/12/chartex" xmlns:cx7="http://schemas.microsoft.com/office/drawing/2016/5/13/chartex" xmlns:cx8="http://schemas.microsoft.com/office/drawing/2016/5/14/chartex" xmlns:mc="http://schemas.openxmlformats.org/markup-compatibility/2006" xmlns:aink="http://schemas.microsoft.com/office/drawing/2016/ink" xmlns:am3d="http://schemas.microsoft.com/office/drawing/2017/model3d" xmlns:o="urn:schemas-microsoft-com:office:office" xmlns:oel="http://schemas.microsoft.com/office/2019/extlst" xmlns:r="http://schemas.openxmlformats.org/officeDocument/2006/relationships" xmlns:m="http://schemas.openxmlformats.org/officeDocument/2006/math" xmlns:v="urn:schemas-microsoft-com:vml" xmlns:wp14="http://schemas.microsoft.com/office/word/2010/wordprocessingDrawing" xmlns:wp="http://schemas.openxmlformats.org/drawingml/2006/wordprocessingDrawing" xmlns:w10="urn:schemas-microsoft-com:office:word" xmlns:w="http://schemas.openxmlformats.org/wordprocessingml/2006/main" xmlns:w14="http://schemas.microsoft.com/office/word/2010/wordml" xmlns:w15="http://schemas.microsoft.com/office/word/2012/wordml" xmlns:w16cex="http://schemas.microsoft.com/office/word/2018/wordml/cex" xmlns:w16cid="http://schemas.microsoft.com/office/word/2016/wordml/cid" xmlns:w16="http://schemas.microsoft.com/office/word/2018/wordml" xmlns:w16du="http://schemas.microsoft.com/office/word/2023/wordml/word16du" xmlns:w16sdtdh="http://schemas.microsoft.com/office/word/2020/wordml/sdtdatahash" xmlns:w16sdtfl="http://schemas.microsoft.com/office/word/2024/wordml/sdtformatlock" xmlns:w16se="http://schemas.microsoft.com/office/word/2015/wordml/symex" xmlns:wpg="http://schemas.microsoft.com/office/word/2010/wordprocessingGroup" xmlns:wpi="http://schemas.microsoft.com/office/word/2010/wordprocessingInk" xmlns:wne="http://schemas.microsoft.com/office/word/2006/wordml" xmlns:wps="http://schemas.microsoft.com/office/word/2010/wordprocessingShape" mc:Ignorable="w14 w15 w16se w16cid w16 w16cex w16sdtdh w16sdtfl w16du wp14">
+  <w:footnote w:type="separator" w:id="-1">
+    <w:p>
+      <w:pPr>
+        <w:spacing w:after="0" w:line="240" w:lineRule="auto"/>
+      </w:pPr>
+      <w:r>
+        <w:separator/>
+      </w:r>
+    </w:p>
+  </w:footnote>
+  <w:footnote w:type="continuationSeparator" w:id="0">
+    <w:p>
+      <w:pPr>
+        <w:spacing w:after="0" w:line="240" w:lineRule="auto"/>
+      </w:pPr>
+      <w:r>
+        <w:continuationSeparator/>
+      </w:r>
+    </w:p>
+  </w:footnote>
+</w:footnotes>
 </file>
 
 <file path=word/styles.xml><?xml version="1.0" encoding="utf-8"?>
@@ -413,6 +5553,14 @@
   <w:style w:type="paragraph" w:default="1" w:styleId="Normal">
     <w:name w:val="Normal"/>
     <w:qFormat/>
+    <w:pPr>
+      <w:spacing w:after="120" w:line="276" w:lineRule="auto"/>
+    </w:pPr>
+    <w:rPr>
+      <w:rFonts w:ascii="Times New Roman" w:eastAsia="Times New Roman" w:hAnsi="Times New Roman" w:cs="Times New Roman"/>
+      <w:color w:val="000000"/>
+      <w:lang w:val="vi-VN"/>
+    </w:rPr>
   </w:style>
   <w:style w:type="paragraph" w:styleId="Heading1">
     <w:name w:val="heading 1"/>
@@ -425,13 +5573,12 @@
     <w:pPr>
       <w:keepNext/>
       <w:keepLines/>
-      <w:spacing w:before="360" w:after="80"/>
+      <w:spacing w:before="160"/>
       <w:outlineLvl w:val="0"/>
     </w:pPr>
     <w:rPr>
-      <w:rFonts w:asciiTheme="majorHAnsi" w:eastAsiaTheme="majorEastAsia" w:hAnsiTheme="majorHAnsi" w:cstheme="majorBidi"/>
-      <w:color w:val="0F4761" w:themeColor="accent1" w:themeShade="BF"/>
-      <w:sz w:val="40"/>
+      <w:b/>
+      <w:sz w:val="32"/>
       <w:szCs w:val="40"/>
     </w:rPr>
   </w:style>
@@ -448,13 +5595,12 @@
     <w:pPr>
       <w:keepNext/>
       <w:keepLines/>
-      <w:spacing w:before="160" w:after="80"/>
+      <w:spacing w:before="160"/>
       <w:outlineLvl w:val="1"/>
     </w:pPr>
     <w:rPr>
-      <w:rFonts w:asciiTheme="majorHAnsi" w:eastAsiaTheme="majorEastAsia" w:hAnsiTheme="majorHAnsi" w:cstheme="majorBidi"/>
-      <w:color w:val="0F4761" w:themeColor="accent1" w:themeShade="BF"/>
-      <w:sz w:val="32"/>
+      <w:b/>
+      <w:sz w:val="26"/>
       <w:szCs w:val="32"/>
     </w:rPr>
   </w:style>
@@ -616,7 +5762,6 @@
   <w:style w:type="character" w:default="1" w:styleId="DefaultParagraphFont">
     <w:name w:val="Default Paragraph Font"/>
     <w:uiPriority w:val="1"/>
-    <w:semiHidden/>
     <w:unhideWhenUsed/>
   </w:style>
   <w:style w:type="table" w:default="1" w:styleId="TableNormal">
@@ -768,14 +5913,14 @@
     <w:qFormat/>
     <w:rsid w:val="00BD0497"/>
     <w:pPr>
-      <w:spacing w:after="80" w:line="240" w:lineRule="auto"/>
+      <w:spacing w:before="160"/>
       <w:contextualSpacing/>
     </w:pPr>
     <w:rPr>
-      <w:rFonts w:asciiTheme="majorHAnsi" w:eastAsiaTheme="majorEastAsia" w:hAnsiTheme="majorHAnsi" w:cstheme="majorBidi"/>
+      <w:b/>
       <w:spacing w:val="-10"/>
       <w:kern w:val="28"/>
-      <w:sz w:val="56"/>
+      <w:sz w:val="44"/>
       <w:szCs w:val="56"/>
     </w:rPr>
   </w:style>
@@ -805,12 +5950,11 @@
       <w:numPr>
         <w:ilvl w:val="1"/>
       </w:numPr>
+      <w:spacing w:before="160"/>
     </w:pPr>
     <w:rPr>
-      <w:rFonts w:eastAsiaTheme="majorEastAsia" w:cstheme="majorBidi"/>
-      <w:color w:val="595959" w:themeColor="text1" w:themeTint="A6"/>
       <w:spacing w:val="15"/>
-      <w:sz w:val="28"/>
+      <w:sz w:val="30"/>
       <w:szCs w:val="28"/>
     </w:rPr>
   </w:style>
@@ -928,6 +6072,116 @@
       <w:smallCaps/>
       <w:color w:val="0F4761" w:themeColor="accent1" w:themeShade="BF"/>
       <w:spacing w:val="5"/>
+    </w:rPr>
+  </w:style>
+  <w:style w:type="paragraph" w:customStyle="1" w:styleId="Caption1">
+    <w:name w:val="Caption1"/>
+    <w:basedOn w:val="Normal"/>
+    <w:pPr>
+      <w:spacing w:line="252" w:lineRule="auto"/>
+    </w:pPr>
+    <w:rPr>
+      <w:i/>
+      <w:sz w:val="20"/>
+    </w:rPr>
+  </w:style>
+  <w:style w:type="paragraph" w:customStyle="1" w:styleId="ReportTable">
+    <w:name w:val="Report Table"/>
+    <w:basedOn w:val="Normal"/>
+    <w:pPr>
+      <w:spacing w:line="252" w:lineRule="auto"/>
+    </w:pPr>
+    <w:rPr>
+      <w:sz w:val="22"/>
+    </w:rPr>
+  </w:style>
+  <w:style w:type="paragraph" w:customStyle="1" w:styleId="ReportCode">
+    <w:name w:val="Report Code"/>
+    <w:basedOn w:val="Normal"/>
+    <w:pPr>
+      <w:spacing w:line="252" w:lineRule="auto"/>
+    </w:pPr>
+    <w:rPr>
+      <w:rFonts w:ascii="Consolas" w:hAnsi="Consolas"/>
+      <w:sz w:val="20"/>
+    </w:rPr>
+  </w:style>
+  <w:style w:type="paragraph" w:customStyle="1" w:styleId="ReportFooter">
+    <w:name w:val="Report Footer"/>
+    <w:basedOn w:val="Normal"/>
+    <w:pPr>
+      <w:spacing w:line="252" w:lineRule="auto"/>
+    </w:pPr>
+    <w:rPr>
+      <w:sz w:val="18"/>
+    </w:rPr>
+  </w:style>
+  <w:style w:type="paragraph" w:styleId="Header">
+    <w:name w:val="header"/>
+    <w:basedOn w:val="Normal"/>
+    <w:link w:val="HeaderChar"/>
+    <w:uiPriority w:val="99"/>
+    <w:unhideWhenUsed/>
+    <w:rsid w:val="00F70F4D"/>
+    <w:pPr>
+      <w:tabs>
+        <w:tab w:val="center" w:pos="4680"/>
+        <w:tab w:val="right" w:pos="9360"/>
+      </w:tabs>
+      <w:spacing w:after="0" w:line="240" w:lineRule="auto"/>
+    </w:pPr>
+  </w:style>
+  <w:style w:type="character" w:customStyle="1" w:styleId="HeaderChar">
+    <w:name w:val="Header Char"/>
+    <w:basedOn w:val="DefaultParagraphFont"/>
+    <w:link w:val="Header"/>
+    <w:uiPriority w:val="99"/>
+    <w:rsid w:val="00F70F4D"/>
+    <w:rPr>
+      <w:rFonts w:ascii="Times New Roman" w:eastAsia="Times New Roman" w:hAnsi="Times New Roman" w:cs="Times New Roman"/>
+      <w:color w:val="000000"/>
+      <w:lang w:val="vi-VN"/>
+    </w:rPr>
+  </w:style>
+  <w:style w:type="paragraph" w:styleId="Footer">
+    <w:name w:val="footer"/>
+    <w:basedOn w:val="Normal"/>
+    <w:link w:val="FooterChar"/>
+    <w:uiPriority w:val="99"/>
+    <w:unhideWhenUsed/>
+    <w:rsid w:val="00F70F4D"/>
+    <w:pPr>
+      <w:tabs>
+        <w:tab w:val="center" w:pos="4680"/>
+        <w:tab w:val="right" w:pos="9360"/>
+      </w:tabs>
+      <w:spacing w:after="0" w:line="240" w:lineRule="auto"/>
+    </w:pPr>
+  </w:style>
+  <w:style w:type="character" w:customStyle="1" w:styleId="FooterChar">
+    <w:name w:val="Footer Char"/>
+    <w:basedOn w:val="DefaultParagraphFont"/>
+    <w:link w:val="Footer"/>
+    <w:uiPriority w:val="99"/>
+    <w:rsid w:val="00F70F4D"/>
+    <w:rPr>
+      <w:rFonts w:ascii="Times New Roman" w:eastAsia="Times New Roman" w:hAnsi="Times New Roman" w:cs="Times New Roman"/>
+      <w:color w:val="000000"/>
+      <w:lang w:val="vi-VN"/>
+    </w:rPr>
+  </w:style>
+  <w:style w:type="paragraph" w:styleId="NoSpacing">
+    <w:name w:val="No Spacing"/>
+    <w:uiPriority w:val="1"/>
+    <w:qFormat/>
+    <w:rsid w:val="009A4BF8"/>
+    <w:pPr>
+      <w:spacing w:after="0" w:line="240" w:lineRule="auto"/>
+    </w:pPr>
+    <w:rPr>
+      <w:rFonts w:ascii="Times New Roman" w:eastAsia="Times New Roman" w:hAnsi="Times New Roman" w:cs="Times New Roman"/>
+      <w:color w:val="000000"/>
+      <w:lang w:val="vi-VN"/>
     </w:rPr>
   </w:style>
 </w:styles>
